--- a/Document/Template ปริญญานิพนธ์/04 บทที่ 1.docx
+++ b/Document/Template ปริญญานิพนธ์/04 บทที่ 1.docx
@@ -23,6 +23,7 @@
     <w:p>
       <w:pPr>
         <w:pStyle w:val="2"/>
+        <w:jc w:val="thaiDistribute"/>
       </w:pPr>
       <w:r>
         <w:rPr>
@@ -37,1923 +38,439 @@
           <w:cs/>
         </w:rPr>
         <w:tab/>
-      </w:r>
-      <w:r>
-        <w:rPr>
-          <w:cs/>
-        </w:rPr>
-        <w:t>ปัจจุบันทั่วโลกรวมถึงประเทศไทยได้ก้าวเข้าสู่</w:t>
-      </w:r>
-      <w:r>
-        <w:t xml:space="preserve"> </w:t>
-      </w:r>
-      <w:r>
-        <w:rPr>
-          <w:b/>
-          <w:bCs/>
-        </w:rPr>
-        <w:t>"</w:t>
-      </w:r>
-      <w:r>
-        <w:rPr>
-          <w:b/>
-          <w:bCs/>
-          <w:cs/>
-        </w:rPr>
-        <w:t>สังคมผู้สูงอายุอย่างสมบูรณ์" (</w:t>
-      </w:r>
-      <w:r>
-        <w:rPr>
-          <w:b/>
-          <w:bCs/>
-        </w:rPr>
-        <w:t>Aged Society)</w:t>
-      </w:r>
-      <w:r>
-        <w:t xml:space="preserve"> </w:t>
-      </w:r>
-      <w:r>
-        <w:rPr>
-          <w:cs/>
-        </w:rPr>
-        <w:t>อย่างเต็มรูปแบบ</w:t>
-      </w:r>
-      <w:r>
-        <w:t xml:space="preserve"> </w:t>
-      </w:r>
-      <w:r>
-        <w:rPr>
-          <w:cs/>
-        </w:rPr>
-        <w:t>และกำลังเปลี่ยนผ่านเข้าสู่สังคมผู้สูงอายุระดับสุดยอด</w:t>
-      </w:r>
-      <w:r>
-        <w:t xml:space="preserve"> (Super-Aged Society) </w:t>
-      </w:r>
-      <w:r>
-        <w:rPr>
-          <w:cs/>
-        </w:rPr>
-        <w:t>ในอนาคตอันใกล้</w:t>
-      </w:r>
-      <w:r>
-        <w:t xml:space="preserve"> </w:t>
-      </w:r>
-      <w:r>
-        <w:rPr>
-          <w:cs/>
-        </w:rPr>
-        <w:t>ส่งผลให้สัดส่วนประชากรผู้สูงวัยเพิ่มขึ้นอย่างรวดเร็ว</w:t>
-      </w:r>
-      <w:r>
-        <w:t xml:space="preserve"> </w:t>
-      </w:r>
-      <w:r>
-        <w:rPr>
-          <w:cs/>
-        </w:rPr>
-        <w:t>หนึ่งในอุบัติเหตุที่เป็นภัยคุกคามร้ายแรงที่สุดต่อสุขภาวะและชีวิตของผู้สูงอายุ</w:t>
-      </w:r>
-      <w:r>
-        <w:t xml:space="preserve"> </w:t>
-      </w:r>
-      <w:r>
-        <w:rPr>
-          <w:cs/>
-        </w:rPr>
-        <w:t>คือ</w:t>
-      </w:r>
-      <w:r>
-        <w:t xml:space="preserve"> </w:t>
-      </w:r>
-      <w:r>
-        <w:rPr>
-          <w:b/>
-          <w:bCs/>
-        </w:rPr>
-        <w:t>"</w:t>
-      </w:r>
-      <w:r>
-        <w:rPr>
-          <w:b/>
-          <w:bCs/>
-          <w:cs/>
-        </w:rPr>
-        <w:t>การหกล้ม" (</w:t>
-      </w:r>
-      <w:r>
-        <w:rPr>
-          <w:b/>
-          <w:bCs/>
-        </w:rPr>
-        <w:t>Falls)</w:t>
-      </w:r>
-      <w:r>
-        <w:t xml:space="preserve"> </w:t>
-      </w:r>
-      <w:r>
-        <w:rPr>
-          <w:cs/>
-        </w:rPr>
-        <w:t>จากรายงานขององค์การอนามัยโลก</w:t>
-      </w:r>
-      <w:r>
-        <w:t xml:space="preserve"> (WHO) </w:t>
-      </w:r>
-      <w:r>
-        <w:rPr>
-          <w:cs/>
-        </w:rPr>
-        <w:t>ระบุว่าการหกล้มเป็นสาเหตุอันดับที่</w:t>
-      </w:r>
-      <w:r>
-        <w:t xml:space="preserve"> 2 </w:t>
-      </w:r>
-      <w:r>
-        <w:rPr>
-          <w:cs/>
-        </w:rPr>
-        <w:t>ของการเสียชีวิตจากอุบัติเหตุโดยไม่เจตนาทั่วโลก</w:t>
-      </w:r>
-      <w:r>
-        <w:t xml:space="preserve"> </w:t>
-      </w:r>
-      <w:r>
-        <w:rPr>
-          <w:cs/>
-        </w:rPr>
-        <w:t>และในผู้สูงอายุที่มีอายุตั้งแต่</w:t>
-      </w:r>
-      <w:r>
-        <w:t xml:space="preserve"> 65 </w:t>
-      </w:r>
-      <w:r>
-        <w:rPr>
-          <w:cs/>
-        </w:rPr>
-        <w:t>ปีขึ้นไป</w:t>
-      </w:r>
-      <w:r>
-        <w:t xml:space="preserve"> </w:t>
-      </w:r>
-      <w:r>
-        <w:rPr>
-          <w:cs/>
-        </w:rPr>
-        <w:t>จะมีอัตราการหกล้มเฉลี่ยสูงถึง</w:t>
-      </w:r>
-      <w:r>
-        <w:t xml:space="preserve"> 1 </w:t>
-      </w:r>
-      <w:r>
-        <w:rPr>
-          <w:cs/>
-        </w:rPr>
-        <w:t>ใน</w:t>
-      </w:r>
-      <w:r>
-        <w:t xml:space="preserve"> 3 </w:t>
-      </w:r>
-      <w:r>
-        <w:rPr>
-          <w:cs/>
-        </w:rPr>
-        <w:t>คนต่อปี</w:t>
+        <w:t>ประเทศไทยกำลังก้าวเข้าสู่สังคมผู้สูงอายุโดยสมบูรณ์ ซึ่งทำให้สัดส่วนของประชากรผู้สูงอายุเพิ่มขึ้นอย่างต่อเนื่อง ปัญหาด้านสุขภาพและความปลอดภัยของผู้สูงอายุจึงกลายเป็นวาระแห่งชาติ ซึ่งการล้ม (</w:t>
+      </w:r>
+      <w:proofErr w:type="spellStart"/>
+      <w:r>
+        <w:rPr>
+          <w:cs/>
+        </w:rPr>
+        <w:t>Fall</w:t>
+      </w:r>
+      <w:proofErr w:type="spellEnd"/>
+      <w:r>
+        <w:rPr>
+          <w:cs/>
+        </w:rPr>
+        <w:t>) ถือเป็นสาเหตุหลักของการบาดเจ็บอย่างรุนแรงและเป็นภัยคุกคามต่อการดำรงชีวิตอิสระ โดยเฉพาะผู้ที่อาศัยอยู่ตามลำพัง ข้อมูลจากรายงานขององค์การอนามัยโลก (WHO) และกรมควบคุมโรคระบุว่า กว่า 1 ใน 3 ของผู้สูงอายุที่มีอายุ 60 ปีขึ้นไปมีความเสี่ยงต่อการหกล้มในแต่ละปี โดยส่วนใหญ่มีสาเหตุมาจากปัจจัยทางร่างกาย เช่น การทรงตัวไม่ดี กล้ามเนื้ออ่อนแรง และปัญหาด้านสายตา รวมถึงปัจจัยด้านสิ่งแวดล้อมในบ้าน เช่น พื้นลื่นหรือแสงสว่างไม่เพียงพอ แม้จะมีโครงการเชิงพฤติกรรมในชุมชนเพื่อป้องกันการล้ม แต่ยังขาดเทคโนโลยีที่ช่วยตรวจจับและแจ้งเตือนเหตุการณ์ล้มได้แบบอัตโนมัติและทันเวลา โดยทั่วไปเทคโนโลยีตรวจจับการล้มแบ่งออกเป็นหลายแนวทาง ได้แก่</w:t>
       </w:r>
     </w:p>
     <w:p>
+      <w:pPr>
+        <w:ind w:firstLine="1276"/>
+      </w:pPr>
       <w:r>
         <w:rPr>
           <w:cs/>
         </w:rPr>
         <w:tab/>
-      </w:r>
-      <w:r>
-        <w:rPr>
-          <w:cs/>
-        </w:rPr>
-        <w:t>อันตรายจากการหกล้มมิได้จำกัดอยู่เพียงแค่การบาดเจ็บทางกายภาพทันที</w:t>
-      </w:r>
-      <w:r>
-        <w:t xml:space="preserve"> </w:t>
-      </w:r>
-      <w:r>
-        <w:rPr>
-          <w:cs/>
-        </w:rPr>
-        <w:t>เช่น</w:t>
-      </w:r>
-      <w:r>
-        <w:t xml:space="preserve"> </w:t>
-      </w:r>
-      <w:r>
-        <w:rPr>
-          <w:cs/>
-        </w:rPr>
-        <w:t>กระดูกสะโพกหัก</w:t>
-      </w:r>
-      <w:r>
-        <w:t xml:space="preserve"> </w:t>
-      </w:r>
-      <w:r>
-        <w:rPr>
-          <w:cs/>
-        </w:rPr>
-        <w:t>หรือการกระทบกระเทือนของกะโหลกศีรษะเท่านั้น</w:t>
-      </w:r>
-      <w:r>
-        <w:t xml:space="preserve"> </w:t>
-      </w:r>
-      <w:r>
-        <w:rPr>
-          <w:cs/>
-        </w:rPr>
-        <w:t>แต่ผลกระทบที่รุนแรงและนำไปสู่อัตราการเสียชีวิตสูง</w:t>
-      </w:r>
-      <w:r>
-        <w:t xml:space="preserve"> </w:t>
-      </w:r>
-      <w:r>
-        <w:rPr>
-          <w:cs/>
-        </w:rPr>
-        <w:t>คือ</w:t>
-      </w:r>
-      <w:r>
-        <w:t xml:space="preserve"> </w:t>
-      </w:r>
-      <w:r>
-        <w:rPr>
-          <w:b/>
-          <w:bCs/>
-        </w:rPr>
-        <w:t>"</w:t>
-      </w:r>
-      <w:r>
-        <w:rPr>
-          <w:b/>
-          <w:bCs/>
-          <w:cs/>
-        </w:rPr>
-        <w:t>ภาวะการนอนค้างบนพื้นเป็นเวลานาน" (</w:t>
-      </w:r>
-      <w:r>
-        <w:rPr>
-          <w:b/>
-          <w:bCs/>
-        </w:rPr>
-        <w:t>Long Lie Syndrome)</w:t>
-      </w:r>
-      <w:r>
-        <w:t xml:space="preserve"> </w:t>
-      </w:r>
-      <w:r>
-        <w:rPr>
-          <w:cs/>
-        </w:rPr>
-        <w:t>ซึ่งเกิดขึ้นเมื่อผู้สูงอายุประสบอุบัติเหตุหกล้มขณะอยู่ตามลำพังแล้วหมดสติหรือได้รับบาดเจ็บจนไม่สามารถขยับตัวลุกขึ้นไปขอความช่วยเหลือได้</w:t>
-      </w:r>
-      <w:r>
-        <w:t xml:space="preserve"> </w:t>
-      </w:r>
-      <w:r>
-        <w:rPr>
-          <w:cs/>
-        </w:rPr>
-        <w:t>หากผู้ประสบเหตุต้องนอนค้างอยู่บนพื้นนานเกินกว่า</w:t>
-      </w:r>
-      <w:r>
-        <w:t xml:space="preserve"> 1 </w:t>
-      </w:r>
-      <w:r>
-        <w:rPr>
-          <w:cs/>
-        </w:rPr>
-        <w:t>ชั่วโมง</w:t>
-      </w:r>
-      <w:r>
-        <w:t xml:space="preserve"> </w:t>
-      </w:r>
-      <w:r>
-        <w:rPr>
-          <w:cs/>
-        </w:rPr>
-        <w:t>จะส่งผลให้เกิดภาวะแทรกซ้อนวิกฤต</w:t>
-      </w:r>
-      <w:r>
-        <w:t xml:space="preserve"> </w:t>
-      </w:r>
-      <w:r>
-        <w:rPr>
-          <w:cs/>
-        </w:rPr>
-        <w:t>ได้แก่</w:t>
-      </w:r>
-      <w:r>
-        <w:t xml:space="preserve"> </w:t>
-      </w:r>
-      <w:r>
-        <w:rPr>
-          <w:cs/>
-        </w:rPr>
-        <w:t>ภาวะกล้ามเนื้อลายสลาย</w:t>
-      </w:r>
-      <w:r>
-        <w:t xml:space="preserve"> (Rhabdomyolysis), </w:t>
-      </w:r>
-      <w:r>
-        <w:rPr>
-          <w:cs/>
-        </w:rPr>
-        <w:t>ภาวะไตวายเฉียบพลัน</w:t>
-      </w:r>
-      <w:r>
-        <w:t xml:space="preserve">, </w:t>
-      </w:r>
-      <w:r>
-        <w:rPr>
-          <w:cs/>
-        </w:rPr>
-        <w:t>ภาวะขาดน้ำและอุณหภูมิกายต่ำ</w:t>
-      </w:r>
-      <w:r>
-        <w:t xml:space="preserve"> (Hypothermia), </w:t>
-      </w:r>
-      <w:r>
-        <w:rPr>
-          <w:cs/>
-        </w:rPr>
-        <w:t>แผลกดทับ</w:t>
-      </w:r>
-      <w:r>
-        <w:t xml:space="preserve"> </w:t>
-      </w:r>
-      <w:r>
-        <w:rPr>
-          <w:cs/>
-        </w:rPr>
-        <w:t>และภาวะติดเชื้อในกระแสเลือด</w:t>
-      </w:r>
-      <w:r>
-        <w:t xml:space="preserve"> </w:t>
-      </w:r>
-      <w:r>
-        <w:rPr>
-          <w:cs/>
-        </w:rPr>
-        <w:t>ซึ่งมีโอกาสเสียชีวิตสูงถึงร้อยละ</w:t>
-      </w:r>
-      <w:r>
-        <w:t xml:space="preserve"> 50 </w:t>
-      </w:r>
-      <w:r>
-        <w:rPr>
-          <w:cs/>
-        </w:rPr>
-        <w:t>ภายในระยะเวลา</w:t>
-      </w:r>
-      <w:r>
-        <w:t xml:space="preserve"> 6 </w:t>
-      </w:r>
-      <w:r>
-        <w:rPr>
-          <w:cs/>
-        </w:rPr>
-        <w:t>เดือนหลังเกิดเหตุ</w:t>
-      </w:r>
-      <w:r>
-        <w:t xml:space="preserve"> </w:t>
-      </w:r>
-      <w:r>
-        <w:rPr>
-          <w:cs/>
-        </w:rPr>
-        <w:t>ดังนั้น</w:t>
-      </w:r>
-      <w:r>
-        <w:t xml:space="preserve"> </w:t>
-      </w:r>
-      <w:r>
-        <w:rPr>
-          <w:cs/>
-        </w:rPr>
-        <w:t>ความรวดเร็วในการตรวจพบเหตุการณ์และส่งสัญญาณขอความช่วยเหลือฉุกเฉินอย่างทันท่วงที</w:t>
-      </w:r>
-      <w:r>
-        <w:t xml:space="preserve"> </w:t>
-      </w:r>
-      <w:r>
-        <w:rPr>
-          <w:cs/>
-        </w:rPr>
-        <w:t>จึงเป็นปัจจัยชี้ขาดต่อการรอดชีวิตของผู้สูงอายุ</w:t>
+        <w:t>1) สมาร์ตโฟน (</w:t>
+      </w:r>
+      <w:proofErr w:type="spellStart"/>
+      <w:r>
+        <w:rPr>
+          <w:cs/>
+        </w:rPr>
+        <w:t>Smartphone</w:t>
+      </w:r>
+      <w:proofErr w:type="spellEnd"/>
+      <w:r>
+        <w:rPr>
+          <w:cs/>
+        </w:rPr>
+        <w:t>-</w:t>
+      </w:r>
+      <w:proofErr w:type="spellStart"/>
+      <w:r>
+        <w:rPr>
+          <w:cs/>
+        </w:rPr>
+        <w:t>based</w:t>
+      </w:r>
+      <w:proofErr w:type="spellEnd"/>
+      <w:r>
+        <w:rPr>
+          <w:cs/>
+        </w:rPr>
+        <w:t>) ใช้เซนเซอร์ภายในโทรศัพท์มือถือเพื่อวิเคราะห์การเคลื่อนไหวและการล้ม</w:t>
       </w:r>
     </w:p>
     <w:p>
+      <w:pPr>
+        <w:ind w:firstLine="1276"/>
+      </w:pPr>
       <w:r>
         <w:rPr>
           <w:cs/>
         </w:rPr>
         <w:tab/>
-      </w:r>
-      <w:r>
-        <w:rPr>
-          <w:cs/>
-        </w:rPr>
-        <w:t>ในปัจจุบัน</w:t>
-      </w:r>
-      <w:r>
-        <w:t xml:space="preserve"> </w:t>
-      </w:r>
-      <w:r>
-        <w:rPr>
-          <w:cs/>
-        </w:rPr>
-        <w:t>แม้จะมีการพัฒนาระบบตรวจจับการหกล้มขึ้นมาหลากหลายรูปแบบ</w:t>
-      </w:r>
-      <w:r>
-        <w:t xml:space="preserve"> </w:t>
-      </w:r>
-      <w:r>
-        <w:rPr>
-          <w:cs/>
-        </w:rPr>
-        <w:t>แต่ยังคงเผชิญกับข้อจำกัดเชิงวิศวกรรมและการนำไปใช้งานจริงอย่างมีนัยสำคัญ</w:t>
-      </w:r>
-      <w:r>
-        <w:t xml:space="preserve"> </w:t>
-      </w:r>
-      <w:r>
-        <w:rPr>
-          <w:cs/>
-        </w:rPr>
-        <w:t>ได้แก่:</w:t>
+        <w:t>2) อุปกรณ์สวมใส่ (</w:t>
+      </w:r>
+      <w:proofErr w:type="spellStart"/>
+      <w:r>
+        <w:rPr>
+          <w:cs/>
+        </w:rPr>
+        <w:t>Wearable</w:t>
+      </w:r>
+      <w:proofErr w:type="spellEnd"/>
+      <w:r>
+        <w:rPr>
+          <w:cs/>
+        </w:rPr>
+        <w:t>-</w:t>
+      </w:r>
+      <w:proofErr w:type="spellStart"/>
+      <w:r>
+        <w:rPr>
+          <w:cs/>
+        </w:rPr>
+        <w:t>based</w:t>
+      </w:r>
+      <w:proofErr w:type="spellEnd"/>
+      <w:r>
+        <w:rPr>
+          <w:cs/>
+        </w:rPr>
+        <w:t>) ใช้มาตรวัดความเร่ง (</w:t>
+      </w:r>
+      <w:proofErr w:type="spellStart"/>
+      <w:r>
+        <w:rPr>
+          <w:cs/>
+        </w:rPr>
+        <w:t>Accelerometer</w:t>
+      </w:r>
+      <w:proofErr w:type="spellEnd"/>
+      <w:r>
+        <w:rPr>
+          <w:cs/>
+        </w:rPr>
+        <w:t>) และไจโรสโคป (</w:t>
+      </w:r>
+      <w:proofErr w:type="spellStart"/>
+      <w:r>
+        <w:rPr>
+          <w:cs/>
+        </w:rPr>
+        <w:t>Gyroscope</w:t>
+      </w:r>
+      <w:proofErr w:type="spellEnd"/>
+      <w:r>
+        <w:rPr>
+          <w:cs/>
+        </w:rPr>
+        <w:t xml:space="preserve">) ในโมดูลเซนเซอร์วัดความเฉื่อย (IMU </w:t>
+      </w:r>
+      <w:proofErr w:type="spellStart"/>
+      <w:r>
+        <w:rPr>
+          <w:cs/>
+        </w:rPr>
+        <w:t>Sensor</w:t>
+      </w:r>
+      <w:proofErr w:type="spellEnd"/>
+      <w:r>
+        <w:rPr>
+          <w:cs/>
+        </w:rPr>
+        <w:t>) สำหรับจำแนกท่าทาง</w:t>
       </w:r>
     </w:p>
     <w:p>
       <w:pPr>
-        <w:numPr>
-          <w:ilvl w:val="0"/>
-          <w:numId w:val="33"/>
-        </w:numPr>
-      </w:pPr>
-      <w:r>
-        <w:rPr>
-          <w:b/>
-          <w:bCs/>
-          <w:cs/>
-        </w:rPr>
-        <w:t>ระบบตรวจจับด้วยภาพผ่านกล้อง (</w:t>
-      </w:r>
-      <w:r>
-        <w:rPr>
-          <w:b/>
-          <w:bCs/>
-        </w:rPr>
-        <w:t>Vision-Based Systems):</w:t>
-      </w:r>
-      <w:r>
+        <w:ind w:firstLine="1419"/>
+      </w:pPr>
+      <w:r>
+        <w:rPr>
+          <w:cs/>
+        </w:rPr>
+        <w:tab/>
+        <w:t>3) ระบบอินเทอร์เน็ตของสรรพสิ่ง (</w:t>
+      </w:r>
+      <w:proofErr w:type="spellStart"/>
+      <w:r>
+        <w:rPr>
+          <w:cs/>
+        </w:rPr>
+        <w:t>IoT</w:t>
+      </w:r>
+      <w:proofErr w:type="spellEnd"/>
+      <w:r>
+        <w:rPr>
+          <w:cs/>
+        </w:rPr>
+        <w:t xml:space="preserve"> Systems) ใช้การเชื่อมต่ออินเทอร์เน็ตเพื่อส่งสัญญาณแจ้งเตือน อย่างไรก็ตาม ระบบตรวจจับการล้มที่กล่าวมามักมีข้อจำกัดด้านต้นทุนที่สูงและต้องพึ่งพาการประมวลผลบนคลาว</w:t>
+      </w:r>
+      <w:proofErr w:type="spellStart"/>
+      <w:r>
+        <w:rPr>
+          <w:cs/>
+        </w:rPr>
+        <w:t>ด์</w:t>
+      </w:r>
+      <w:proofErr w:type="spellEnd"/>
+      <w:r>
+        <w:rPr>
+          <w:cs/>
+        </w:rPr>
+        <w:t xml:space="preserve"> (</w:t>
+      </w:r>
+      <w:proofErr w:type="spellStart"/>
+      <w:r>
+        <w:rPr>
+          <w:cs/>
+        </w:rPr>
+        <w:t>Cloud</w:t>
+      </w:r>
+      <w:proofErr w:type="spellEnd"/>
+      <w:r>
+        <w:rPr>
+          <w:cs/>
+        </w:rPr>
         <w:t xml:space="preserve"> </w:t>
       </w:r>
-      <w:r>
-        <w:rPr>
-          <w:cs/>
-        </w:rPr>
-        <w:t>แม้จะมีความแม่นยำสูง</w:t>
-      </w:r>
-      <w:r>
-        <w:t xml:space="preserve"> </w:t>
-      </w:r>
-      <w:r>
-        <w:rPr>
-          <w:cs/>
-        </w:rPr>
-        <w:t>แต่มีปัญหาด้าน</w:t>
-      </w:r>
-      <w:r>
-        <w:t xml:space="preserve"> </w:t>
-      </w:r>
-      <w:r>
-        <w:rPr>
-          <w:b/>
-          <w:bCs/>
-        </w:rPr>
-        <w:t>"</w:t>
-      </w:r>
-      <w:r>
-        <w:rPr>
-          <w:b/>
-          <w:bCs/>
-          <w:cs/>
-        </w:rPr>
-        <w:t>การละเมิดความเป็นส่วนตัวอย่างรุนแรง" (</w:t>
-      </w:r>
-      <w:r>
-        <w:rPr>
-          <w:b/>
-          <w:bCs/>
-        </w:rPr>
-        <w:t>Severe Privacy Violation)</w:t>
-      </w:r>
-      <w:r>
-        <w:t xml:space="preserve"> </w:t>
-      </w:r>
-      <w:r>
-        <w:rPr>
-          <w:cs/>
-        </w:rPr>
-        <w:t>ทำให้ผู้สูงอายุและครอบครัวปฏิเสธการติดตั้งกล้องในพื้นที่ส่วนตัว</w:t>
-      </w:r>
-      <w:r>
-        <w:t xml:space="preserve"> </w:t>
-      </w:r>
-      <w:r>
-        <w:rPr>
-          <w:cs/>
-        </w:rPr>
-        <w:t>เช่น</w:t>
-      </w:r>
-      <w:r>
-        <w:t xml:space="preserve"> </w:t>
-      </w:r>
-      <w:r>
-        <w:rPr>
-          <w:b/>
-          <w:bCs/>
-          <w:cs/>
-        </w:rPr>
-        <w:t>ห้องน้ำและห้องนอน</w:t>
-      </w:r>
-      <w:r>
-        <w:t xml:space="preserve"> </w:t>
-      </w:r>
-      <w:r>
-        <w:rPr>
-          <w:cs/>
-        </w:rPr>
-        <w:t>ทั้ง</w:t>
-      </w:r>
-      <w:r>
-        <w:t xml:space="preserve"> </w:t>
-      </w:r>
-      <w:r>
-        <w:rPr>
-          <w:cs/>
-        </w:rPr>
-        <w:t>ๆ</w:t>
-      </w:r>
-      <w:r>
-        <w:t xml:space="preserve"> </w:t>
-      </w:r>
-      <w:r>
-        <w:rPr>
-          <w:cs/>
-        </w:rPr>
-        <w:t>ที่ตามสถิติทางการแพทย์ระบุว่า</w:t>
-      </w:r>
-      <w:r>
-        <w:t xml:space="preserve"> </w:t>
-      </w:r>
-      <w:r>
-        <w:rPr>
-          <w:b/>
-          <w:bCs/>
-          <w:cs/>
-        </w:rPr>
-        <w:t xml:space="preserve">กว่าร้อยละ </w:t>
-      </w:r>
-      <w:r>
-        <w:rPr>
-          <w:b/>
-          <w:bCs/>
-        </w:rPr>
-        <w:t xml:space="preserve">60–70 </w:t>
-      </w:r>
-      <w:r>
-        <w:rPr>
-          <w:b/>
-          <w:bCs/>
-          <w:cs/>
-        </w:rPr>
-        <w:t>ของการหกล้มในบ้านเกิดขึ้นภายในห้องน้ำและบริเวณข้างเตียงนอน</w:t>
-      </w:r>
-      <w:r>
-        <w:t xml:space="preserve"> </w:t>
-      </w:r>
-      <w:r>
-        <w:rPr>
-          <w:cs/>
-        </w:rPr>
-        <w:t>อีกทั้งกล้องยังมีจุดบอดจากสิ่งกีดขวางและไม่สามารถทำงานได้ในเวลากลางคืนที่มีความมืดสนิท</w:t>
+      <w:proofErr w:type="spellStart"/>
+      <w:r>
+        <w:rPr>
+          <w:cs/>
+        </w:rPr>
+        <w:t>Computing</w:t>
+      </w:r>
+      <w:proofErr w:type="spellEnd"/>
+      <w:r>
+        <w:rPr>
+          <w:cs/>
+        </w:rPr>
+        <w:t>) ซึ่งอาจส่งผลให้เกิดความหน่วง (</w:t>
+      </w:r>
+      <w:proofErr w:type="spellStart"/>
+      <w:r>
+        <w:rPr>
+          <w:cs/>
+        </w:rPr>
+        <w:t>Latency</w:t>
+      </w:r>
+      <w:proofErr w:type="spellEnd"/>
+      <w:r>
+        <w:rPr>
+          <w:cs/>
+        </w:rPr>
+        <w:t>) ที่ไม่เหมาะสมต่อการแจ้งเตือนเหตุฉุกเฉิน และไม่เอื้อต่อการใช้งานในกลุ่มผู้สูงอายุในพื้นที่ชนบท โครงงานนี้จึงมุ่งพัฒนาอุปกรณ์ตรวจจับการล้มต้นทุนต่ำ โดยใช้ไมโครคอนโทรลเลอร์ขนาดเล็ก (ESP32) ที่สามารถฝังแบบจำลองปัญญาประดิษฐ์ขนาดเล็ก (</w:t>
+      </w:r>
+      <w:proofErr w:type="spellStart"/>
+      <w:r>
+        <w:rPr>
+          <w:cs/>
+        </w:rPr>
+        <w:t>TinyML</w:t>
+      </w:r>
+      <w:proofErr w:type="spellEnd"/>
+      <w:r>
+        <w:rPr>
+          <w:cs/>
+        </w:rPr>
+        <w:t>) เพื่อประมวลผลในตัวอุปกรณ์แบบออฟไลน์</w:t>
       </w:r>
     </w:p>
     <w:p>
       <w:pPr>
-        <w:numPr>
-          <w:ilvl w:val="0"/>
-          <w:numId w:val="33"/>
-        </w:numPr>
-      </w:pPr>
-      <w:r>
-        <w:rPr>
-          <w:b/>
-          <w:bCs/>
-          <w:cs/>
-        </w:rPr>
-        <w:t>ระบบเรดาร์คลื่นมิลลิเมตรไร้สัมผัส (</w:t>
-      </w:r>
-      <w:r>
-        <w:rPr>
-          <w:b/>
-          <w:bCs/>
-        </w:rPr>
-        <w:t>Contactless mmWave Radar):</w:t>
-      </w:r>
-      <w:r>
+        <w:ind w:firstLine="1419"/>
+      </w:pPr>
+      <w:r>
+        <w:rPr>
+          <w:cs/>
+        </w:rPr>
+        <w:tab/>
+        <w:t>ระบบอาศัยการเรียนรู้ของเครื่อง (</w:t>
+      </w:r>
+      <w:proofErr w:type="spellStart"/>
+      <w:r>
+        <w:rPr>
+          <w:cs/>
+        </w:rPr>
+        <w:t>Machine</w:t>
+      </w:r>
+      <w:proofErr w:type="spellEnd"/>
+      <w:r>
+        <w:rPr>
+          <w:cs/>
+        </w:rPr>
         <w:t xml:space="preserve"> </w:t>
       </w:r>
-      <w:r>
-        <w:rPr>
-          <w:cs/>
-        </w:rPr>
-        <w:t>แม้จะรักษาความเป็นส่วนตัวได้ดี</w:t>
-      </w:r>
-      <w:r>
+      <w:proofErr w:type="spellStart"/>
+      <w:r>
+        <w:rPr>
+          <w:cs/>
+        </w:rPr>
+        <w:t>Learning</w:t>
+      </w:r>
+      <w:proofErr w:type="spellEnd"/>
+      <w:r>
+        <w:rPr>
+          <w:cs/>
+        </w:rPr>
+        <w:t>) เพื่อจำแนกพฤติกรรมการเคลื่อนไหวจากข้อมูลเซนเซอร์ IMU ซึ่งเป็นรากฐานสำคัญของเทคนิคปัญญาประดิษฐ์ฝังตัว (</w:t>
+      </w:r>
+      <w:proofErr w:type="spellStart"/>
+      <w:r>
+        <w:rPr>
+          <w:cs/>
+        </w:rPr>
+        <w:t>Embedded</w:t>
+      </w:r>
+      <w:proofErr w:type="spellEnd"/>
+      <w:r>
+        <w:rPr>
+          <w:cs/>
+        </w:rPr>
+        <w:t xml:space="preserve"> AI) ที่โครงงานนี้นำมาประยุกต์ใช้ นอกจากนี้ เพื่อให้เกิดการตอบสนองอย่างรวดเร็ว โครงงานยังได้บูรณาการกลไกการส่งสัญญาณแจ้งเตือนเฉพาะพื้นที่ (</w:t>
+      </w:r>
+      <w:proofErr w:type="spellStart"/>
+      <w:r>
+        <w:rPr>
+          <w:cs/>
+        </w:rPr>
+        <w:t>Acoustic</w:t>
+      </w:r>
+      <w:proofErr w:type="spellEnd"/>
+      <w:r>
+        <w:rPr>
+          <w:cs/>
+        </w:rPr>
+        <w:t xml:space="preserve"> &amp; BLE </w:t>
+      </w:r>
+      <w:proofErr w:type="spellStart"/>
+      <w:r>
+        <w:rPr>
+          <w:cs/>
+        </w:rPr>
+        <w:t>Beacon</w:t>
+      </w:r>
+      <w:proofErr w:type="spellEnd"/>
+      <w:r>
+        <w:rPr>
+          <w:cs/>
+        </w:rPr>
+        <w:t>) ระบบระบุพิกัดแบบผสมผสาน และกลยุทธ์ฐานข้อมูลแบบผสมผสาน (</w:t>
+      </w:r>
+      <w:proofErr w:type="spellStart"/>
+      <w:r>
+        <w:rPr>
+          <w:cs/>
+        </w:rPr>
+        <w:t>Hybrid</w:t>
+      </w:r>
+      <w:proofErr w:type="spellEnd"/>
+      <w:r>
+        <w:rPr>
+          <w:cs/>
+        </w:rPr>
         <w:t xml:space="preserve"> </w:t>
       </w:r>
-      <w:r>
-        <w:rPr>
-          <w:cs/>
-        </w:rPr>
-        <w:t>แต่มี</w:t>
-      </w:r>
-      <w:r>
-        <w:t xml:space="preserve"> </w:t>
-      </w:r>
-      <w:r>
-        <w:rPr>
-          <w:b/>
-          <w:bCs/>
-        </w:rPr>
-        <w:t>"</w:t>
-      </w:r>
-      <w:r>
-        <w:rPr>
-          <w:b/>
-          <w:bCs/>
-          <w:cs/>
-        </w:rPr>
-        <w:t>ขอบเขตการทำงานจำกัดเฉพาะในห้องที่ติดตั้ง" (</w:t>
-      </w:r>
-      <w:r>
-        <w:rPr>
-          <w:b/>
-          <w:bCs/>
-        </w:rPr>
-        <w:t>Fixed Indoor Only)</w:t>
-      </w:r>
-      <w:r>
-        <w:t xml:space="preserve"> </w:t>
-      </w:r>
-      <w:r>
-        <w:rPr>
-          <w:cs/>
-        </w:rPr>
-        <w:t>ในรัศมีเพียง</w:t>
-      </w:r>
-      <w:r>
-        <w:t xml:space="preserve"> 4–6 </w:t>
-      </w:r>
-      <w:r>
-        <w:rPr>
-          <w:cs/>
-        </w:rPr>
-        <w:t>เมตร</w:t>
-      </w:r>
-      <w:r>
-        <w:t xml:space="preserve"> </w:t>
-      </w:r>
-      <w:r>
-        <w:rPr>
-          <w:cs/>
-        </w:rPr>
-        <w:t>หากผู้สูงอายุเดินออกนอกพื้นที่</w:t>
-      </w:r>
-      <w:r>
-        <w:t xml:space="preserve"> </w:t>
-      </w:r>
-      <w:r>
-        <w:rPr>
-          <w:cs/>
-        </w:rPr>
-        <w:t>เช่น</w:t>
-      </w:r>
-      <w:r>
-        <w:t xml:space="preserve"> </w:t>
-      </w:r>
-      <w:r>
-        <w:rPr>
-          <w:cs/>
-        </w:rPr>
-        <w:t>ทางเดิน</w:t>
-      </w:r>
-      <w:r>
-        <w:t xml:space="preserve"> </w:t>
-      </w:r>
-      <w:r>
-        <w:rPr>
-          <w:cs/>
-        </w:rPr>
-        <w:t>สวนหน้าบ้าน</w:t>
-      </w:r>
-      <w:r>
-        <w:t xml:space="preserve"> </w:t>
-      </w:r>
-      <w:r>
-        <w:rPr>
-          <w:cs/>
-        </w:rPr>
-        <w:t>หรือออกไปตลาด</w:t>
-      </w:r>
-      <w:r>
-        <w:t xml:space="preserve"> </w:t>
-      </w:r>
-      <w:r>
-        <w:rPr>
-          <w:cs/>
-        </w:rPr>
-        <w:t>จะไม่สามารถคุ้มครองได้เลย</w:t>
-      </w:r>
-      <w:r>
-        <w:t xml:space="preserve"> </w:t>
-      </w:r>
-      <w:r>
-        <w:rPr>
-          <w:cs/>
-        </w:rPr>
-        <w:t>และค่าใช้จ่ายในการติดตั้งอุปกรณ์ให้ครอบคลุมทุกห้องในบ้านมีราคาสูงหลายหมื่นบาท</w:t>
+      <w:proofErr w:type="spellStart"/>
+      <w:r>
+        <w:rPr>
+          <w:cs/>
+        </w:rPr>
+        <w:t>Database</w:t>
+      </w:r>
+      <w:proofErr w:type="spellEnd"/>
+      <w:r>
+        <w:rPr>
+          <w:cs/>
+        </w:rPr>
+        <w:t>) เพื่อจัดการข้อมูลผู้ใช้อย่างมีประสิทธิภาพ</w:t>
       </w:r>
     </w:p>
     <w:p>
-      <w:pPr>
-        <w:numPr>
-          <w:ilvl w:val="0"/>
-          <w:numId w:val="33"/>
-        </w:numPr>
-      </w:pPr>
-      <w:r>
-        <w:rPr>
-          <w:b/>
-          <w:bCs/>
-          <w:cs/>
-        </w:rPr>
-        <w:t>อุปกรณ์สวมใส่ในเชิงพาณิชย์ทั่วไป (</w:t>
-      </w:r>
-      <w:r>
-        <w:rPr>
-          <w:b/>
-          <w:bCs/>
-        </w:rPr>
-        <w:t>Commercial Wearables / Smartwatches):</w:t>
-      </w:r>
-      <w:r>
+      <w:r>
+        <w:rPr>
+          <w:cs/>
+        </w:rPr>
+        <w:tab/>
+        <w:t>ดังนั้น โครงงานนี้จึงมีความสำคัญในการสร้างนวัตกรรมต้นทุนต่ำที่สามารถช่วยลดความเสี่ยงและยกระดับคุณภาพชีวิตของผู้สูงอายุ รวมทั้งต่อยอดเป็นต้นแบบเทคโนโลยีด้านการดูแลสุขภาพอัจฉริยะสำหรับสังคมผู้สูงอายุ (</w:t>
+      </w:r>
+      <w:proofErr w:type="spellStart"/>
+      <w:r>
+        <w:rPr>
+          <w:cs/>
+        </w:rPr>
+        <w:t>Smart</w:t>
+      </w:r>
+      <w:proofErr w:type="spellEnd"/>
+      <w:r>
+        <w:rPr>
+          <w:cs/>
+        </w:rPr>
+        <w:t xml:space="preserve"> Healthcare </w:t>
+      </w:r>
+      <w:proofErr w:type="spellStart"/>
+      <w:r>
+        <w:rPr>
+          <w:cs/>
+        </w:rPr>
+        <w:t>for</w:t>
+      </w:r>
+      <w:proofErr w:type="spellEnd"/>
+      <w:r>
+        <w:rPr>
+          <w:cs/>
+        </w:rPr>
         <w:t xml:space="preserve"> </w:t>
       </w:r>
-      <w:r>
-        <w:rPr>
-          <w:cs/>
-        </w:rPr>
-        <w:t>ส่วนใหญ่เป็นนาฬิกาสมาร์ทวอทช์ที่มี</w:t>
-      </w:r>
-      <w:r>
+      <w:proofErr w:type="spellStart"/>
+      <w:r>
+        <w:rPr>
+          <w:cs/>
+        </w:rPr>
+        <w:t>Aging</w:t>
+      </w:r>
+      <w:proofErr w:type="spellEnd"/>
+      <w:r>
+        <w:rPr>
+          <w:cs/>
+        </w:rPr>
         <w:t xml:space="preserve"> </w:t>
       </w:r>
-      <w:r>
-        <w:rPr>
-          <w:b/>
-          <w:bCs/>
-          <w:cs/>
-        </w:rPr>
-        <w:t>ราคาสูงมาก (</w:t>
-      </w:r>
-      <w:r>
-        <w:rPr>
-          <w:b/>
-          <w:bCs/>
-        </w:rPr>
-        <w:t xml:space="preserve">8,000–15,000 </w:t>
-      </w:r>
-      <w:r>
-        <w:rPr>
-          <w:b/>
-          <w:bCs/>
-          <w:cs/>
-        </w:rPr>
-        <w:t>บาทขึ้นไป)</w:t>
-      </w:r>
-      <w:r>
-        <w:t xml:space="preserve"> </w:t>
-      </w:r>
-      <w:r>
-        <w:rPr>
-          <w:cs/>
-        </w:rPr>
-        <w:t>ซึ่งเป็น</w:t>
-      </w:r>
-      <w:r>
-        <w:rPr>
-          <w:cs/>
-        </w:rPr>
-        <w:lastRenderedPageBreak/>
-        <w:t>อุปสรรคต่อการเข้าถึงของครอบครัวทั่วไป</w:t>
-      </w:r>
-      <w:r>
-        <w:t xml:space="preserve"> </w:t>
-      </w:r>
-      <w:r>
-        <w:rPr>
-          <w:cs/>
-        </w:rPr>
-        <w:t>และการสวมใส่ที่</w:t>
-      </w:r>
-      <w:r>
-        <w:t xml:space="preserve"> </w:t>
-      </w:r>
-      <w:r>
-        <w:rPr>
-          <w:b/>
-          <w:bCs/>
-        </w:rPr>
-        <w:t>"</w:t>
-      </w:r>
-      <w:r>
-        <w:rPr>
-          <w:b/>
-          <w:bCs/>
-          <w:cs/>
-        </w:rPr>
-        <w:t>ตำแหน่งข้อมือ"</w:t>
-      </w:r>
-      <w:r>
-        <w:t xml:space="preserve"> </w:t>
-      </w:r>
-      <w:r>
-        <w:rPr>
-          <w:cs/>
-        </w:rPr>
-        <w:t>มักก่อให้เกิดปัญหาการแจ้งเตือนลวง</w:t>
-      </w:r>
-      <w:r>
-        <w:t xml:space="preserve"> (False Alarm) </w:t>
-      </w:r>
-      <w:r>
-        <w:rPr>
-          <w:cs/>
-        </w:rPr>
-        <w:t>บ่อยครั้งจากการเหวี่ยงแขน</w:t>
-      </w:r>
-      <w:r>
-        <w:t xml:space="preserve"> </w:t>
-      </w:r>
-      <w:r>
-        <w:rPr>
-          <w:cs/>
-        </w:rPr>
-        <w:t>สะบัดมือ</w:t>
-      </w:r>
-      <w:r>
-        <w:t xml:space="preserve"> </w:t>
-      </w:r>
-      <w:r>
-        <w:rPr>
-          <w:cs/>
-        </w:rPr>
-        <w:t>หรือทำกิจกรรมประจำวัน</w:t>
-      </w:r>
-      <w:r>
-        <w:t xml:space="preserve"> </w:t>
-      </w:r>
-      <w:r>
-        <w:rPr>
-          <w:cs/>
-        </w:rPr>
-        <w:t>อีกทั้งยังต้องพึ่งพาการเชื่อมต่อบลูทูธกับสมาร์ทโฟนตลอดเวลา</w:t>
-      </w:r>
-      <w:r>
-        <w:t xml:space="preserve"> </w:t>
-      </w:r>
-      <w:r>
-        <w:rPr>
-          <w:cs/>
-        </w:rPr>
-        <w:t>และต้องชาร์จแบตเตอรี่ทุกวัน</w:t>
-      </w:r>
-      <w:r>
-        <w:t xml:space="preserve"> </w:t>
-      </w:r>
-      <w:r>
-        <w:rPr>
-          <w:cs/>
-        </w:rPr>
-        <w:t>ทำให้ผู้สูงอายุมักลืมสวมใส่</w:t>
-      </w:r>
-    </w:p>
-    <w:p>
-      <w:r>
-        <w:rPr>
-          <w:cs/>
-        </w:rPr>
-        <w:tab/>
-      </w:r>
-      <w:r>
-        <w:rPr>
-          <w:cs/>
-        </w:rPr>
-        <w:t>จากปัญหาและข้อจำกัดดังกล่าว</w:t>
-      </w:r>
-      <w:r>
-        <w:t xml:space="preserve"> </w:t>
-      </w:r>
-      <w:r>
-        <w:rPr>
-          <w:cs/>
-        </w:rPr>
-        <w:t>โครงงานนี้จึงนำเสนอการวิจัยและพัฒนา</w:t>
-      </w:r>
-      <w:r>
-        <w:t xml:space="preserve"> </w:t>
-      </w:r>
-      <w:r>
-        <w:rPr>
-          <w:b/>
-          <w:bCs/>
-        </w:rPr>
-        <w:t>"</w:t>
-      </w:r>
-      <w:r>
-        <w:rPr>
-          <w:b/>
-          <w:bCs/>
-          <w:cs/>
-        </w:rPr>
-        <w:t>อุปกรณ์ตรวจจับการล้มของผู้สูงอายุด้วยปัญญาประดิษฐ์ฝังตัวบนไมโครคอนโทรลเลอร์" (</w:t>
-      </w:r>
-      <w:r>
-        <w:rPr>
-          <w:b/>
-          <w:bCs/>
-        </w:rPr>
-        <w:t>CareGuard AI)</w:t>
-      </w:r>
-      <w:r>
-        <w:t xml:space="preserve"> </w:t>
-      </w:r>
-      <w:r>
-        <w:rPr>
-          <w:cs/>
-        </w:rPr>
-        <w:t>โดยอาศัยเทคโนโลยี</w:t>
-      </w:r>
-      <w:r>
-        <w:t xml:space="preserve"> </w:t>
-      </w:r>
-      <w:r>
-        <w:rPr>
-          <w:b/>
-          <w:bCs/>
-        </w:rPr>
-        <w:t>Edge AI / TinyML (Tiny Machine Learning)</w:t>
-      </w:r>
-      <w:r>
-        <w:t xml:space="preserve"> </w:t>
-      </w:r>
-      <w:r>
-        <w:rPr>
-          <w:cs/>
-        </w:rPr>
-        <w:t>ร่วมกับไมโครคอนโทรลเลอร์ต้นทุนต่ำประสิทธิภาพสูง</w:t>
-      </w:r>
-      <w:r>
-        <w:t xml:space="preserve"> </w:t>
-      </w:r>
-      <w:r>
-        <w:rPr>
-          <w:b/>
-          <w:bCs/>
-        </w:rPr>
-        <w:t>ESP32</w:t>
-      </w:r>
-      <w:r>
-        <w:t xml:space="preserve"> </w:t>
-      </w:r>
-      <w:r>
-        <w:rPr>
-          <w:cs/>
-        </w:rPr>
-        <w:t>และเซ็นเซอร์วัดการเคลื่อนไหว</w:t>
-      </w:r>
-      <w:r>
-        <w:t xml:space="preserve"> 6 </w:t>
-      </w:r>
-      <w:r>
-        <w:rPr>
-          <w:cs/>
-        </w:rPr>
-        <w:t>แกน</w:t>
-      </w:r>
-      <w:r>
-        <w:t xml:space="preserve"> (</w:t>
-      </w:r>
-      <w:r>
-        <w:rPr>
-          <w:b/>
-          <w:bCs/>
-        </w:rPr>
-        <w:t>MPU-6050</w:t>
-      </w:r>
-      <w:r>
-        <w:t xml:space="preserve">) </w:t>
-      </w:r>
-      <w:r>
-        <w:rPr>
-          <w:cs/>
-        </w:rPr>
-        <w:t>ติดตั้งที่ตำแหน่งลำตัวหรือเอว</w:t>
-      </w:r>
-      <w:r>
-        <w:t xml:space="preserve"> (Waist-worn) </w:t>
-      </w:r>
-      <w:r>
-        <w:rPr>
-          <w:cs/>
-        </w:rPr>
-        <w:t>ซึ่งสะท้อนจุดศูนย์ถ่วงของร่างกาย</w:t>
-      </w:r>
-      <w:r>
-        <w:t xml:space="preserve"> (Center of Mass) </w:t>
-      </w:r>
-      <w:r>
-        <w:rPr>
-          <w:cs/>
-        </w:rPr>
-        <w:t>ได้แม่นยำที่สุด</w:t>
-      </w:r>
-      <w:r>
-        <w:t xml:space="preserve"> </w:t>
-      </w:r>
-      <w:r>
-        <w:rPr>
-          <w:cs/>
-        </w:rPr>
-        <w:t>โดยทำการฝึกสอนโครงข่ายประสาทเทียม</w:t>
-      </w:r>
-      <w:r>
-        <w:t xml:space="preserve"> </w:t>
-      </w:r>
-      <w:r>
-        <w:rPr>
-          <w:b/>
-          <w:bCs/>
-        </w:rPr>
-        <w:t>Multi-Layer Perceptron (MLP)</w:t>
-      </w:r>
-      <w:r>
-        <w:t xml:space="preserve"> </w:t>
-      </w:r>
-      <w:r>
-        <w:rPr>
-          <w:cs/>
-        </w:rPr>
-        <w:t>ให้สามารถวิเคราะห์สัญญาณชีวกลศาสตร์และตรวจจับการล้มได้บนตัวเครื่องแบบ</w:t>
-      </w:r>
-      <w:r>
-        <w:t xml:space="preserve"> </w:t>
-      </w:r>
-      <w:r>
-        <w:rPr>
-          <w:b/>
-          <w:bCs/>
-          <w:cs/>
-        </w:rPr>
-        <w:t xml:space="preserve">ออฟไลน์ </w:t>
-      </w:r>
-      <w:r>
-        <w:rPr>
-          <w:b/>
-          <w:bCs/>
-        </w:rPr>
-        <w:t>100% (On-Device Inference)</w:t>
-      </w:r>
-      <w:r>
-        <w:t xml:space="preserve"> </w:t>
-      </w:r>
-      <w:r>
-        <w:rPr>
-          <w:cs/>
-        </w:rPr>
-        <w:t>ภายในเวลาเพียง</w:t>
-      </w:r>
-      <w:r>
-        <w:t xml:space="preserve"> 1.20 </w:t>
-      </w:r>
-      <w:r>
-        <w:rPr>
-          <w:cs/>
-        </w:rPr>
-        <w:t>มิลลิวินาที</w:t>
-      </w:r>
-      <w:r>
-        <w:t xml:space="preserve"> </w:t>
-      </w:r>
-      <w:r>
-        <w:rPr>
-          <w:cs/>
-        </w:rPr>
-        <w:t>โดยไม่ต้องพึ่งพาอินเทอร์เน็ตในการวินิจฉัย</w:t>
-      </w:r>
-    </w:p>
-    <w:p>
-      <w:r>
-        <w:rPr>
-          <w:cs/>
-        </w:rPr>
-        <w:tab/>
-      </w:r>
-      <w:r>
-        <w:rPr>
-          <w:cs/>
-        </w:rPr>
-        <w:t>นอกจากนี้</w:t>
-      </w:r>
-      <w:r>
-        <w:t xml:space="preserve"> </w:t>
-      </w:r>
-      <w:r>
-        <w:rPr>
-          <w:cs/>
-        </w:rPr>
-        <w:t>ระบบยังบูรณาการสถาปัตยกรรมเวลาจริง</w:t>
-      </w:r>
-      <w:r>
-        <w:t xml:space="preserve"> </w:t>
-      </w:r>
-      <w:r>
-        <w:rPr>
-          <w:b/>
-          <w:bCs/>
-        </w:rPr>
-        <w:t>FreeRTOS Dual-Core</w:t>
-      </w:r>
-      <w:r>
-        <w:t xml:space="preserve"> </w:t>
-      </w:r>
-      <w:r>
-        <w:rPr>
-          <w:cs/>
-        </w:rPr>
-        <w:t>ผสานระบบระบุตำแหน่งแบบคู่</w:t>
-      </w:r>
-      <w:r>
-        <w:t xml:space="preserve"> (</w:t>
-      </w:r>
-      <w:r>
-        <w:rPr>
-          <w:b/>
-          <w:bCs/>
-        </w:rPr>
-        <w:t xml:space="preserve">Hybrid Positioning: </w:t>
-      </w:r>
-      <w:r>
-        <w:rPr>
-          <w:b/>
-          <w:bCs/>
-          <w:cs/>
-        </w:rPr>
-        <w:t xml:space="preserve">ดาวเทียม </w:t>
-      </w:r>
-      <w:r>
-        <w:rPr>
-          <w:b/>
-          <w:bCs/>
-        </w:rPr>
-        <w:t xml:space="preserve">GPS NEO-7M </w:t>
-      </w:r>
-      <w:r>
-        <w:rPr>
-          <w:b/>
-          <w:bCs/>
-          <w:cs/>
-        </w:rPr>
-        <w:t xml:space="preserve">สำหรับพื้นที่กลางแจ้ง และ </w:t>
-      </w:r>
-      <w:r>
-        <w:rPr>
-          <w:b/>
-          <w:bCs/>
-        </w:rPr>
-        <w:t xml:space="preserve">Wi-Fi Geolocation </w:t>
-      </w:r>
-      <w:r>
-        <w:rPr>
-          <w:b/>
-          <w:bCs/>
-          <w:cs/>
-        </w:rPr>
-        <w:t>สำหรับภายในอาคาร</w:t>
-      </w:r>
-      <w:r>
-        <w:t xml:space="preserve">) </w:t>
-      </w:r>
-      <w:r>
-        <w:rPr>
-          <w:cs/>
-        </w:rPr>
-        <w:t>พร้อมเสียงไซเรนนำทาง</w:t>
-      </w:r>
-      <w:r>
-        <w:t xml:space="preserve"> (Acoustic Beacon) </w:t>
-      </w:r>
-      <w:r>
-        <w:rPr>
-          <w:cs/>
-        </w:rPr>
-        <w:t>และปุ่มกดยืนยันการช่วยเหลือ</w:t>
-      </w:r>
-      <w:r>
-        <w:t xml:space="preserve"> (D18) </w:t>
-      </w:r>
-      <w:r>
-        <w:rPr>
-          <w:cs/>
-        </w:rPr>
-        <w:t>ร่วมกับการประยุกต์ใช้</w:t>
-      </w:r>
-      <w:r>
-        <w:t xml:space="preserve"> </w:t>
-      </w:r>
-      <w:r>
-        <w:rPr>
-          <w:b/>
-          <w:bCs/>
-          <w:cs/>
-        </w:rPr>
-        <w:t>กลยุทธ์ฐานข้อมูลแบบผสมผสาน (</w:t>
-      </w:r>
-      <w:r>
-        <w:rPr>
-          <w:b/>
-          <w:bCs/>
-        </w:rPr>
-        <w:t>Hybrid Database Strategy)</w:t>
-      </w:r>
-      <w:r>
-        <w:t xml:space="preserve"> </w:t>
-      </w:r>
-      <w:r>
-        <w:rPr>
-          <w:cs/>
-        </w:rPr>
-        <w:t>เพื่อจัดการข้อมูลอย่างมีประสิทธิภาพและส่งการแจ้งเตือนฉุกเฉินไปยังผู้ดูแลผ่าน</w:t>
-      </w:r>
-      <w:r>
-        <w:t xml:space="preserve"> </w:t>
-      </w:r>
-      <w:r>
-        <w:rPr>
-          <w:b/>
-          <w:bCs/>
-        </w:rPr>
-        <w:t>Web Monitoring Dashboard</w:t>
-      </w:r>
-      <w:r>
-        <w:t xml:space="preserve"> </w:t>
-      </w:r>
-      <w:r>
-        <w:rPr>
-          <w:cs/>
-        </w:rPr>
-        <w:t>และ</w:t>
-      </w:r>
-      <w:r>
-        <w:t xml:space="preserve"> </w:t>
-      </w:r>
-      <w:r>
-        <w:rPr>
-          <w:b/>
-          <w:bCs/>
-        </w:rPr>
-        <w:t>Telegram Bot</w:t>
-      </w:r>
-      <w:r>
-        <w:t xml:space="preserve"> </w:t>
-      </w:r>
-      <w:r>
-        <w:rPr>
-          <w:cs/>
-        </w:rPr>
-        <w:t>ได้แบบเรียลไทม์</w:t>
-      </w:r>
-      <w:r>
-        <w:t xml:space="preserve"> </w:t>
-      </w:r>
-      <w:r>
-        <w:rPr>
-          <w:cs/>
-        </w:rPr>
-        <w:t>ซึ่งช่วยแก้ปัญหาด้านความเป็นส่วนตัว</w:t>
-      </w:r>
-      <w:r>
-        <w:t xml:space="preserve"> </w:t>
-      </w:r>
-      <w:r>
-        <w:rPr>
-          <w:cs/>
-        </w:rPr>
-        <w:t>ลดการแจ้งเตือนลวง</w:t>
-      </w:r>
-      <w:r>
-        <w:t xml:space="preserve"> </w:t>
-      </w:r>
-      <w:r>
-        <w:rPr>
-          <w:cs/>
-        </w:rPr>
-        <w:t>คุ้มครองผู้สูงอายุได้ทั้งในและนอกบ้าน</w:t>
-      </w:r>
-      <w:r>
-        <w:t xml:space="preserve"> </w:t>
-      </w:r>
-      <w:r>
-        <w:rPr>
-          <w:cs/>
-        </w:rPr>
-        <w:t>ในต้นทุนอุปกรณ์รวมที่ไม่เกิน</w:t>
-      </w:r>
-      <w:r>
-        <w:t xml:space="preserve"> 1,000 </w:t>
-      </w:r>
-      <w:r>
-        <w:rPr>
-          <w:cs/>
-        </w:rPr>
-        <w:t>บาท</w:t>
-      </w:r>
-      <w:r>
-        <w:t xml:space="preserve"> </w:t>
-      </w:r>
-      <w:r>
-        <w:rPr>
-          <w:cs/>
-        </w:rPr>
-        <w:t>ทำให้สามารถนำไปประยุกต์ใช้เพื่อยกระดับคุณภาพชีวิตและความปลอดภัยของผู้สูงอายุได้อย่างแท้จริง</w:t>
-      </w:r>
-    </w:p>
-    <w:p>
-      <w:pPr>
-        <w:rPr>
-          <w:rFonts w:hint="cs"/>
-        </w:rPr>
-      </w:pPr>
-    </w:p>
-    <w:p>
-      <w:pPr>
-        <w:pStyle w:val="2"/>
-      </w:pPr>
-      <w:r>
-        <w:rPr>
-          <w:cs/>
-        </w:rPr>
-        <w:t>วัตถุประสงค์</w:t>
-      </w:r>
-      <w:r>
-        <w:rPr>
-          <w:cs/>
-        </w:rPr>
-        <w:t>ของโครง</w:t>
-      </w:r>
-      <w:r>
-        <w:rPr>
-          <w:cs/>
-        </w:rPr>
-        <w:t>งาน</w:t>
-      </w:r>
-    </w:p>
-    <w:p>
-      <w:pPr>
-        <w:pStyle w:val="3"/>
-      </w:pPr>
-      <w:r>
-        <w:rPr>
-          <w:cs/>
-        </w:rPr>
-        <w:t>เพื่อพัฒนาอุปกรณ์ตรวจจับการล้มต้นทุนต่ำที่ใช้เทคโนโลยีปัญญาประดิษฐ์ฝังตัว</w:t>
-      </w:r>
-      <w:r>
-        <w:t xml:space="preserve"> (Embedded AI / TinyML) </w:t>
-      </w:r>
-      <w:r>
-        <w:rPr>
-          <w:cs/>
-        </w:rPr>
-        <w:t>บนไมโครคอนโทรลเลอร์</w:t>
-      </w:r>
-      <w:r>
-        <w:t xml:space="preserve"> ESP32 </w:t>
-      </w:r>
-      <w:r>
-        <w:rPr>
-          <w:cs/>
-        </w:rPr>
-        <w:t>สำหรับสวมใส่ดูแลความปลอดภัยของผู้สูงอายุ</w:t>
-      </w:r>
-      <w:r>
-        <w:t xml:space="preserve"> </w:t>
-      </w:r>
-    </w:p>
-    <w:p>
-      <w:pPr>
-        <w:pStyle w:val="3"/>
-      </w:pPr>
-      <w:r>
-        <w:rPr>
-          <w:cs/>
-        </w:rPr>
-        <w:t>เพื่อสร้าง</w:t>
-      </w:r>
-      <w:r>
-        <w:t xml:space="preserve"> </w:t>
-      </w:r>
-      <w:r>
-        <w:rPr>
-          <w:cs/>
-        </w:rPr>
-        <w:t>ฝึกสอน</w:t>
-      </w:r>
-      <w:r>
-        <w:t xml:space="preserve"> </w:t>
-      </w:r>
-      <w:r>
-        <w:rPr>
-          <w:cs/>
-        </w:rPr>
-        <w:t>และประเมินโมเดล</w:t>
-      </w:r>
-      <w:r>
-        <w:t xml:space="preserve"> TinyML (Multi-Layer Perceptron: MLP) </w:t>
-      </w:r>
-      <w:r>
-        <w:rPr>
-          <w:cs/>
-        </w:rPr>
-        <w:t>สำหรับจำแนกเหตุการณ์การหกล้มออกจากกิจกรรมปกติในชีวิตประจำวันจากข้อมูลเซ็นเซอร์ตรวจวัดความเคลื่อนไหว</w:t>
-      </w:r>
-      <w:r>
-        <w:t xml:space="preserve"> (IMU 6 </w:t>
-      </w:r>
-      <w:r>
-        <w:rPr>
-          <w:cs/>
-        </w:rPr>
-        <w:t>แกน)</w:t>
-      </w:r>
-      <w:r>
-        <w:t xml:space="preserve"> </w:t>
-      </w:r>
-    </w:p>
-    <w:p>
-      <w:pPr>
-        <w:pStyle w:val="3"/>
-      </w:pPr>
-      <w:r>
-        <w:rPr>
-          <w:cs/>
-        </w:rPr>
-        <w:t>เพื่อออกแบบและนำกลยุทธ์ฐานข้อมูลแบบผสมผสาน</w:t>
-      </w:r>
-      <w:r>
-        <w:t xml:space="preserve"> (Hybrid Database Strategy) </w:t>
-      </w:r>
-      <w:r>
-        <w:rPr>
-          <w:cs/>
-        </w:rPr>
-        <w:t>มาใช้ในการบริหารจัดการข้อมูลที่มีโครงสร้างสูง</w:t>
-      </w:r>
-      <w:r>
-        <w:t xml:space="preserve"> (SQL) </w:t>
-      </w:r>
-      <w:r>
-        <w:rPr>
-          <w:cs/>
-        </w:rPr>
-        <w:t>และข้อมูลสตรีมมิ่งแบบเรียลไทม์</w:t>
-      </w:r>
-      <w:r>
-        <w:t xml:space="preserve"> (NoSQL / Time-Series / In-Memory Flash NVS) </w:t>
-      </w:r>
-      <w:r>
-        <w:rPr>
-          <w:cs/>
-        </w:rPr>
-        <w:t>อย่างมีประสิทธิภาพ</w:t>
-      </w:r>
-      <w:r>
-        <w:t xml:space="preserve"> </w:t>
-      </w:r>
-    </w:p>
-    <w:p>
-      <w:pPr>
-        <w:pStyle w:val="3"/>
-        <w:rPr>
-          <w:rFonts w:hint="cs"/>
-        </w:rPr>
-      </w:pPr>
-      <w:r>
-        <w:rPr>
-          <w:cs/>
-        </w:rPr>
-        <w:t>เพื่อประเมินความถูกต้องแม่นยำและความรวดเร็วของการตรวจจับการล้มแบบเรียลไทม์บนอุปกรณ์ไมโครคอนโทรลเลอร์จริง</w:t>
-      </w:r>
-      <w:r>
-        <w:t xml:space="preserve"> (On-Device Inference Latency &amp; Hardware-in-the-Loop Field Testing)</w:t>
-      </w:r>
-      <w:r>
-        <w:t>I</w:t>
-      </w:r>
-    </w:p>
-    <w:p>
-      <w:pPr>
-        <w:pStyle w:val="2"/>
-      </w:pPr>
-      <w:r>
-        <w:rPr>
-          <w:cs/>
-        </w:rPr>
-        <w:lastRenderedPageBreak/>
-        <w:t>สมมติฐาน</w:t>
-      </w:r>
-    </w:p>
-    <w:p>
-      <w:pPr>
-        <w:pStyle w:val="3"/>
-      </w:pPr>
-      <w:r>
-        <w:rPr>
-          <w:cs/>
-        </w:rPr>
-        <w:t>การสกัดคุณลักษณะเชิงลึก</w:t>
-      </w:r>
-      <w:r>
-        <w:t xml:space="preserve"> 18 </w:t>
-      </w:r>
-      <w:r>
-        <w:rPr>
-          <w:cs/>
-        </w:rPr>
-        <w:t>มิติ</w:t>
-      </w:r>
-      <w:r>
-        <w:t xml:space="preserve"> (18-Dimensional Feature Extraction) </w:t>
-      </w:r>
-      <w:r>
-        <w:rPr>
-          <w:cs/>
-        </w:rPr>
-        <w:t>ทางสถิติและชีวกลศาสตร์จากสัญญาณความเร่งและไจโรสโคป</w:t>
-      </w:r>
-      <w:r>
-        <w:t xml:space="preserve"> </w:t>
-      </w:r>
-      <w:r>
-        <w:rPr>
-          <w:cs/>
-        </w:rPr>
-        <w:t>ร่วมกับโมเดลโครงข่ายประสาทเทียม</w:t>
-      </w:r>
-      <w:r>
-        <w:t xml:space="preserve"> MLP (</w:t>
-      </w:r>
-      <w:r>
-        <w:rPr>
-          <w:rFonts w:eastAsiaTheme="minorEastAsia"/>
-        </w:rPr>
-        <w:t>18</w:t>
-      </w:r>
-      <m:oMath>
-        <m:r>
-          <w:rPr>
-            <w:rFonts w:ascii="Cambria Math" w:hAnsi="Cambria Math"/>
-          </w:rPr>
-          <m:t>→</m:t>
-        </m:r>
-      </m:oMath>
-      <w:r>
-        <w:rPr>
-          <w:rFonts w:eastAsiaTheme="minorEastAsia"/>
-        </w:rPr>
-        <w:t>32</w:t>
-      </w:r>
-      <m:oMath>
-        <m:r>
-          <w:rPr>
-            <w:rFonts w:ascii="Cambria Math" w:hAnsi="Cambria Math"/>
-          </w:rPr>
-          <m:t>→</m:t>
-        </m:r>
-      </m:oMath>
-      <w:r>
-        <w:rPr>
-          <w:rFonts w:eastAsiaTheme="minorEastAsia"/>
-        </w:rPr>
-        <w:t>16</w:t>
-      </w:r>
-      <m:oMath>
-        <m:r>
-          <w:rPr>
-            <w:rFonts w:ascii="Cambria Math" w:hAnsi="Cambria Math"/>
-          </w:rPr>
-          <m:t>→</m:t>
-        </m:r>
-      </m:oMath>
-      <w:r>
-        <w:rPr>
-          <w:rFonts w:eastAsiaTheme="minorEastAsia"/>
-        </w:rPr>
-        <w:t>1</w:t>
-      </w:r>
-      <w:r>
-        <w:t xml:space="preserve">) </w:t>
-      </w:r>
-      <w:r>
-        <w:rPr>
-          <w:cs/>
-        </w:rPr>
-        <w:t>จะสามารถจำแนกเหตุการณ์การล้มออกจากกิจกรรมประจำวัน</w:t>
-      </w:r>
-      <w:r>
-        <w:t xml:space="preserve"> (ADL) </w:t>
-      </w:r>
-      <w:r>
-        <w:rPr>
-          <w:cs/>
-        </w:rPr>
-        <w:t>ได้อย่างมีนัยสำคัญ</w:t>
-      </w:r>
-      <w:r>
-        <w:t xml:space="preserve"> </w:t>
-      </w:r>
-      <w:r>
-        <w:rPr>
-          <w:cs/>
-        </w:rPr>
-        <w:t>โดยให้อัตราการตรวจจับการล้มถูกต้อง</w:t>
-      </w:r>
-      <w:r>
-        <w:t xml:space="preserve"> (Sensitivity / Recall) </w:t>
-      </w:r>
-      <w:r>
-        <w:rPr>
-          <w:cs/>
-        </w:rPr>
-        <w:t>บนชุดข้อมูลทดสอบไม่น้อยกว่าร้อยละ</w:t>
-      </w:r>
-      <w:r>
-        <w:t xml:space="preserve"> 95.00 </w:t>
-      </w:r>
-      <w:r>
-        <w:rPr>
-          <w:cs/>
-        </w:rPr>
-        <w:t>และความแม่นยำรวม</w:t>
-      </w:r>
-      <w:r>
-        <w:t xml:space="preserve"> (Accuracy) </w:t>
-      </w:r>
-      <w:r>
-        <w:rPr>
-          <w:cs/>
-        </w:rPr>
-        <w:t>ไม่น้อยกว่าร้อยละ</w:t>
-      </w:r>
-      <w:r>
-        <w:t xml:space="preserve"> 95.00 </w:t>
-      </w:r>
-    </w:p>
-    <w:p>
-      <w:pPr>
-        <w:pStyle w:val="3"/>
-      </w:pPr>
-      <w:r>
-        <w:rPr>
-          <w:cs/>
-        </w:rPr>
-        <w:t>การแปลงโมเดลให้อยู่ในรูปโค้ดภาษา</w:t>
-      </w:r>
-      <w:r>
-        <w:t xml:space="preserve"> Native C++ Forward Pass </w:t>
-      </w:r>
-      <w:r>
-        <w:rPr>
-          <w:cs/>
-        </w:rPr>
-        <w:t>จะสามารถประมวลผลบนไมโครคอนโทรลเลอร์</w:t>
-      </w:r>
-      <w:r>
-        <w:t xml:space="preserve"> ESP32 </w:t>
-      </w:r>
-      <w:r>
-        <w:rPr>
-          <w:cs/>
-        </w:rPr>
-        <w:t>ได้ด้วยเวลาประมวลผล</w:t>
-      </w:r>
-      <w:r>
-        <w:t xml:space="preserve"> (Inference Latency) </w:t>
-      </w:r>
-      <w:r>
-        <w:rPr>
-          <w:cs/>
-        </w:rPr>
-        <w:t>ไม่เกิน</w:t>
-      </w:r>
-      <w:r>
-        <w:t xml:space="preserve"> 5.0 </w:t>
-      </w:r>
-      <w:r>
-        <w:rPr>
-          <w:cs/>
-        </w:rPr>
-        <w:t>มิลลิวินาที</w:t>
-      </w:r>
-      <w:r>
-        <w:t xml:space="preserve"> </w:t>
-      </w:r>
-      <w:r>
-        <w:rPr>
-          <w:cs/>
-        </w:rPr>
-        <w:t>และใช้หน่วยความจำ</w:t>
-      </w:r>
-      <w:r>
-        <w:t xml:space="preserve"> Flash </w:t>
-      </w:r>
-      <w:r>
-        <w:rPr>
-          <w:cs/>
-        </w:rPr>
-        <w:t>ไม่เกิน</w:t>
-      </w:r>
-      <w:r>
-        <w:t xml:space="preserve"> 15 KB </w:t>
-      </w:r>
-      <w:r>
-        <w:rPr>
-          <w:cs/>
-        </w:rPr>
-        <w:t>โดยสามารถทำงานจำแนกเหตุการณ์การล้มได้แบบออฟไลน์อย่างสมบูรณ์แม้ไม่มีสัญญาณเครือข่ายอินเทอร์เน็ต</w:t>
-      </w:r>
-      <w:r>
-        <w:t xml:space="preserve"> </w:t>
-      </w:r>
-    </w:p>
-    <w:p>
-      <w:pPr>
-        <w:pStyle w:val="3"/>
-      </w:pPr>
-      <w:r>
-        <w:rPr>
-          <w:cs/>
-        </w:rPr>
-        <w:t>การประยุกต์ใช้เกณฑ์ตัดสินใจความมั่นใจที่ระดับร้อยละ</w:t>
-      </w:r>
-      <w:r>
-        <w:t xml:space="preserve"> 80 (Confidence Threshold </w:t>
-      </w:r>
-      <m:oMath>
-        <m:r>
-          <w:rPr>
-            <w:rFonts w:ascii="Cambria Math" w:hAnsi="Cambria Math"/>
-          </w:rPr>
-          <m:t>≥</m:t>
-        </m:r>
-      </m:oMath>
-      <w:r>
-        <w:t xml:space="preserve"> 0.8</w:t>
-      </w:r>
-      <w:r>
-        <w:t xml:space="preserve">) </w:t>
-      </w:r>
-      <w:r>
-        <w:rPr>
-          <w:cs/>
-        </w:rPr>
-        <w:t>ร่วมกับตัวกรองแรงกระแทกทางกายภาพ</w:t>
-      </w:r>
-      <w:r>
-        <w:t xml:space="preserve"> (Physical Impact Guard </w:t>
-      </w:r>
-      <m:oMath>
-        <m:r>
-          <w:rPr>
-            <w:rFonts w:ascii="Cambria Math" w:hAnsi="Cambria Math"/>
-          </w:rPr>
-          <m:t>&gt;</m:t>
-        </m:r>
-      </m:oMath>
-      <w:r>
-        <w:rPr>
-          <w:rFonts w:eastAsiaTheme="minorEastAsia"/>
-        </w:rPr>
-        <w:t>1.8g</w:t>
-      </w:r>
-      <w:r>
-        <w:t xml:space="preserve">) </w:t>
-      </w:r>
-      <w:r>
-        <w:rPr>
-          <w:cs/>
-        </w:rPr>
-        <w:t>จะสามารถลดอัตราการแจ้งเตือนลวง</w:t>
-      </w:r>
-      <w:r>
-        <w:t xml:space="preserve"> (False Alarm) </w:t>
-      </w:r>
-      <w:r>
-        <w:rPr>
-          <w:cs/>
-        </w:rPr>
-        <w:t>จากกิจกรรมประจำวันแบบรวดเร็วได้อย่างมีประสิทธิภาพ</w:t>
-      </w:r>
-      <w:r>
-        <w:t xml:space="preserve"> </w:t>
-      </w:r>
-      <w:r>
-        <w:rPr>
-          <w:cs/>
-        </w:rPr>
-        <w:t>โดยไม่สูญเสียความสามารถในการตรวจจับการหกล้มจริง</w:t>
-      </w:r>
-      <w:r>
-        <w:t xml:space="preserve"> </w:t>
-      </w:r>
-    </w:p>
-    <w:p>
-      <w:pPr>
-        <w:pStyle w:val="3"/>
-      </w:pPr>
-      <w:r>
-        <w:rPr>
-          <w:cs/>
-        </w:rPr>
-        <w:t>การบูรณาการระบบระบุตำแหน่งแบบคู่</w:t>
-      </w:r>
-      <w:r>
-        <w:t xml:space="preserve"> (Dual Positioning: GPS NEO-7M </w:t>
-      </w:r>
-      <w:r>
-        <w:rPr>
-          <w:cs/>
-        </w:rPr>
-        <w:t>และ</w:t>
-      </w:r>
-      <w:r>
-        <w:t xml:space="preserve"> Wi-Fi Geolocation) </w:t>
-      </w:r>
-      <w:r>
-        <w:rPr>
-          <w:cs/>
-        </w:rPr>
-        <w:t>ร่วมกับเสียงสัญญาณไซเรน</w:t>
-      </w:r>
-      <w:r>
-        <w:t xml:space="preserve"> (Acoustic Beacon) </w:t>
-      </w:r>
-      <w:r>
-        <w:rPr>
-          <w:cs/>
-        </w:rPr>
-        <w:t>บนตัวเครื่อง</w:t>
-      </w:r>
-      <w:r>
-        <w:t xml:space="preserve"> </w:t>
-      </w:r>
-      <w:r>
-        <w:rPr>
-          <w:cs/>
-        </w:rPr>
-        <w:t>จะช่วยให้ผู้ดูแลสามารถระบุพิกัดและเข้าถึงตัวผู้สูงอายุที่ประสบเหตุได้ทั้งพื้นที่กลางแจ้งและภายในอาคาร</w:t>
+      <w:proofErr w:type="spellStart"/>
+      <w:r>
+        <w:rPr>
+          <w:cs/>
+        </w:rPr>
+        <w:t>Society</w:t>
+      </w:r>
+      <w:proofErr w:type="spellEnd"/>
+      <w:r>
+        <w:rPr>
+          <w:cs/>
+        </w:rPr>
+        <w:t>) ได้ในอนาคต</w:t>
       </w:r>
     </w:p>
     <w:p/>
     <w:p>
       <w:pPr>
         <w:pStyle w:val="2"/>
-      </w:pPr>
-      <w:r>
-        <w:rPr>
-          <w:cs/>
-        </w:rPr>
-        <w:t>ข้อตกลงเบื้องต้น</w:t>
+        <w:jc w:val="thaiDistribute"/>
+      </w:pPr>
+      <w:r>
+        <w:rPr>
+          <w:cs/>
+        </w:rPr>
+        <w:t>วัตถุประสงค์</w:t>
+      </w:r>
+      <w:r>
+        <w:rPr>
+          <w:cs/>
+        </w:rPr>
+        <w:t>ของโครง</w:t>
+      </w:r>
+      <w:r>
+        <w:rPr>
+          <w:cs/>
+        </w:rPr>
+        <w:t>งาน</w:t>
       </w:r>
     </w:p>
     <w:p>
@@ -1964,37 +481,8 @@
         <w:rPr>
           <w:cs/>
         </w:rPr>
-        <w:t>อุปกรณ์ตรวจจับการล้มจะถูกติดตั้งและสวมใส่ไว้ที่บริเวณเอวหรือลำตัว</w:t>
-      </w:r>
-      <w:r>
-        <w:t xml:space="preserve"> (Waist-worn) </w:t>
-      </w:r>
-      <w:r>
-        <w:rPr>
-          <w:cs/>
-        </w:rPr>
-        <w:t>ของผู้ใช้งานในตำแหน่งระนาบที่มั่นคง</w:t>
-      </w:r>
-      <w:r>
-        <w:t xml:space="preserve"> </w:t>
-      </w:r>
-      <w:r>
-        <w:rPr>
-          <w:cs/>
-        </w:rPr>
-        <w:t>เพื่อให้แกนการวัดของเซ็นเซอร์สะท้อนการเคลื่อนไหวของจุดศูนย์ถ่วงของร่างกาย</w:t>
-      </w:r>
-      <w:r>
-        <w:t xml:space="preserve"> (Center of Mass) </w:t>
-      </w:r>
-      <w:r>
-        <w:rPr>
-          <w:cs/>
-        </w:rPr>
-        <w:t>ได้อย่างถูกต้องตรงตามการฝึกสอนของแบบจำลอง</w:t>
-      </w:r>
-      <w:r>
-        <w:t xml:space="preserve"> </w:t>
+        <w:lastRenderedPageBreak/>
+        <w:t>เพื่อพัฒนาอุปกรณ์ตรวจจับการล้มต้นทุนต่ำที่ใช้เทคโนโลยีปัญญาประดิษฐ์ฝังตัว</w:t>
       </w:r>
     </w:p>
     <w:p>
@@ -2005,53 +493,13 @@
         <w:rPr>
           <w:cs/>
         </w:rPr>
-        <w:t>เซ็นเซอร์วัดความเร่งและไจโรสโคป</w:t>
-      </w:r>
-      <w:r>
-        <w:t xml:space="preserve"> 6 </w:t>
-      </w:r>
-      <w:r>
-        <w:rPr>
-          <w:cs/>
-        </w:rPr>
-        <w:t>แกน</w:t>
-      </w:r>
-      <w:r>
-        <w:t xml:space="preserve"> (MPU-6050) </w:t>
-      </w:r>
-      <w:r>
-        <w:rPr>
-          <w:cs/>
-        </w:rPr>
-        <w:t>ได้รับการสอบเทียบค่าความคลาดเคลื่อนเบื้องต้น</w:t>
-      </w:r>
-      <w:r>
-        <w:t xml:space="preserve"> (Offset Calibration) </w:t>
-      </w:r>
-      <w:r>
-        <w:rPr>
-          <w:cs/>
-        </w:rPr>
-        <w:t>และทำงานที่อัตราการสุ่มตัวอย่างคงที่</w:t>
-      </w:r>
-      <w:r>
-        <w:t xml:space="preserve"> 50 Hz (</w:t>
-      </w:r>
-      <w:r>
-        <w:rPr>
-          <w:cs/>
-        </w:rPr>
-        <w:t>รอบเวลาละ</w:t>
-      </w:r>
-      <w:r>
-        <w:t xml:space="preserve"> 20 </w:t>
-      </w:r>
-      <w:r>
-        <w:rPr>
-          <w:cs/>
-        </w:rPr>
-        <w:t>มิลลิวินาที)</w:t>
-      </w:r>
+        <w:t xml:space="preserve">เพื่อสร้างและฝึกโมเดล </w:t>
+      </w:r>
+      <w:proofErr w:type="spellStart"/>
+      <w:r>
+        <w:t>TinyML</w:t>
+      </w:r>
+      <w:proofErr w:type="spellEnd"/>
       <w:r>
         <w:t xml:space="preserve"> </w:t>
       </w:r>
@@ -2059,10 +507,10 @@
         <w:rPr>
           <w:cs/>
         </w:rPr>
-        <w:t>ตลอดการทำงาน</w:t>
-      </w:r>
-      <w:r>
-        <w:t xml:space="preserve"> </w:t>
+        <w:t xml:space="preserve">สำหรับจำแนกเหตุการณ์การล้มจากข้อมูลเซนเซอร์ </w:t>
+      </w:r>
+      <w:r>
+        <w:t>IMU</w:t>
       </w:r>
     </w:p>
     <w:p>
@@ -2073,28 +521,49 @@
         <w:rPr>
           <w:cs/>
         </w:rPr>
-        <w:t>การทดสอบภาคสนามจำลองการล้มใช้อาสาสมัครที่มีสุขภาพร่างกายแข็งแรงและทำการล้มลงบนเบาะนิรภัย</w:t>
-      </w:r>
-      <w:r>
-        <w:t xml:space="preserve"> (Safety Mattress) </w:t>
-      </w:r>
-      <w:r>
-        <w:rPr>
-          <w:cs/>
-        </w:rPr>
-        <w:t>ตามหลักจริยธรรมความปลอดภัย</w:t>
-      </w:r>
-      <w:r>
+        <w:t>เพื่อออกแบบและนำกลยุทธ์ฐานข้อมูลแบบผสมผสาน (</w:t>
+      </w:r>
+      <w:proofErr w:type="spellStart"/>
+      <w:r>
+        <w:rPr>
+          <w:cs/>
+        </w:rPr>
+        <w:t>Hybrid</w:t>
+      </w:r>
+      <w:proofErr w:type="spellEnd"/>
+      <w:r>
+        <w:rPr>
+          <w:cs/>
+        </w:rPr>
         <w:t xml:space="preserve"> </w:t>
       </w:r>
-      <w:r>
-        <w:rPr>
-          <w:cs/>
-        </w:rPr>
-        <w:t>โดยยอมรับว่าค่าแรงกระแทกอาจมีการลดทอนลงจากแรงซับของเบาะเมื่อเทียบกับการล้มกระแทกพื้นแข็งจริง</w:t>
-      </w:r>
-      <w:r>
-        <w:t xml:space="preserve"> </w:t>
+      <w:proofErr w:type="spellStart"/>
+      <w:r>
+        <w:rPr>
+          <w:cs/>
+        </w:rPr>
+        <w:t>Database</w:t>
+      </w:r>
+      <w:proofErr w:type="spellEnd"/>
+      <w:r>
+        <w:rPr>
+          <w:cs/>
+        </w:rPr>
+        <w:t>) มาใช้ในการจัดการข้อมูลที่มีโครงสร้างสูง (SQL) และข้อมูลแบบเวลาจริง (</w:t>
+      </w:r>
+      <w:proofErr w:type="spellStart"/>
+      <w:r>
+        <w:rPr>
+          <w:cs/>
+        </w:rPr>
+        <w:t>NoSQL</w:t>
+      </w:r>
+      <w:proofErr w:type="spellEnd"/>
+      <w:r>
+        <w:rPr>
+          <w:cs/>
+        </w:rPr>
+        <w:t>) อย่างมีประสิทธิภาพ</w:t>
       </w:r>
     </w:p>
     <w:p>
@@ -2105,138 +574,400 @@
         <w:rPr>
           <w:cs/>
         </w:rPr>
-        <w:t>การเชื่อมต่อเครือข่ายอินเทอร์เน็ตไร้สาย</w:t>
-      </w:r>
-      <w:r>
-        <w:t xml:space="preserve"> (Wi-Fi 2.4 GHz) </w:t>
-      </w:r>
-      <w:r>
-        <w:rPr>
-          <w:cs/>
-        </w:rPr>
-        <w:t>และสัญญาณดาวเทียม</w:t>
-      </w:r>
-      <w:r>
-        <w:t xml:space="preserve"> GPS </w:t>
-      </w:r>
-      <w:r>
-        <w:rPr>
-          <w:cs/>
-        </w:rPr>
-        <w:t>อยู่ในสภาพพร้อมใช้งานตามสภาพแวดล้อมจริง</w:t>
-      </w:r>
-      <w:r>
-        <w:t xml:space="preserve"> </w:t>
-      </w:r>
-      <w:r>
-        <w:rPr>
-          <w:cs/>
-        </w:rPr>
-        <w:t>โดยหากสัญญาณขาดหาย</w:t>
-      </w:r>
-      <w:r>
-        <w:t xml:space="preserve"> </w:t>
-      </w:r>
-      <w:r>
-        <w:rPr>
-          <w:cs/>
-        </w:rPr>
-        <w:t>ระบบสามารถทำงานออฟไลน์และบันทึกข้อมูลย้อนหลังลงหน่วยความจำ</w:t>
-      </w:r>
-      <w:r>
-        <w:t xml:space="preserve"> Flash </w:t>
-      </w:r>
-      <w:r>
-        <w:rPr>
-          <w:cs/>
-        </w:rPr>
-        <w:t>ได้ชั่วคราว</w:t>
+        <w:t>เพื่อประเมินความแม่นยำและความรวดเร็วของการตรวจจับแบบเรียลไทม์บน ไมโครคอนโทรลเลอร์</w:t>
+      </w:r>
+    </w:p>
+    <w:p/>
+    <w:p>
+      <w:pPr>
+        <w:pStyle w:val="2"/>
+      </w:pPr>
+      <w:r>
+        <w:rPr>
+          <w:cs/>
+        </w:rPr>
+        <w:t>สมมติฐาน</w:t>
       </w:r>
     </w:p>
     <w:p>
       <w:pPr>
-        <w:rPr>
-          <w:rFonts w:hint="cs"/>
-        </w:rPr>
-      </w:pPr>
+        <w:pStyle w:val="3"/>
+        <w:ind w:left="0"/>
+        <w:jc w:val="thaiDistribute"/>
+      </w:pPr>
+      <w:r>
+        <w:rPr>
+          <w:cs/>
+        </w:rPr>
+        <w:t>การสกัดคุณลักษณะเชิงลึก</w:t>
+      </w:r>
+      <w:r>
+        <w:t xml:space="preserve"> 18 </w:t>
+      </w:r>
+      <w:r>
+        <w:rPr>
+          <w:cs/>
+        </w:rPr>
+        <w:t>มิติ</w:t>
+      </w:r>
+      <w:r>
+        <w:t xml:space="preserve"> (18-Dimensional Feature Extraction) </w:t>
+      </w:r>
+      <w:r>
+        <w:rPr>
+          <w:cs/>
+        </w:rPr>
+        <w:t>ทางสถิติและชีวกลศาสตร์จากสัญญาณความเร่งและไจโรสโคป</w:t>
+      </w:r>
+      <w:r>
+        <w:t xml:space="preserve"> </w:t>
+      </w:r>
+      <w:r>
+        <w:rPr>
+          <w:cs/>
+        </w:rPr>
+        <w:t>ร่วมกับโมเดลโครงข่ายประสาทเทียม</w:t>
+      </w:r>
+      <w:r>
+        <w:t xml:space="preserve"> MLP (</w:t>
+      </w:r>
+      <w:r>
+        <w:rPr>
+          <w:rFonts w:eastAsiaTheme="minorEastAsia"/>
+        </w:rPr>
+        <w:t>18</w:t>
+      </w:r>
+      <w:r>
+        <w:rPr>
+          <w:rFonts w:ascii="Cambria Math" w:eastAsiaTheme="minorEastAsia" w:hAnsi="Cambria Math"/>
+        </w:rPr>
+        <w:t>→</w:t>
+      </w:r>
+      <w:r>
+        <w:rPr>
+          <w:rFonts w:eastAsiaTheme="minorEastAsia"/>
+        </w:rPr>
+        <w:t>32</w:t>
+      </w:r>
+      <w:r>
+        <w:rPr>
+          <w:rFonts w:ascii="Cambria Math" w:eastAsiaTheme="minorEastAsia" w:hAnsi="Cambria Math"/>
+        </w:rPr>
+        <w:t>→</w:t>
+      </w:r>
+      <w:r>
+        <w:rPr>
+          <w:rFonts w:eastAsiaTheme="minorEastAsia"/>
+        </w:rPr>
+        <w:t>16</w:t>
+      </w:r>
+      <w:r>
+        <w:rPr>
+          <w:rFonts w:ascii="Cambria Math" w:eastAsiaTheme="minorEastAsia" w:hAnsi="Cambria Math"/>
+        </w:rPr>
+        <w:t>→</w:t>
+      </w:r>
+      <w:r>
+        <w:rPr>
+          <w:rFonts w:eastAsiaTheme="minorEastAsia"/>
+        </w:rPr>
+        <w:t>1</w:t>
+      </w:r>
+      <w:r>
+        <w:t xml:space="preserve">) </w:t>
+      </w:r>
+      <w:r>
+        <w:rPr>
+          <w:cs/>
+        </w:rPr>
+        <w:t>จะสามารถจำแนกเหตุการณ์การล้มออกจากกิจกรรมประจำวัน</w:t>
+      </w:r>
+      <w:r>
+        <w:t xml:space="preserve"> (ADL) </w:t>
+      </w:r>
+      <w:r>
+        <w:rPr>
+          <w:cs/>
+        </w:rPr>
+        <w:t>ได้อย่างมีนัยสำคัญ</w:t>
+      </w:r>
+      <w:r>
+        <w:t xml:space="preserve"> </w:t>
+      </w:r>
+      <w:r>
+        <w:rPr>
+          <w:cs/>
+        </w:rPr>
+        <w:t>โดยให้อัตราการตรวจจับการล้มถูกต้อง</w:t>
+      </w:r>
+      <w:r>
+        <w:t xml:space="preserve"> (Sensitivity / Recall) </w:t>
+      </w:r>
+      <w:r>
+        <w:rPr>
+          <w:cs/>
+        </w:rPr>
+        <w:t>บนชุดข้อมูลทดสอบไม่น้อยกว่าร้อยละ</w:t>
+      </w:r>
+      <w:r>
+        <w:t xml:space="preserve"> 95.00 </w:t>
+      </w:r>
+      <w:r>
+        <w:rPr>
+          <w:cs/>
+        </w:rPr>
+        <w:t>และความแม่นยำรวม</w:t>
+      </w:r>
+      <w:r>
+        <w:t xml:space="preserve"> (Accuracy) </w:t>
+      </w:r>
+      <w:r>
+        <w:rPr>
+          <w:cs/>
+        </w:rPr>
+        <w:t>ไม่น้อยกว่าร้อยละ</w:t>
+      </w:r>
+      <w:r>
+        <w:t xml:space="preserve"> 95.00 </w:t>
+      </w:r>
     </w:p>
     <w:p>
       <w:pPr>
-        <w:pStyle w:val="2"/>
-      </w:pPr>
-      <w:r>
-        <w:rPr>
-          <w:cs/>
-        </w:rPr>
-        <w:t>ขอบเขตของโครง</w:t>
-      </w:r>
-      <w:r>
-        <w:rPr>
-          <w:rFonts w:hint="cs"/>
-          <w:cs/>
-        </w:rPr>
-        <w:t>งาน</w:t>
+        <w:pStyle w:val="3"/>
+        <w:ind w:left="0"/>
+        <w:jc w:val="thaiDistribute"/>
+      </w:pPr>
+      <w:r>
+        <w:rPr>
+          <w:cs/>
+        </w:rPr>
+        <w:t>การแปลงโมเดลให้อยู่ในรูปโค้ดภาษา</w:t>
+      </w:r>
+      <w:r>
+        <w:t xml:space="preserve"> Native C++ Forward Pass </w:t>
+      </w:r>
+      <w:r>
+        <w:rPr>
+          <w:cs/>
+        </w:rPr>
+        <w:t>จะสามารถประมวลผลบนไมโครคอนโทรลเลอร์</w:t>
+      </w:r>
+      <w:r>
+        <w:t xml:space="preserve"> ESP32 </w:t>
+      </w:r>
+      <w:r>
+        <w:rPr>
+          <w:cs/>
+        </w:rPr>
+        <w:t>ได้ด้วยเวลาประมวลผล</w:t>
+      </w:r>
+      <w:r>
+        <w:t xml:space="preserve"> (Inference Latency) </w:t>
+      </w:r>
+      <w:r>
+        <w:rPr>
+          <w:cs/>
+        </w:rPr>
+        <w:t>ไม่เกิน</w:t>
+      </w:r>
+      <w:r>
+        <w:t xml:space="preserve"> 5.0 </w:t>
+      </w:r>
+      <w:r>
+        <w:rPr>
+          <w:cs/>
+        </w:rPr>
+        <w:t>มิลลิวินาที</w:t>
+      </w:r>
+      <w:r>
+        <w:t xml:space="preserve"> </w:t>
+      </w:r>
+      <w:r>
+        <w:rPr>
+          <w:cs/>
+        </w:rPr>
+        <w:t>และใช้หน่วยความจำ</w:t>
+      </w:r>
+      <w:r>
+        <w:t xml:space="preserve"> Flash </w:t>
+      </w:r>
+      <w:r>
+        <w:rPr>
+          <w:cs/>
+        </w:rPr>
+        <w:t>ไม่เกิน</w:t>
+      </w:r>
+      <w:r>
+        <w:t xml:space="preserve"> 15 KB </w:t>
+      </w:r>
+      <w:r>
+        <w:rPr>
+          <w:cs/>
+        </w:rPr>
+        <w:t>โดยสามารถทำงานจำแนกเหตุการณ์การล้มได้แบบออฟไลน์อย่างสมบูรณ์แม้ไม่มีสัญญาณเครือข่ายอินเทอร์เน็ต</w:t>
+      </w:r>
+      <w:r>
+        <w:t xml:space="preserve"> </w:t>
       </w:r>
     </w:p>
     <w:p>
       <w:pPr>
         <w:pStyle w:val="3"/>
-      </w:pPr>
-      <w:r>
-        <w:rPr>
-          <w:cs/>
-        </w:rPr>
-        <w:t>ขอบเขตด้านฮาร์ดแวร์และอุปกรณ์ฝังตัว</w:t>
+        <w:ind w:left="0"/>
+        <w:jc w:val="thaiDistribute"/>
+      </w:pPr>
+      <w:r>
+        <w:rPr>
+          <w:cs/>
+        </w:rPr>
+        <w:t>การประยุกต์ใช้เกณฑ์ตัดสินใจความมั่นใจที่ระดับร้อยละ</w:t>
+      </w:r>
+      <w:r>
+        <w:t xml:space="preserve"> 80 (Confidence Threshold </w:t>
+      </w:r>
+      <w:r>
+        <w:t>≥</w:t>
+      </w:r>
+      <w:r>
+        <w:t xml:space="preserve"> 0.8</w:t>
+      </w:r>
+      <w:r>
+        <w:t xml:space="preserve">) </w:t>
+      </w:r>
+      <w:r>
+        <w:rPr>
+          <w:cs/>
+        </w:rPr>
+        <w:t>ร่วมกับตัวกรองแรงกระแทกทางกายภาพ</w:t>
+      </w:r>
+      <w:r>
+        <w:t xml:space="preserve"> (Physical Impact Guard </w:t>
+      </w:r>
+      <w:r>
+        <w:rPr>
+          <w:rFonts w:eastAsiaTheme="minorEastAsia"/>
+        </w:rPr>
+        <w:t>&gt;</w:t>
+      </w:r>
+      <w:r>
+        <w:rPr>
+          <w:rFonts w:eastAsiaTheme="minorEastAsia"/>
+        </w:rPr>
+        <w:t>1.8g</w:t>
+      </w:r>
+      <w:r>
+        <w:t xml:space="preserve">) </w:t>
+      </w:r>
+      <w:r>
+        <w:rPr>
+          <w:cs/>
+        </w:rPr>
+        <w:t>จะสามารถลดอัตราการแจ้งเตือนลวง</w:t>
+      </w:r>
+      <w:r>
+        <w:t xml:space="preserve"> (False Alarm) </w:t>
+      </w:r>
+      <w:r>
+        <w:rPr>
+          <w:cs/>
+        </w:rPr>
+        <w:t>จากกิจกรรมประจำวันแบบรวดเร็วได้อย่างมีประสิทธิภาพ</w:t>
+      </w:r>
+      <w:r>
+        <w:t xml:space="preserve"> </w:t>
+      </w:r>
+      <w:r>
+        <w:rPr>
+          <w:cs/>
+        </w:rPr>
+        <w:t>โดยไม่สูญเสียความสามารถในการตรวจจับการหกล้มจริง</w:t>
+      </w:r>
+      <w:r>
+        <w:t xml:space="preserve"> </w:t>
       </w:r>
     </w:p>
     <w:p>
       <w:pPr>
-        <w:pStyle w:val="4"/>
-      </w:pPr>
-      <w:r>
-        <w:rPr>
-          <w:cs/>
-        </w:rPr>
-        <w:t>ใช้บอร์ดไมโครคอนโทรลเลอร์</w:t>
-      </w:r>
-      <w:r>
-        <w:t xml:space="preserve"> ESP32 Dual-Core (Xtensa LX6 32-bit, </w:t>
-      </w:r>
-      <w:r>
-        <w:rPr>
-          <w:cs/>
-        </w:rPr>
-        <w:t xml:space="preserve">ความถี่สัญญาณนาฬิกา </w:t>
-      </w:r>
-      <w:r>
-        <w:t xml:space="preserve">240 MHz) </w:t>
-      </w:r>
-      <w:r>
-        <w:rPr>
-          <w:cs/>
-        </w:rPr>
-        <w:t>เป็นหน่วยประมวลผลหลัก</w:t>
+        <w:pStyle w:val="3"/>
+        <w:ind w:left="0"/>
+        <w:jc w:val="thaiDistribute"/>
+      </w:pPr>
+      <w:r>
+        <w:rPr>
+          <w:cs/>
+        </w:rPr>
+        <w:t>การบูรณาการระบบระบุตำแหน่งแบบคู่</w:t>
+      </w:r>
+      <w:r>
+        <w:t xml:space="preserve"> (Dual Positioning: GPS NEO-7M </w:t>
+      </w:r>
+      <w:r>
+        <w:rPr>
+          <w:cs/>
+        </w:rPr>
+        <w:t>และ</w:t>
+      </w:r>
+      <w:r>
+        <w:t xml:space="preserve"> Wi-Fi Geolocation) </w:t>
+      </w:r>
+      <w:r>
+        <w:rPr>
+          <w:cs/>
+        </w:rPr>
+        <w:t>ร่วมกับเสียงสัญญาณไซเรน</w:t>
+      </w:r>
+      <w:r>
+        <w:t xml:space="preserve"> (Acoustic Beacon) </w:t>
+      </w:r>
+      <w:r>
+        <w:rPr>
+          <w:cs/>
+        </w:rPr>
+        <w:t>บนตัวเครื่อง</w:t>
+      </w:r>
+      <w:r>
+        <w:t xml:space="preserve"> </w:t>
+      </w:r>
+      <w:r>
+        <w:rPr>
+          <w:cs/>
+        </w:rPr>
+        <w:t>จะช่วยให้ผู้ดูแลสามารถระบุพิกัดและเข้าถึงตัวผู้สูงอายุที่ประสบเหตุได้ทั้งพื้นที่กลางแจ้งและภายในอาคาร</w:t>
+      </w:r>
+    </w:p>
+    <w:p/>
+    <w:p>
+      <w:pPr>
+        <w:pStyle w:val="2"/>
+        <w:jc w:val="thaiDistribute"/>
+      </w:pPr>
+      <w:r>
+        <w:rPr>
+          <w:cs/>
+        </w:rPr>
+        <w:t>ข้อตกลงเบื้องต้น</w:t>
       </w:r>
     </w:p>
     <w:p>
       <w:pPr>
-        <w:pStyle w:val="4"/>
-      </w:pPr>
-      <w:r>
-        <w:rPr>
-          <w:cs/>
-        </w:rPr>
-        <w:t>ใช้เซ็นเซอร์</w:t>
+        <w:pStyle w:val="3"/>
+        <w:ind w:left="0"/>
+        <w:jc w:val="thaiDistribute"/>
+      </w:pPr>
+      <w:r>
+        <w:rPr>
+          <w:cs/>
+        </w:rPr>
+        <w:t>อุปกรณ์ตรวจจับการล้มจะถูกติดตั้งและสวมใส่ไว้ที่บริเวณเอวหรือลำตัว</w:t>
       </w:r>
       <w:r>
         <w:t xml:space="preserve"> </w:t>
       </w:r>
       <w:r>
         <w:rPr>
-          <w:b/>
-          <w:bCs/>
-        </w:rPr>
-        <w:t>MPU-6050 (6-DOF IMU)</w:t>
+          <w:cs/>
+        </w:rPr>
+        <w:t>ของผู้ใช้งานในตำแหน่งระนาบที่มั่นคง</w:t>
       </w:r>
       <w:r>
         <w:t xml:space="preserve"> </w:t>
@@ -2245,122 +976,41 @@
         <w:rPr>
           <w:cs/>
         </w:rPr>
-        <w:t>ประกอบด้วย</w:t>
-      </w:r>
-      <w:r>
-        <w:t xml:space="preserve"> Accelerometer 3 </w:t>
-      </w:r>
-      <w:r>
-        <w:rPr>
-          <w:cs/>
-        </w:rPr>
-        <w:t>แกน</w:t>
-      </w:r>
-      <w:r>
-        <w:t xml:space="preserve"> (</w:t>
-      </w:r>
-      <w:r>
-        <w:rPr>
-          <w:cs/>
-        </w:rPr>
-        <w:t>ตั้งค่าช่วงการวัด</w:t>
+        <w:t>เพื่อให้แกนการวัดของเซ็นเซอร์สะท้อนการเคลื่อนไหวของจุดศูนย์ถ่วงของร่างกาย</w:t>
       </w:r>
       <w:r>
         <w:t xml:space="preserve"> </w:t>
       </w:r>
-      <m:oMath>
-        <m:r>
-          <w:rPr>
-            <w:rFonts w:ascii="Cambria Math" w:hAnsi="Cambria Math"/>
-          </w:rPr>
-          <m:t>±</m:t>
-        </m:r>
-      </m:oMath>
-      <w:r>
-        <w:t xml:space="preserve"> 8g</w:t>
-      </w:r>
-      <w:r>
-        <w:t xml:space="preserve">) </w:t>
-      </w:r>
-      <w:r>
-        <w:rPr>
-          <w:cs/>
-        </w:rPr>
-        <w:t>และ</w:t>
-      </w:r>
-      <w:r>
-        <w:t xml:space="preserve"> Gyroscope 3 </w:t>
-      </w:r>
-      <w:r>
-        <w:rPr>
-          <w:cs/>
-        </w:rPr>
-        <w:t>แกน</w:t>
-      </w:r>
-      <w:r>
-        <w:t xml:space="preserve"> (</w:t>
-      </w:r>
-      <w:r>
-        <w:rPr>
-          <w:cs/>
-        </w:rPr>
-        <w:t>ตั้งค่าช่วงการวัด</w:t>
+      <w:r>
+        <w:rPr>
+          <w:cs/>
+        </w:rPr>
+        <w:t>ได้อย่างถูกต้องตรงตามการฝึกสอนของแบบจำลอง</w:t>
       </w:r>
       <w:r>
         <w:t xml:space="preserve"> </w:t>
-      </w:r>
-      <m:oMath>
-        <m:r>
-          <w:rPr>
-            <w:rFonts w:ascii="Cambria Math" w:hAnsi="Cambria Math"/>
-          </w:rPr>
-          <m:t>±</m:t>
-        </m:r>
-      </m:oMath>
-      <w:r>
-        <w:t>1000*/s</w:t>
-      </w:r>
-      <w:r>
-        <w:t xml:space="preserve">) </w:t>
-      </w:r>
-      <w:r>
-        <w:rPr>
-          <w:cs/>
-        </w:rPr>
-        <w:t>เชื่อมต่อผ่านบัส</w:t>
-      </w:r>
-      <w:r>
-        <w:t xml:space="preserve"> I2C </w:t>
-      </w:r>
-      <w:r>
-        <w:rPr>
-          <w:cs/>
-        </w:rPr>
-        <w:t>ทำงานที่ความถี่สุ่มตัวอย่าง</w:t>
-      </w:r>
-      <w:r>
-        <w:t xml:space="preserve"> 50 Hz</w:t>
       </w:r>
     </w:p>
     <w:p>
       <w:pPr>
-        <w:pStyle w:val="4"/>
-      </w:pPr>
-      <w:r>
-        <w:rPr>
-          <w:cs/>
-        </w:rPr>
-        <w:t>ใช้โมดูลรับสัญญาณดาวเทียม</w:t>
+        <w:pStyle w:val="3"/>
+        <w:ind w:left="0"/>
+        <w:jc w:val="thaiDistribute"/>
+      </w:pPr>
+      <w:r>
+        <w:rPr>
+          <w:cs/>
+        </w:rPr>
+        <w:t>การทดสอบภาคสนามจำลองการล้มใช้อาสาสมัครที่มีสุขภาพร่างกายแข็งแรงและทำการล้มลงบนเบาะนิรภัย</w:t>
       </w:r>
       <w:r>
         <w:t xml:space="preserve"> </w:t>
       </w:r>
       <w:r>
         <w:rPr>
-          <w:b/>
-          <w:bCs/>
-        </w:rPr>
-        <w:t>GPS NEO-7M</w:t>
+          <w:cs/>
+        </w:rPr>
+        <w:t>ตามหลักจริยธรรมความปลอดภัย</w:t>
       </w:r>
       <w:r>
         <w:t xml:space="preserve"> </w:t>
@@ -2369,659 +1019,517 @@
         <w:rPr>
           <w:cs/>
         </w:rPr>
-        <w:t>เชื่อมต่อผ่านพอร์ต</w:t>
-      </w:r>
-      <w:r>
-        <w:t xml:space="preserve"> UART2 </w:t>
-      </w:r>
-      <w:r>
-        <w:rPr>
-          <w:cs/>
-        </w:rPr>
-        <w:t>สำหรับระบุพิกัดภูมิศาสตร์กลางแจ้ง</w:t>
+        <w:t>โดยยอมรับว่าค่าแรงกระแทกอาจมีการลดทอนลงจากแรงซับของเบาะเมื่อเทียบกับการล้มกระแทกพื้นแข็งจริง</w:t>
       </w:r>
     </w:p>
     <w:p>
       <w:pPr>
-        <w:pStyle w:val="4"/>
-      </w:pPr>
-      <w:r>
-        <w:rPr>
-          <w:cs/>
-        </w:rPr>
-        <w:t>มีวงจรขับเสียงสัญญาณไซเรนฉุกเฉินผ่านลำโพง</w:t>
-      </w:r>
-      <w:r>
-        <w:t xml:space="preserve"> Buzzer (</w:t>
-      </w:r>
-      <w:r>
-        <w:rPr>
-          <w:cs/>
-        </w:rPr>
-        <w:t>ต่อเข้ากับขา</w:t>
-      </w:r>
-      <w:r>
-        <w:t xml:space="preserve"> GPIO 5) </w:t>
-      </w:r>
-      <w:r>
-        <w:rPr>
-          <w:cs/>
-        </w:rPr>
-        <w:t>และปุ่มกดยืนยันการช่วยเหลือ/ยกเลิกการเตือนลวง</w:t>
-      </w:r>
-      <w:r>
-        <w:t xml:space="preserve"> (</w:t>
-      </w:r>
-      <w:r>
-        <w:rPr>
-          <w:cs/>
-        </w:rPr>
-        <w:t>ต่อเข้ากับขา</w:t>
-      </w:r>
-      <w:r>
-        <w:t xml:space="preserve"> GPIO 18 </w:t>
-      </w:r>
-      <w:r>
-        <w:rPr>
-          <w:cs/>
-        </w:rPr>
-        <w:t>แบบ</w:t>
-      </w:r>
-      <w:r>
-        <w:t xml:space="preserve"> Input Pull-up)</w:t>
+        <w:pStyle w:val="3"/>
+        <w:ind w:left="0"/>
+        <w:jc w:val="thaiDistribute"/>
+      </w:pPr>
+      <w:proofErr w:type="spellStart"/>
+      <w:r>
+        <w:lastRenderedPageBreak/>
+        <w:t>จำนวนท่าทางในการเก็บรวบรวมข้อมูลประกอบด้วย</w:t>
+      </w:r>
+      <w:proofErr w:type="spellEnd"/>
+      <w:r>
+        <w:t xml:space="preserve"> </w:t>
+      </w:r>
+      <w:proofErr w:type="spellStart"/>
+      <w:r>
+        <w:t>ท่าการหกล้ม</w:t>
+      </w:r>
+      <w:proofErr w:type="spellEnd"/>
+      <w:r>
+        <w:t xml:space="preserve"> 5 </w:t>
+      </w:r>
+      <w:proofErr w:type="spellStart"/>
+      <w:r>
+        <w:t>ท่า</w:t>
+      </w:r>
+      <w:proofErr w:type="spellEnd"/>
+      <w:r>
+        <w:t xml:space="preserve"> </w:t>
+      </w:r>
+      <w:proofErr w:type="spellStart"/>
+      <w:r>
+        <w:t>และท่ากิจวัตรประจำวัน</w:t>
+      </w:r>
+      <w:proofErr w:type="spellEnd"/>
+      <w:r>
+        <w:t xml:space="preserve"> (ADL) 6 </w:t>
+      </w:r>
+      <w:proofErr w:type="spellStart"/>
+      <w:r>
+        <w:t>ท่า</w:t>
+      </w:r>
+      <w:proofErr w:type="spellEnd"/>
+      <w:r>
+        <w:t xml:space="preserve"> </w:t>
+      </w:r>
+      <w:proofErr w:type="spellStart"/>
+      <w:r>
+        <w:t>เก็บข้อมูลซ้ำท่าละ</w:t>
+      </w:r>
+      <w:proofErr w:type="spellEnd"/>
+      <w:r>
+        <w:t xml:space="preserve"> 5 </w:t>
+      </w:r>
+      <w:proofErr w:type="spellStart"/>
+      <w:r>
+        <w:t>รอบ</w:t>
+      </w:r>
+      <w:proofErr w:type="spellEnd"/>
+      <w:r>
+        <w:t xml:space="preserve"> </w:t>
+      </w:r>
+      <w:proofErr w:type="spellStart"/>
+      <w:r>
+        <w:t>จากกลุ่มอาสาสมัครจำนวน</w:t>
+      </w:r>
+      <w:proofErr w:type="spellEnd"/>
+      <w:r>
+        <w:t xml:space="preserve"> 20 </w:t>
+      </w:r>
+      <w:proofErr w:type="spellStart"/>
+      <w:r>
+        <w:t>คน</w:t>
+      </w:r>
+      <w:proofErr w:type="spellEnd"/>
+    </w:p>
+    <w:p/>
+    <w:p>
+      <w:pPr>
+        <w:pStyle w:val="2"/>
+        <w:jc w:val="thaiDistribute"/>
+        <w:rPr>
+          <w:b w:val="0"/>
+          <w:bCs w:val="0"/>
+        </w:rPr>
+      </w:pPr>
+      <w:r>
+        <w:rPr>
+          <w:cs/>
+        </w:rPr>
+        <w:t>ขอบเขตของโครง</w:t>
+      </w:r>
+      <w:r>
+        <w:rPr>
+          <w:rFonts w:hint="cs"/>
+          <w:cs/>
+        </w:rPr>
+        <w:t>งา</w:t>
+      </w:r>
+      <w:r>
+        <w:rPr>
+          <w:rFonts w:hint="cs"/>
+          <w:cs/>
+        </w:rPr>
+        <w:t>น</w:t>
       </w:r>
     </w:p>
     <w:p>
       <w:pPr>
-        <w:pStyle w:val="4"/>
-      </w:pPr>
-      <w:r>
-        <w:rPr>
-          <w:cs/>
-        </w:rPr>
-        <w:t>สถาปัตยกรรมซอฟต์แวร์บนชิปทำงานบนระบบปฏิบัติการเวลาจริง</w:t>
-      </w:r>
-      <w:r>
-        <w:t xml:space="preserve"> </w:t>
-      </w:r>
-      <w:r>
-        <w:rPr>
-          <w:b/>
-          <w:bCs/>
-        </w:rPr>
-        <w:t>FreeRTOS Dual-Core</w:t>
-      </w:r>
-      <w:r>
-        <w:t xml:space="preserve">: </w:t>
+        <w:pStyle w:val="3"/>
+        <w:ind w:left="0"/>
+        <w:jc w:val="thaiDistribute"/>
+      </w:pPr>
+      <w:r>
+        <w:rPr>
+          <w:cs/>
+        </w:rPr>
+        <w:t xml:space="preserve">ใช้ไมโครคอนโทรลเลอร์ </w:t>
+      </w:r>
+      <w:r>
+        <w:t>ESP</w:t>
+      </w:r>
+      <w:r>
+        <w:rPr>
+          <w:cs/>
+        </w:rPr>
+        <w:t xml:space="preserve">32 และเซนเซอร์ </w:t>
+      </w:r>
+      <w:r>
+        <w:t>IMU (MPU</w:t>
+      </w:r>
+      <w:r>
+        <w:rPr>
+          <w:cs/>
+        </w:rPr>
+        <w:t>6050</w:t>
+      </w:r>
+      <w:r>
+        <w:t>)</w:t>
       </w:r>
     </w:p>
     <w:p>
       <w:pPr>
-        <w:pStyle w:val="5"/>
-        <w:numPr>
-          <w:ilvl w:val="4"/>
-          <w:numId w:val="38"/>
-        </w:numPr>
-      </w:pPr>
-      <w:r>
-        <w:rPr>
-          <w:b/>
-          <w:bCs/>
-        </w:rPr>
-        <w:t xml:space="preserve">Core 1 (imuFallTask - Priority 3 </w:t>
-      </w:r>
-      <w:r>
-        <w:rPr>
-          <w:b/>
-          <w:bCs/>
-          <w:cs/>
-        </w:rPr>
-        <w:t>สูงสุด):</w:t>
-      </w:r>
-      <w:r>
-        <w:t xml:space="preserve"> </w:t>
-      </w:r>
-      <w:r>
-        <w:rPr>
-          <w:cs/>
-        </w:rPr>
-        <w:t>ประมวลผลอ่านเซ็นเซอร์</w:t>
-      </w:r>
-      <w:r>
-        <w:t xml:space="preserve"> 50Hz, </w:t>
-      </w:r>
-      <w:r>
-        <w:rPr>
-          <w:cs/>
-        </w:rPr>
-        <w:t>สกัด</w:t>
-      </w:r>
-      <w:r>
-        <w:t xml:space="preserve"> 18 Features, </w:t>
-      </w:r>
-      <w:r>
-        <w:rPr>
-          <w:cs/>
-        </w:rPr>
-        <w:t>รันโมเดล</w:t>
-      </w:r>
-      <w:r>
-        <w:t xml:space="preserve"> TinyML </w:t>
-      </w:r>
-      <w:r>
-        <w:rPr>
-          <w:cs/>
-        </w:rPr>
-        <w:t>และควบคุมเสียงไซเรน</w:t>
+        <w:pStyle w:val="3"/>
+        <w:ind w:left="0"/>
+        <w:jc w:val="thaiDistribute"/>
+      </w:pPr>
+      <w:r>
+        <w:rPr>
+          <w:cs/>
+        </w:rPr>
+        <w:t xml:space="preserve">ใช้ </w:t>
+      </w:r>
+      <w:proofErr w:type="spellStart"/>
+      <w:r>
+        <w:t>TinyML</w:t>
+      </w:r>
+      <w:proofErr w:type="spellEnd"/>
+      <w:r>
+        <w:t xml:space="preserve"> (TensorFlow Lite for Microcontrollers) </w:t>
+      </w:r>
+      <w:r>
+        <w:rPr>
+          <w:cs/>
+        </w:rPr>
+        <w:t xml:space="preserve">สำหรับสร้างและฝังโมเดล </w:t>
+      </w:r>
+      <w:r>
+        <w:t xml:space="preserve">Machine Learning </w:t>
+      </w:r>
+      <w:r>
+        <w:rPr>
+          <w:cs/>
+        </w:rPr>
+        <w:t xml:space="preserve">ลงในบอร์ด </w:t>
+      </w:r>
+      <w:r>
+        <w:t>ESP</w:t>
+      </w:r>
+      <w:r>
+        <w:rPr>
+          <w:cs/>
+        </w:rPr>
+        <w:t>32 เพื่อจำแนกเหตุการณ์การล้มและการเคลื่อนไหวปกติ (</w:t>
+      </w:r>
+      <w:r>
+        <w:t xml:space="preserve">ADL) </w:t>
+      </w:r>
+      <w:r>
+        <w:rPr>
+          <w:cs/>
+        </w:rPr>
+        <w:t>แบบออฟไลน์ (</w:t>
+      </w:r>
+      <w:r>
+        <w:t xml:space="preserve">On-device Processing) </w:t>
+      </w:r>
+      <w:r>
+        <w:rPr>
+          <w:cs/>
+        </w:rPr>
+        <w:t>ประเมินความสามารถของโมเดลตามเกณฑ์หลัก ได้แก่ ความแม่นยำ (</w:t>
+      </w:r>
+      <w:r>
+        <w:t xml:space="preserve">Accuracy), </w:t>
+      </w:r>
+      <w:r>
+        <w:rPr>
+          <w:cs/>
+        </w:rPr>
+        <w:t>ความไว (</w:t>
+      </w:r>
+      <w:r>
+        <w:t xml:space="preserve">Recall), </w:t>
+      </w:r>
+      <w:r>
+        <w:rPr>
+          <w:cs/>
+        </w:rPr>
+        <w:t>และเวลาตอบสนอง (</w:t>
+      </w:r>
+      <w:r>
+        <w:t>Latency)</w:t>
       </w:r>
     </w:p>
     <w:p>
       <w:pPr>
-        <w:pStyle w:val="5"/>
-        <w:numPr>
-          <w:ilvl w:val="4"/>
-          <w:numId w:val="38"/>
-        </w:numPr>
-      </w:pPr>
-      <w:r>
-        <w:rPr>
-          <w:b/>
-          <w:bCs/>
-        </w:rPr>
-        <w:t>Core 0 (netGpsTask - Priority 1):</w:t>
-      </w:r>
-      <w:r>
+        <w:pStyle w:val="3"/>
+        <w:ind w:left="0"/>
+        <w:jc w:val="thaiDistribute"/>
+      </w:pPr>
+      <w:r>
+        <w:rPr>
+          <w:cs/>
+        </w:rPr>
+        <w:t xml:space="preserve">ใช้โมดูลระบุพิกัดดาวเทียม (GPS NEO-7M) ร่วมกับระบบระบุตำแหน่งผ่าน </w:t>
+      </w:r>
+      <w:proofErr w:type="spellStart"/>
+      <w:r>
+        <w:rPr>
+          <w:cs/>
+        </w:rPr>
+        <w:t>Wi</w:t>
+      </w:r>
+      <w:proofErr w:type="spellEnd"/>
+      <w:r>
+        <w:rPr>
+          <w:cs/>
+        </w:rPr>
+        <w:t>-</w:t>
+      </w:r>
+      <w:proofErr w:type="spellStart"/>
+      <w:r>
+        <w:rPr>
+          <w:cs/>
+        </w:rPr>
+        <w:t>Fi</w:t>
+      </w:r>
+      <w:proofErr w:type="spellEnd"/>
+      <w:r>
+        <w:rPr>
+          <w:cs/>
+        </w:rPr>
+        <w:t xml:space="preserve"> (</w:t>
+      </w:r>
+      <w:proofErr w:type="spellStart"/>
+      <w:r>
+        <w:rPr>
+          <w:cs/>
+        </w:rPr>
+        <w:t>Wi</w:t>
+      </w:r>
+      <w:proofErr w:type="spellEnd"/>
+      <w:r>
+        <w:rPr>
+          <w:cs/>
+        </w:rPr>
+        <w:t>-</w:t>
+      </w:r>
+      <w:proofErr w:type="spellStart"/>
+      <w:r>
+        <w:rPr>
+          <w:cs/>
+        </w:rPr>
+        <w:t>Fi</w:t>
+      </w:r>
+      <w:proofErr w:type="spellEnd"/>
+      <w:r>
+        <w:rPr>
+          <w:cs/>
+        </w:rPr>
         <w:t xml:space="preserve"> </w:t>
       </w:r>
-      <w:r>
-        <w:rPr>
-          <w:cs/>
-        </w:rPr>
-        <w:t>จัดการอ่านพิกัด</w:t>
-      </w:r>
-      <w:r>
-        <w:t xml:space="preserve"> GPS, </w:t>
-      </w:r>
-      <w:r>
-        <w:rPr>
-          <w:cs/>
-        </w:rPr>
-        <w:t>การเชื่อมต่อ</w:t>
-      </w:r>
-      <w:r>
-        <w:t xml:space="preserve"> Wi-Fi, </w:t>
-      </w:r>
-      <w:r>
-        <w:rPr>
-          <w:cs/>
-        </w:rPr>
-        <w:t>สแกน</w:t>
-      </w:r>
-      <w:r>
-        <w:t xml:space="preserve"> BSSID/RSSI, </w:t>
-      </w:r>
-      <w:r>
-        <w:rPr>
-          <w:cs/>
-        </w:rPr>
-        <w:t>ส่งข้อมูลผ่าน</w:t>
-      </w:r>
-      <w:r>
-        <w:t xml:space="preserve"> HTTP REST API, </w:t>
-      </w:r>
-      <w:r>
-        <w:rPr>
-          <w:cs/>
-        </w:rPr>
-        <w:t>แจ้งเตือน</w:t>
-      </w:r>
-      <w:r>
-        <w:t xml:space="preserve"> Telegram Bot </w:t>
-      </w:r>
-      <w:r>
-        <w:rPr>
-          <w:cs/>
-        </w:rPr>
-        <w:t>และซิงค์</w:t>
-      </w:r>
-      <w:r>
-        <w:t xml:space="preserve"> Flash Memory</w:t>
+      <w:proofErr w:type="spellStart"/>
+      <w:r>
+        <w:rPr>
+          <w:cs/>
+        </w:rPr>
+        <w:t>Geolocation</w:t>
+      </w:r>
+      <w:proofErr w:type="spellEnd"/>
+      <w:r>
+        <w:rPr>
+          <w:cs/>
+        </w:rPr>
+        <w:t>) เพื่อระบุตำแหน่งที่เกิดเหตุและคำนวณข้อมูลกิจกรรมการเดินด้านสุขภาพ</w:t>
       </w:r>
     </w:p>
     <w:p>
       <w:pPr>
         <w:pStyle w:val="3"/>
-      </w:pPr>
-      <w:r>
-        <w:rPr>
-          <w:cs/>
-        </w:rPr>
-        <w:t>ขอบเขตด้านชุดข้อมูล</w:t>
-      </w:r>
-      <w:r>
-        <w:t xml:space="preserve"> (Dataset)</w:t>
+        <w:ind w:left="0"/>
+        <w:jc w:val="thaiDistribute"/>
+      </w:pPr>
+      <w:r>
+        <w:rPr>
+          <w:cs/>
+        </w:rPr>
+        <w:t xml:space="preserve">ใช้กลยุทธ์ </w:t>
+      </w:r>
+      <w:r>
+        <w:t xml:space="preserve">Hybrid Database </w:t>
+      </w:r>
+      <w:r>
+        <w:rPr>
+          <w:cs/>
+        </w:rPr>
+        <w:t xml:space="preserve">ในการจัดการข้อมูลใช้ </w:t>
+      </w:r>
+      <w:r>
+        <w:t>SQL (MySQL/</w:t>
+      </w:r>
+      <w:r>
+        <w:br/>
+        <w:t xml:space="preserve">PostgreSQL) </w:t>
+      </w:r>
+      <w:r>
+        <w:rPr>
+          <w:cs/>
+        </w:rPr>
+        <w:t xml:space="preserve">ร่วมกับ </w:t>
+      </w:r>
+      <w:r>
+        <w:t xml:space="preserve">Prisma </w:t>
+      </w:r>
+      <w:r>
+        <w:rPr>
+          <w:cs/>
+        </w:rPr>
+        <w:t>สำหรับการจัดเก็บข้อมูลผู้ใช้หลัก (</w:t>
+      </w:r>
+      <w:r>
+        <w:t xml:space="preserve">User Profile) </w:t>
+      </w:r>
+      <w:r>
+        <w:rPr>
+          <w:cs/>
+        </w:rPr>
+        <w:t>และบันทึกเหตุการณ์การล้มถาวร (</w:t>
+      </w:r>
+      <w:r>
+        <w:t xml:space="preserve">Event Logs) </w:t>
+      </w:r>
+      <w:r>
+        <w:rPr>
+          <w:cs/>
+        </w:rPr>
+        <w:t xml:space="preserve">ใช้ </w:t>
+      </w:r>
+      <w:r>
+        <w:t xml:space="preserve">NoSQL </w:t>
+      </w:r>
+      <w:r>
+        <w:rPr>
+          <w:cs/>
+        </w:rPr>
+        <w:t xml:space="preserve">เช่น </w:t>
+      </w:r>
+      <w:r>
+        <w:t xml:space="preserve">Firebase </w:t>
+      </w:r>
+      <w:r>
+        <w:rPr>
+          <w:cs/>
+        </w:rPr>
+        <w:t>สำหรับการจัดเก็บข้อมูลที่มีการเปลี่ยนแปลงบ่อย เช่น ข้อความแชท (</w:t>
+      </w:r>
+      <w:r>
+        <w:t xml:space="preserve">Chat Session) </w:t>
+      </w:r>
+      <w:r>
+        <w:rPr>
+          <w:cs/>
+        </w:rPr>
+        <w:t xml:space="preserve">และสถานะอุปกรณ์แบบ </w:t>
+      </w:r>
+      <w:r>
+        <w:t>Real-time</w:t>
       </w:r>
     </w:p>
     <w:p>
       <w:pPr>
-        <w:pStyle w:val="4"/>
-      </w:pPr>
-      <w:r>
-        <w:rPr>
-          <w:cs/>
-        </w:rPr>
-        <w:lastRenderedPageBreak/>
-        <w:t>ใช้ชุดข้อมูลแบบผสมผสาน</w:t>
-      </w:r>
-      <w:r>
-        <w:t xml:space="preserve"> (</w:t>
-      </w:r>
-      <w:r>
-        <w:rPr>
-          <w:b/>
-          <w:bCs/>
-        </w:rPr>
-        <w:t xml:space="preserve">Hybrid Dataset </w:t>
-      </w:r>
-      <w:r>
-        <w:rPr>
-          <w:b/>
-          <w:bCs/>
-          <w:cs/>
-        </w:rPr>
-        <w:t xml:space="preserve">รวม </w:t>
-      </w:r>
-      <w:r>
-        <w:rPr>
-          <w:b/>
-          <w:bCs/>
-        </w:rPr>
-        <w:t xml:space="preserve">486 </w:t>
-      </w:r>
-      <w:r>
-        <w:rPr>
-          <w:b/>
-          <w:bCs/>
-          <w:cs/>
-        </w:rPr>
-        <w:t>หน้าต่างข้อมูล</w:t>
-      </w:r>
-      <w:r>
-        <w:t xml:space="preserve">) </w:t>
-      </w:r>
-      <w:r>
-        <w:rPr>
-          <w:cs/>
-        </w:rPr>
-        <w:t>ประกอบด้วย:</w:t>
-      </w:r>
-      <w:r>
-        <w:t xml:space="preserve"> </w:t>
+        <w:pStyle w:val="3"/>
+        <w:ind w:left="0"/>
+        <w:jc w:val="thaiDistribute"/>
+      </w:pPr>
+      <w:r>
+        <w:rPr>
+          <w:cs/>
+        </w:rPr>
+        <w:t>เก็บข้อมูลการล้มและการเคลื่อนไหวปกติ (</w:t>
+      </w:r>
+      <w:r>
+        <w:t xml:space="preserve">ADL) </w:t>
+      </w:r>
+      <w:r>
+        <w:rPr>
+          <w:cs/>
+        </w:rPr>
+        <w:t xml:space="preserve">จากอาสาสมัครทั่วไปที่มีอายุ </w:t>
+      </w:r>
+      <w:r>
+        <w:t xml:space="preserve">20–40 </w:t>
+      </w:r>
+      <w:r>
+        <w:rPr>
+          <w:cs/>
+        </w:rPr>
+        <w:t xml:space="preserve">ปี เพื่อจำลองการล้มอย่างปลอดภัย และใช้ข้อมูลนี้ในการฝึกโมเดล </w:t>
+      </w:r>
+      <w:r>
+        <w:t>AI</w:t>
       </w:r>
     </w:p>
     <w:p>
       <w:pPr>
-        <w:pStyle w:val="5"/>
-        <w:numPr>
-          <w:ilvl w:val="4"/>
-          <w:numId w:val="39"/>
-        </w:numPr>
-      </w:pPr>
-      <w:r>
-        <w:rPr>
-          <w:b/>
-          <w:bCs/>
-          <w:cs/>
-        </w:rPr>
-        <w:t>ข้อมูลการล้มจริง (</w:t>
-      </w:r>
-      <w:r>
-        <w:rPr>
-          <w:b/>
-          <w:bCs/>
-        </w:rPr>
-        <w:t>Fall Data / Label = 1):</w:t>
-      </w:r>
-      <w:r>
-        <w:t xml:space="preserve"> </w:t>
-      </w:r>
-      <w:r>
-        <w:rPr>
-          <w:cs/>
-        </w:rPr>
-        <w:t>จำนวน</w:t>
-      </w:r>
-      <w:r>
-        <w:t xml:space="preserve"> 155 </w:t>
-      </w:r>
-      <w:r>
-        <w:rPr>
-          <w:cs/>
-        </w:rPr>
-        <w:t>หน้าต่างข้อมูล</w:t>
-      </w:r>
-      <w:r>
-        <w:t xml:space="preserve"> </w:t>
-      </w:r>
-      <w:r>
-        <w:rPr>
-          <w:cs/>
-        </w:rPr>
-        <w:t>สกัดจากไฟล์บันทึกการล้มจำลองจริง</w:t>
-      </w:r>
-      <w:r>
-        <w:t xml:space="preserve"> 52 </w:t>
-      </w:r>
-      <w:r>
-        <w:rPr>
-          <w:cs/>
-        </w:rPr>
-        <w:t>ไฟล์</w:t>
-      </w:r>
-      <w:r>
-        <w:t xml:space="preserve"> </w:t>
-      </w:r>
-      <w:r>
-        <w:rPr>
-          <w:cs/>
-        </w:rPr>
-        <w:t>ผ่านระบบ</w:t>
-      </w:r>
-      <w:r>
-        <w:t xml:space="preserve"> CollectData_Web </w:t>
-      </w:r>
-      <w:r>
-        <w:rPr>
-          <w:cs/>
-        </w:rPr>
-        <w:t>โดยอาสาสมัคร</w:t>
-      </w:r>
-      <w:r>
-        <w:t xml:space="preserve"> 13 </w:t>
-      </w:r>
-      <w:r>
-        <w:rPr>
-          <w:cs/>
-        </w:rPr>
-        <w:t>คน</w:t>
-      </w:r>
-      <w:r>
-        <w:t xml:space="preserve"> </w:t>
-      </w:r>
-      <w:r>
-        <w:rPr>
-          <w:cs/>
-        </w:rPr>
-        <w:t>ใน</w:t>
-      </w:r>
-      <w:r>
-        <w:t xml:space="preserve"> 4 </w:t>
-      </w:r>
-      <w:r>
-        <w:rPr>
-          <w:cs/>
-        </w:rPr>
-        <w:t>ทิศทาง</w:t>
-      </w:r>
-      <w:r>
-        <w:t xml:space="preserve"> (</w:t>
-      </w:r>
-      <w:r>
-        <w:rPr>
-          <w:cs/>
-        </w:rPr>
-        <w:t>ล้มหน้า</w:t>
-      </w:r>
-      <w:r>
-        <w:t xml:space="preserve">, </w:t>
-      </w:r>
-      <w:r>
-        <w:rPr>
-          <w:cs/>
-        </w:rPr>
-        <w:t>ล้มหลัง</w:t>
-      </w:r>
-      <w:r>
-        <w:t xml:space="preserve">, </w:t>
-      </w:r>
-      <w:r>
-        <w:rPr>
-          <w:cs/>
-        </w:rPr>
-        <w:t>ล้มซ้าย</w:t>
-      </w:r>
-      <w:r>
-        <w:t xml:space="preserve">, </w:t>
-      </w:r>
-      <w:r>
-        <w:rPr>
-          <w:cs/>
-        </w:rPr>
-        <w:t>ล้มขวา)</w:t>
+        <w:pStyle w:val="3"/>
+        <w:ind w:left="0"/>
+        <w:jc w:val="thaiDistribute"/>
+      </w:pPr>
+      <w:r>
+        <w:rPr>
+          <w:cs/>
+        </w:rPr>
+        <w:t>ฝึกโมเดลและฝังในบอร์ด ประเมินความแม่นยำ (</w:t>
+      </w:r>
+      <w:r>
+        <w:t xml:space="preserve">Accuracy), </w:t>
+      </w:r>
+      <w:r>
+        <w:rPr>
+          <w:cs/>
+        </w:rPr>
+        <w:t>ความไว (</w:t>
+      </w:r>
+      <w:r>
+        <w:t xml:space="preserve">Recall), </w:t>
+      </w:r>
+      <w:r>
+        <w:rPr>
+          <w:cs/>
+        </w:rPr>
+        <w:t>และเวลาตอบสนอง (</w:t>
+      </w:r>
+      <w:r>
+        <w:t>Latency)</w:t>
       </w:r>
     </w:p>
     <w:p>
       <w:pPr>
-        <w:pStyle w:val="5"/>
-        <w:numPr>
-          <w:ilvl w:val="4"/>
-          <w:numId w:val="39"/>
-        </w:numPr>
-      </w:pPr>
-      <w:r>
-        <w:rPr>
-          <w:b/>
-          <w:bCs/>
-          <w:cs/>
-        </w:rPr>
-        <w:t>ข้อมูลกิจกรรมปกติ (</w:t>
-      </w:r>
-      <w:r>
-        <w:rPr>
-          <w:b/>
-          <w:bCs/>
-        </w:rPr>
-        <w:t>ADL Data / Label = 0):</w:t>
-      </w:r>
-      <w:r>
-        <w:t xml:space="preserve"> </w:t>
-      </w:r>
-      <w:r>
-        <w:rPr>
-          <w:cs/>
-        </w:rPr>
-        <w:t>จำนวน</w:t>
-      </w:r>
-      <w:r>
-        <w:t xml:space="preserve"> 331 </w:t>
-      </w:r>
-      <w:r>
-        <w:rPr>
-          <w:cs/>
-        </w:rPr>
-        <w:t>หน้าต่างข้อมูล</w:t>
-      </w:r>
-      <w:r>
-        <w:t xml:space="preserve"> </w:t>
-      </w:r>
-      <w:r>
-        <w:rPr>
-          <w:cs/>
-        </w:rPr>
-        <w:t>แบ่งเป็นข้อมูลช่วงปกติก่อนล้ม</w:t>
-      </w:r>
-      <w:r>
-        <w:t xml:space="preserve"> (Pre-fall) 52 </w:t>
-      </w:r>
-      <w:r>
-        <w:rPr>
-          <w:cs/>
-        </w:rPr>
-        <w:t>ตัวอย่าง</w:t>
-      </w:r>
-      <w:r>
-        <w:t xml:space="preserve"> </w:t>
-      </w:r>
-      <w:r>
-        <w:rPr>
-          <w:cs/>
-        </w:rPr>
-        <w:t>และสุ่มสกัดจากชุดข้อมูลมาตรฐานสากล</w:t>
-      </w:r>
-      <w:r>
-        <w:t xml:space="preserve"> </w:t>
-      </w:r>
-      <w:r>
-        <w:rPr>
-          <w:b/>
-          <w:bCs/>
-        </w:rPr>
-        <w:t>Kaggle SisFall Dataset</w:t>
-      </w:r>
-      <w:r>
-        <w:t xml:space="preserve"> </w:t>
-      </w:r>
-      <w:r>
-        <w:rPr>
-          <w:cs/>
-        </w:rPr>
-        <w:t>จำนวน</w:t>
-      </w:r>
-      <w:r>
-        <w:t xml:space="preserve"> 279 </w:t>
-      </w:r>
-      <w:r>
-        <w:rPr>
-          <w:cs/>
-        </w:rPr>
-        <w:t>ตัวอย่าง</w:t>
-      </w:r>
-      <w:r>
-        <w:t xml:space="preserve"> </w:t>
-      </w:r>
-      <w:r>
-        <w:rPr>
-          <w:cs/>
-        </w:rPr>
-        <w:t>ครอบคลุม</w:t>
-      </w:r>
-      <w:r>
-        <w:t xml:space="preserve"> 19 </w:t>
-      </w:r>
-      <w:r>
-        <w:rPr>
-          <w:cs/>
-        </w:rPr>
-        <w:t>กิจกรรมประจำวัน</w:t>
-      </w:r>
-      <w:r>
-        <w:t xml:space="preserve"> (D01–D19) </w:t>
-      </w:r>
-      <w:r>
-        <w:rPr>
-          <w:cs/>
-        </w:rPr>
-        <w:t>จากผู้ทดสอบ</w:t>
-      </w:r>
-      <w:r>
-        <w:t xml:space="preserve"> 38 </w:t>
-      </w:r>
-      <w:r>
-        <w:rPr>
-          <w:cs/>
-        </w:rPr>
-        <w:t>คน</w:t>
-      </w:r>
-      <w:r>
-        <w:t xml:space="preserve"> (</w:t>
-      </w:r>
-      <w:r>
-        <w:rPr>
-          <w:cs/>
-        </w:rPr>
-        <w:t>คนหนุ่มสาว</w:t>
-      </w:r>
-      <w:r>
-        <w:t xml:space="preserve"> 23 </w:t>
-      </w:r>
-      <w:r>
-        <w:rPr>
-          <w:cs/>
-        </w:rPr>
-        <w:t>คน</w:t>
-      </w:r>
-      <w:r>
-        <w:t xml:space="preserve"> </w:t>
-      </w:r>
-      <w:r>
-        <w:rPr>
-          <w:cs/>
-        </w:rPr>
-        <w:t>และผู้สูงอายุ</w:t>
-      </w:r>
-      <w:r>
-        <w:t xml:space="preserve"> 15 </w:t>
-      </w:r>
-      <w:r>
-        <w:rPr>
-          <w:cs/>
-        </w:rPr>
-        <w:t>คน)</w:t>
-      </w:r>
+        <w:rPr>
+          <w:cs/>
+        </w:rPr>
+      </w:pPr>
     </w:p>
     <w:p>
       <w:pPr>
-        <w:pStyle w:val="4"/>
-      </w:pPr>
-      <w:r>
-        <w:rPr>
-          <w:cs/>
-        </w:rPr>
-        <w:t>กำหนดขนาดหน้าต่างข้อมูลแบบเลื่อน</w:t>
-      </w:r>
-      <w:r>
-        <w:t xml:space="preserve"> (Sliding Window) </w:t>
-      </w:r>
-      <w:r>
-        <w:rPr>
-          <w:cs/>
-        </w:rPr>
-        <w:t>ขนาดคงที่</w:t>
-      </w:r>
-      <w:r>
-        <w:t xml:space="preserve"> 50 </w:t>
-      </w:r>
-      <w:r>
-        <w:rPr>
-          <w:cs/>
-        </w:rPr>
-        <w:t xml:space="preserve">จุดเวลา (เท่ากับ </w:t>
-      </w:r>
-      <w:r>
-        <w:t xml:space="preserve">1.0 </w:t>
-      </w:r>
-      <w:r>
-        <w:rPr>
-          <w:cs/>
-        </w:rPr>
-        <w:t xml:space="preserve">วินาที ที่ความถี่ </w:t>
-      </w:r>
-      <w:r>
-        <w:t>50 Hz)</w:t>
+        <w:pStyle w:val="2"/>
+        <w:jc w:val="thaiDistribute"/>
+      </w:pPr>
+      <w:r>
+        <w:rPr>
+          <w:cs/>
+        </w:rPr>
+        <w:t>ตัวแปรที่ศึกษ</w:t>
+      </w:r>
+      <w:r>
+        <w:rPr>
+          <w:rFonts w:hint="cs"/>
+          <w:cs/>
+        </w:rPr>
+        <w:t>า</w:t>
       </w:r>
     </w:p>
     <w:p>
       <w:pPr>
         <w:pStyle w:val="3"/>
-      </w:pPr>
-      <w:r>
-        <w:rPr>
-          <w:cs/>
-        </w:rPr>
-        <w:t>ขอบเขตด้านโมเดลปัญญาประดิษฐ์</w:t>
-      </w:r>
-      <w:r>
-        <w:t xml:space="preserve"> (TinyML Model)</w:t>
+        <w:jc w:val="thaiDistribute"/>
+      </w:pPr>
+      <w:r>
+        <w:rPr>
+          <w:cs/>
+        </w:rPr>
+        <w:t>ตัวแปรต้น</w:t>
+      </w:r>
+      <w:r>
+        <w:t xml:space="preserve"> (Independent Variables)</w:t>
       </w:r>
     </w:p>
     <w:p>
@@ -3032,1452 +1540,539 @@
         <w:rPr>
           <w:cs/>
         </w:rPr>
-        <w:t>สกัดคุณลักษณะทางสถิติและชีวกลศาสตร์เชิงลึกจำนวน</w:t>
+        <w:t>รูปแบบกิจกรรมและการเคลื่อนไหวทางชีวกลศาสตร์</w:t>
       </w:r>
       <w:r>
         <w:t xml:space="preserve"> </w:t>
-      </w:r>
-      <w:r>
-        <w:rPr>
-          <w:b/>
-          <w:bCs/>
-        </w:rPr>
-        <w:t xml:space="preserve">18 </w:t>
-      </w:r>
-      <w:r>
-        <w:rPr>
-          <w:b/>
-          <w:bCs/>
-          <w:cs/>
-        </w:rPr>
-        <w:t>คุณลักษณะ (</w:t>
-      </w:r>
-      <w:r>
-        <w:rPr>
-          <w:b/>
-          <w:bCs/>
-        </w:rPr>
-        <w:t>18 Features)</w:t>
-      </w:r>
-      <w:r>
-        <w:t xml:space="preserve"> </w:t>
-      </w:r>
-      <w:r>
-        <w:rPr>
-          <w:cs/>
-        </w:rPr>
-        <w:t>จากสัญญาณดิบ</w:t>
-      </w:r>
-      <w:r>
-        <w:t xml:space="preserve"> 300 </w:t>
-      </w:r>
-      <w:r>
-        <w:rPr>
-          <w:cs/>
-        </w:rPr>
-        <w:t>ค่า</w:t>
-      </w:r>
-      <w:r>
-        <w:t xml:space="preserve"> (</w:t>
-      </w:r>
-      <w:r>
-        <w:t xml:space="preserve">50 </w:t>
-      </w:r>
-      <w:r>
-        <w:rPr>
-          <w:rFonts w:hint="cs"/>
-          <w:cs/>
-        </w:rPr>
-        <w:t>แถว</w:t>
-      </w:r>
-      <w:r>
-        <w:t xml:space="preserve"> X </w:t>
-      </w:r>
-      <w:r>
-        <w:rPr>
-          <w:rFonts w:hint="cs"/>
-          <w:cs/>
-        </w:rPr>
-        <w:t>6</w:t>
-      </w:r>
-      <w:r>
-        <w:rPr>
-          <w:rFonts w:hint="cs"/>
-          <w:cs/>
-        </w:rPr>
-        <w:t xml:space="preserve"> แกน</w:t>
-      </w:r>
-      <w:r>
-        <w:t>)</w:t>
       </w:r>
     </w:p>
     <w:p>
       <w:pPr>
-        <w:pStyle w:val="4"/>
-      </w:pPr>
-      <w:r>
-        <w:rPr>
-          <w:cs/>
-        </w:rPr>
-        <w:t>สถาปัตยกรรมโมเดลเป็นโครงข่ายประสาทเทียม</w:t>
-      </w:r>
-      <w:r>
-        <w:t xml:space="preserve"> </w:t>
-      </w:r>
-      <w:r>
-        <w:rPr>
-          <w:b/>
-          <w:bCs/>
-        </w:rPr>
-        <w:t>Multi-Layer Perceptron (MLP)</w:t>
-      </w:r>
-      <w:r>
-        <w:t xml:space="preserve"> </w:t>
-      </w:r>
-      <w:r>
-        <w:rPr>
-          <w:cs/>
-        </w:rPr>
-        <w:t>ขนาด</w:t>
-      </w:r>
-      <w:r>
-        <w:t>(</w:t>
-      </w:r>
-      <w:r>
-        <w:rPr>
-          <w:rFonts w:eastAsiaTheme="minorEastAsia"/>
-        </w:rPr>
-        <w:t>18</w:t>
-      </w:r>
-      <m:oMath>
-        <m:r>
-          <w:rPr>
-            <w:rFonts w:ascii="Cambria Math" w:hAnsi="Cambria Math"/>
-          </w:rPr>
-          <m:t>→</m:t>
-        </m:r>
-      </m:oMath>
-      <w:r>
-        <w:rPr>
-          <w:rFonts w:eastAsiaTheme="minorEastAsia"/>
-        </w:rPr>
-        <w:t>32</w:t>
-      </w:r>
-      <m:oMath>
-        <m:r>
-          <w:rPr>
-            <w:rFonts w:ascii="Cambria Math" w:hAnsi="Cambria Math"/>
-          </w:rPr>
-          <m:t>→</m:t>
-        </m:r>
-      </m:oMath>
-      <w:r>
-        <w:rPr>
-          <w:rFonts w:eastAsiaTheme="minorEastAsia"/>
-        </w:rPr>
-        <w:t>16</w:t>
-      </w:r>
-      <m:oMath>
-        <m:r>
-          <w:rPr>
-            <w:rFonts w:ascii="Cambria Math" w:hAnsi="Cambria Math"/>
-          </w:rPr>
-          <m:t>→</m:t>
-        </m:r>
-      </m:oMath>
-      <w:r>
-        <w:rPr>
-          <w:rFonts w:eastAsiaTheme="minorEastAsia"/>
-        </w:rPr>
-        <w:t>1</w:t>
-      </w:r>
-      <w:r>
-        <w:t>)</w:t>
-      </w:r>
-      <w:r>
-        <w:rPr>
-          <w:rFonts w:hint="cs"/>
-          <w:cs/>
-        </w:rPr>
-        <w:t xml:space="preserve"> </w:t>
-      </w:r>
-      <w:r>
-        <w:rPr>
-          <w:cs/>
-        </w:rPr>
-        <w:t>จำนวนพารามิเตอร์รวม</w:t>
-      </w:r>
-      <w:r>
-        <w:t xml:space="preserve"> 1,153 </w:t>
-      </w:r>
-      <w:r>
-        <w:rPr>
-          <w:cs/>
-        </w:rPr>
-        <w:t>ตัว)</w:t>
-      </w:r>
-      <w:r>
-        <w:t xml:space="preserve"> </w:t>
-      </w:r>
-      <w:r>
-        <w:rPr>
-          <w:cs/>
-        </w:rPr>
-        <w:t>ใช้ฟังก์ชันกระตุ้น</w:t>
-      </w:r>
-      <w:r>
-        <w:t xml:space="preserve"> </w:t>
-      </w:r>
-      <w:r>
-        <w:rPr>
-          <w:b/>
-          <w:bCs/>
-        </w:rPr>
-        <w:t>ReLU</w:t>
-      </w:r>
-      <w:r>
-        <w:t xml:space="preserve"> </w:t>
-      </w:r>
-      <w:r>
-        <w:rPr>
-          <w:cs/>
-        </w:rPr>
-        <w:t>ใน</w:t>
-      </w:r>
-      <w:r>
-        <w:t xml:space="preserve"> Hidden Layers </w:t>
-      </w:r>
-      <w:r>
-        <w:rPr>
-          <w:cs/>
-        </w:rPr>
-        <w:t>และฟังก์ชัน</w:t>
-      </w:r>
-      <w:r>
-        <w:t xml:space="preserve"> </w:t>
-      </w:r>
-      <w:r>
-        <w:rPr>
-          <w:b/>
-          <w:bCs/>
-        </w:rPr>
-        <w:t>Sigmoid</w:t>
-      </w:r>
-      <w:r>
-        <w:t xml:space="preserve"> </w:t>
-      </w:r>
-      <w:r>
-        <w:rPr>
-          <w:cs/>
-        </w:rPr>
-        <w:t>ใน</w:t>
-      </w:r>
-      <w:r>
-        <w:t xml:space="preserve"> Output Layer</w:t>
-      </w:r>
-    </w:p>
-    <w:p>
-      <w:pPr>
-        <w:pStyle w:val="4"/>
-      </w:pPr>
-      <w:r>
-        <w:rPr>
-          <w:cs/>
-        </w:rPr>
-        <w:t>ฝึกสอนโมเดลด้วย</w:t>
-      </w:r>
-      <w:r>
-        <w:t xml:space="preserve"> Scikit-Learn </w:t>
-      </w:r>
-      <w:r>
-        <w:rPr>
-          <w:cs/>
-        </w:rPr>
-        <w:t>ผ่านอัลกอริทึม</w:t>
-      </w:r>
-      <w:r>
-        <w:t xml:space="preserve"> </w:t>
-      </w:r>
-      <w:r>
-        <w:rPr>
-          <w:b/>
-          <w:bCs/>
-        </w:rPr>
-        <w:t>Adam Optimizer</w:t>
-      </w:r>
-      <w:r>
-        <w:t xml:space="preserve"> (Learning rate = 0.001) </w:t>
-      </w:r>
-      <w:r>
-        <w:rPr>
-          <w:cs/>
-        </w:rPr>
-        <w:t>และ</w:t>
-      </w:r>
-      <w:r>
-        <w:t xml:space="preserve"> Loss Function </w:t>
-      </w:r>
-      <w:r>
-        <w:rPr>
-          <w:cs/>
-        </w:rPr>
-        <w:t>แบบ</w:t>
-      </w:r>
-      <w:r>
-        <w:t xml:space="preserve"> </w:t>
-      </w:r>
-      <w:r>
-        <w:rPr>
-          <w:b/>
-          <w:bCs/>
-        </w:rPr>
-        <w:t>Binary Cross-Entropy</w:t>
-      </w:r>
-      <w:r>
-        <w:t xml:space="preserve"> </w:t>
-      </w:r>
-      <w:r>
-        <w:rPr>
-          <w:cs/>
-        </w:rPr>
-        <w:t>โดยแบ่งข้อมูล</w:t>
-      </w:r>
-      <w:r>
-        <w:t xml:space="preserve"> Train 80% (388 </w:t>
-      </w:r>
-      <w:r>
-        <w:rPr>
-          <w:cs/>
-        </w:rPr>
-        <w:t>ตัวอย่าง)</w:t>
-      </w:r>
-      <w:r>
-        <w:t xml:space="preserve"> </w:t>
-      </w:r>
-      <w:r>
-        <w:rPr>
-          <w:cs/>
-        </w:rPr>
-        <w:t>และ</w:t>
-      </w:r>
-      <w:r>
-        <w:t xml:space="preserve"> Test 20% (98 </w:t>
-      </w:r>
-      <w:r>
-        <w:rPr>
-          <w:cs/>
-        </w:rPr>
-        <w:t>ตัวอย่าง)</w:t>
-      </w:r>
-      <w:r>
-        <w:t xml:space="preserve"> </w:t>
-      </w:r>
-      <w:r>
-        <w:rPr>
-          <w:cs/>
-        </w:rPr>
-        <w:t>แบบ</w:t>
-      </w:r>
-      <w:r>
-        <w:t xml:space="preserve"> Stratified Sampling </w:t>
-      </w:r>
-      <w:r>
-        <w:rPr>
-          <w:cs/>
-        </w:rPr>
-        <w:t>พร้อมตั้งค่า</w:t>
-      </w:r>
-      <w:r>
-        <w:t xml:space="preserve"> Early Stopping (</w:t>
-      </w:r>
-      <w:r>
-        <w:rPr>
-          <w:cs/>
-        </w:rPr>
-        <w:t>ความอดทน</w:t>
-      </w:r>
-      <w:r>
-        <w:t xml:space="preserve"> 25 </w:t>
-      </w:r>
-      <w:r>
-        <w:rPr>
-          <w:cs/>
-        </w:rPr>
-        <w:t>รอบ)</w:t>
-      </w:r>
-    </w:p>
-    <w:p>
-      <w:pPr>
-        <w:pStyle w:val="4"/>
-      </w:pPr>
-      <w:r>
-        <w:rPr>
-          <w:cs/>
-        </w:rPr>
-        <w:t>แปลงค่าน้ำหนัก</w:t>
-      </w:r>
-      <w:r>
-        <w:t xml:space="preserve"> Weights </w:t>
-      </w:r>
-      <w:r>
-        <w:rPr>
-          <w:cs/>
-        </w:rPr>
-        <w:t>และ</w:t>
-      </w:r>
-      <w:r>
-        <w:t xml:space="preserve"> Biases </w:t>
-      </w:r>
-      <w:r>
-        <w:rPr>
-          <w:cs/>
-        </w:rPr>
-        <w:t>เป็นภาษา</w:t>
-      </w:r>
-      <w:r>
-        <w:t xml:space="preserve"> Native C++ Header (fall_model.h) </w:t>
-      </w:r>
-      <w:r>
-        <w:rPr>
-          <w:cs/>
-        </w:rPr>
-        <w:t>บันทึกลงใน</w:t>
-      </w:r>
-      <w:r>
-        <w:t xml:space="preserve"> Flash ROM </w:t>
-      </w:r>
-      <w:r>
-        <w:rPr>
-          <w:cs/>
-        </w:rPr>
-        <w:t>โดยตรง</w:t>
-      </w:r>
-      <w:r>
-        <w:t xml:space="preserve"> </w:t>
-      </w:r>
-      <w:r>
-        <w:rPr>
-          <w:cs/>
-        </w:rPr>
-        <w:t>รันการคำนวณแบบไม่ต้องพึ่งพาไลบรารีภายนอก</w:t>
-      </w:r>
-    </w:p>
-    <w:p>
-      <w:pPr>
-        <w:pStyle w:val="4"/>
-      </w:pPr>
-      <w:r>
-        <w:rPr>
-          <w:cs/>
-        </w:rPr>
-        <w:t>กำหนดเกณฑ์ตัดสินใจความมั่นใจขั้นต่ำที่</w:t>
-      </w:r>
-      <w:r>
-        <w:t xml:space="preserve"> </w:t>
-      </w:r>
-      <m:oMath>
-        <m:r>
-          <w:rPr>
-            <w:rFonts w:ascii="Cambria Math" w:hAnsi="Cambria Math"/>
-          </w:rPr>
-          <m:t>≥</m:t>
-        </m:r>
-      </m:oMath>
-      <w:r>
-        <w:t xml:space="preserve"> 0.8 </w:t>
-      </w:r>
-      <w:r>
-        <w:rPr>
-          <w:rFonts w:hint="cs"/>
-          <w:cs/>
-        </w:rPr>
-        <w:t>(ร้อยละ 80 )</w:t>
-      </w:r>
-      <w:r>
-        <w:rPr>
-          <w:cs/>
-        </w:rPr>
-        <w:t>ร่วมกับเกณฑ์กรองแรงกระแทกทางกายภาพ</w:t>
-      </w:r>
-      <w:r>
-        <w:t xml:space="preserve"> (</w:t>
-      </w:r>
-      <w:r>
-        <w:rPr>
-          <w:b/>
-          <w:bCs/>
-        </w:rPr>
-        <w:t xml:space="preserve">Physical Impact Guard </w:t>
-      </w:r>
-      <m:oMath>
-        <m:r>
-          <w:rPr>
-            <w:rFonts w:ascii="Cambria Math" w:hAnsi="Cambria Math"/>
-          </w:rPr>
-          <m:t>&gt;</m:t>
-        </m:r>
-      </m:oMath>
-      <w:r>
-        <w:t xml:space="preserve">1.8 g </w:t>
-      </w:r>
-      <w:r>
-        <w:t>)</w:t>
-      </w:r>
-    </w:p>
-    <w:p>
-      <w:pPr>
-        <w:pStyle w:val="3"/>
-      </w:pPr>
-      <w:r>
-        <w:rPr>
-          <w:cs/>
-        </w:rPr>
-        <w:t>ขอบเขตด้านการจัดการฐานข้อมูลและเว็บแอปพลิเคชัน</w:t>
-      </w:r>
-      <w:r>
-        <w:t xml:space="preserve"> (Hybrid Database &amp; Cloud Layer)</w:t>
-      </w:r>
-    </w:p>
-    <w:p>
-      <w:pPr>
-        <w:pStyle w:val="4"/>
-      </w:pPr>
-      <w:r>
-        <w:rPr>
-          <w:cs/>
-        </w:rPr>
-        <w:lastRenderedPageBreak/>
-        <w:t>ประยุกต์ใช้</w:t>
-      </w:r>
-      <w:r>
-        <w:t xml:space="preserve"> </w:t>
-      </w:r>
-      <w:r>
-        <w:rPr>
-          <w:cs/>
-        </w:rPr>
-        <w:t>กลยุทธ์ฐานข้อมูลแบบผสมผสาน (</w:t>
-      </w:r>
-      <w:r>
-        <w:t xml:space="preserve">Hybrid Database Strategy): </w:t>
-      </w:r>
-    </w:p>
-    <w:p>
-      <w:pPr>
         <w:pStyle w:val="5"/>
-        <w:numPr>
-          <w:ilvl w:val="4"/>
-          <w:numId w:val="40"/>
-        </w:numPr>
-      </w:pPr>
-      <w:r>
-        <w:rPr>
-          <w:b/>
-          <w:bCs/>
-        </w:rPr>
-        <w:t>SQL (Relational Database — MySQL/InnoDB):</w:t>
-      </w:r>
-      <w:r>
-        <w:t xml:space="preserve"> </w:t>
-      </w:r>
-      <w:r>
-        <w:rPr>
-          <w:cs/>
-        </w:rPr>
-        <w:t>จัดการข้อมูลโครงสร้างสูง</w:t>
-      </w:r>
-      <w:r>
-        <w:t xml:space="preserve"> </w:t>
-      </w:r>
-      <w:r>
-        <w:rPr>
-          <w:cs/>
-        </w:rPr>
-        <w:t>เช่น</w:t>
-      </w:r>
-      <w:r>
-        <w:t xml:space="preserve"> </w:t>
-      </w:r>
-      <w:r>
-        <w:rPr>
-          <w:cs/>
-        </w:rPr>
-        <w:t>ข้อมูลผู้ใช้</w:t>
-      </w:r>
-      <w:r>
-        <w:t xml:space="preserve">, </w:t>
-      </w:r>
-      <w:r>
-        <w:rPr>
-          <w:cs/>
-        </w:rPr>
-        <w:t>สิทธิ์การดูแล</w:t>
-      </w:r>
-      <w:r>
-        <w:t xml:space="preserve"> (Admin/User), </w:t>
-      </w:r>
-      <w:r>
-        <w:rPr>
-          <w:cs/>
-        </w:rPr>
-        <w:t>อุปกรณ์</w:t>
-      </w:r>
-      <w:r>
-        <w:t xml:space="preserve">, </w:t>
-      </w:r>
-      <w:r>
-        <w:rPr>
-          <w:cs/>
-        </w:rPr>
-        <w:t>ประวัติเหตุการณ์การล้ม</w:t>
-      </w:r>
-      <w:r>
-        <w:t xml:space="preserve">, </w:t>
-      </w:r>
-      <w:r>
-        <w:rPr>
-          <w:cs/>
-        </w:rPr>
-        <w:t>พิกัด</w:t>
-      </w:r>
-      <w:r>
-        <w:t xml:space="preserve"> GPS </w:t>
-      </w:r>
-      <w:r>
-        <w:rPr>
-          <w:cs/>
-        </w:rPr>
-        <w:t>ล่าสุด</w:t>
-      </w:r>
-      <w:r>
-        <w:t xml:space="preserve"> </w:t>
-      </w:r>
-      <w:r>
-        <w:rPr>
-          <w:cs/>
-        </w:rPr>
-        <w:t>และบันทึกการกดยืนยันการช่วยเหลือ</w:t>
-      </w:r>
-    </w:p>
-    <w:p>
-      <w:pPr>
-        <w:pStyle w:val="5"/>
-        <w:numPr>
-          <w:ilvl w:val="4"/>
-          <w:numId w:val="40"/>
-        </w:numPr>
-      </w:pPr>
-      <w:r>
-        <w:rPr>
-          <w:b/>
-          <w:bCs/>
-        </w:rPr>
-        <w:t>NoSQL / Time-Series / Document Store:</w:t>
-      </w:r>
-      <w:r>
-        <w:t xml:space="preserve"> </w:t>
-      </w:r>
-      <w:r>
-        <w:rPr>
-          <w:cs/>
-        </w:rPr>
-        <w:t>สตรีมมิ่งข้อมูลดิบเซ็นเซอร์ความถี่สูง</w:t>
-      </w:r>
-      <w:r>
-        <w:t xml:space="preserve"> 50Hz </w:t>
-      </w:r>
-      <w:r>
-        <w:rPr>
-          <w:cs/>
-        </w:rPr>
-        <w:t>บันทึกในรูปแบบ</w:t>
-      </w:r>
-      <w:r>
-        <w:t xml:space="preserve"> Time-Series CSV Documents, </w:t>
-      </w:r>
-      <w:r>
-        <w:rPr>
-          <w:cs/>
-        </w:rPr>
-        <w:t>การแลกเปลี่ยนข้อมูล</w:t>
-      </w:r>
-      <w:r>
-        <w:t xml:space="preserve"> Wi-Fi APs </w:t>
-      </w:r>
-      <w:r>
-        <w:rPr>
-          <w:cs/>
-        </w:rPr>
-        <w:t>ผ่าน</w:t>
-      </w:r>
-      <w:r>
-        <w:t xml:space="preserve"> JSON Payload, </w:t>
-      </w:r>
-      <w:r>
-        <w:rPr>
-          <w:cs/>
-        </w:rPr>
-        <w:t>และการพักคิวออฟไลน์แบบ</w:t>
-      </w:r>
-      <w:r>
-        <w:t xml:space="preserve"> Key-Value </w:t>
-      </w:r>
-      <w:r>
-        <w:rPr>
-          <w:cs/>
-        </w:rPr>
-        <w:t>บน</w:t>
-      </w:r>
-      <w:r>
-        <w:t xml:space="preserve"> NVS Flash Memory (Preferences) </w:t>
-      </w:r>
-      <w:r>
-        <w:rPr>
-          <w:cs/>
-        </w:rPr>
-        <w:t>ของชิป</w:t>
-      </w:r>
-      <w:r>
-        <w:t xml:space="preserve"> ESP32</w:t>
-      </w:r>
-    </w:p>
-    <w:p>
-      <w:pPr>
-        <w:pStyle w:val="4"/>
-      </w:pPr>
-      <w:r>
-        <w:rPr>
-          <w:cs/>
-        </w:rPr>
-        <w:t>ระบบแบ็กเอนด์พัฒนาด้วยภาษา</w:t>
-      </w:r>
-      <w:r>
-        <w:t xml:space="preserve"> PHP (RESTful API Architecture) </w:t>
-      </w:r>
-      <w:r>
-        <w:rPr>
-          <w:cs/>
-        </w:rPr>
-        <w:t>และส่วนติดต่อผู้ใช้</w:t>
-      </w:r>
-      <w:r>
-        <w:t xml:space="preserve"> (Web Dashboard) </w:t>
-      </w:r>
-      <w:r>
-        <w:rPr>
-          <w:cs/>
-        </w:rPr>
-        <w:t>รองรับการแสดงผลพิกัดแผนที่แบบตอบสนอง</w:t>
-      </w:r>
-      <w:r>
-        <w:t xml:space="preserve"> (Leaflet OpenStreetMap), </w:t>
-      </w:r>
-      <w:r>
-        <w:rPr>
-          <w:cs/>
-        </w:rPr>
-        <w:t>เสียงไซเรนแจ้งเตือนบนเว็บ</w:t>
-      </w:r>
-      <w:r>
-        <w:t xml:space="preserve">, </w:t>
-      </w:r>
-      <w:r>
-        <w:rPr>
-          <w:cs/>
-        </w:rPr>
-        <w:t>และระบบส่งแจ้งเตือนฉุกเฉินผ่าน</w:t>
-      </w:r>
-      <w:r>
-        <w:t xml:space="preserve"> </w:t>
-      </w:r>
-      <w:r>
-        <w:rPr>
-          <w:b/>
-          <w:bCs/>
-        </w:rPr>
-        <w:t>Telegram Bot API (SSL Secured)</w:t>
-      </w:r>
-    </w:p>
-    <w:p>
-      <w:pPr>
-        <w:pStyle w:val="3"/>
         <w:numPr>
           <w:ilvl w:val="0"/>
           <w:numId w:val="0"/>
         </w:numPr>
-        <w:ind w:left="398"/>
-        <w:rPr>
-          <w:rFonts w:eastAsiaTheme="majorEastAsia" w:hint="cs"/>
-          <w:cs/>
-        </w:rPr>
-      </w:pPr>
+        <w:ind w:firstLine="2381"/>
+      </w:pPr>
+      <w:r>
+        <w:rPr>
+          <w:cs/>
+        </w:rPr>
+        <w:t>กลุ่มเหตุการณ์การหกล้ม (</w:t>
+      </w:r>
+      <w:r>
+        <w:t xml:space="preserve">Fall Events) </w:t>
+      </w:r>
+      <w:r>
+        <w:rPr>
+          <w:cs/>
+        </w:rPr>
+        <w:t>การล้มไปข้างหน้า</w:t>
+      </w:r>
+      <w:r>
+        <w:t xml:space="preserve"> (Forward Fall), </w:t>
+      </w:r>
+      <w:r>
+        <w:rPr>
+          <w:cs/>
+        </w:rPr>
+        <w:t>การล้มไปข้างหลัง</w:t>
+      </w:r>
+      <w:r>
+        <w:t xml:space="preserve"> (Backward Fall), </w:t>
+      </w:r>
+      <w:r>
+        <w:rPr>
+          <w:cs/>
+        </w:rPr>
+        <w:t>การล้มตะแคงซ้าย</w:t>
+      </w:r>
+      <w:r>
+        <w:t xml:space="preserve"> (Lateral Left Fall), </w:t>
+      </w:r>
+      <w:r>
+        <w:rPr>
+          <w:cs/>
+        </w:rPr>
+        <w:t>การล้มตะแคงขวา</w:t>
+      </w:r>
+      <w:r>
+        <w:t xml:space="preserve"> (Lateral Right Fall), </w:t>
+      </w:r>
+      <w:r>
+        <w:rPr>
+          <w:cs/>
+        </w:rPr>
+        <w:t>และการล้มแนวดิ่ง/ทรุดตัว</w:t>
+      </w:r>
+      <w:r>
+        <w:t xml:space="preserve"> (Vertical Fall)</w:t>
+      </w:r>
     </w:p>
     <w:p>
       <w:pPr>
-        <w:pStyle w:val="2"/>
-      </w:pPr>
-      <w:r>
-        <w:rPr>
-          <w:cs/>
-        </w:rPr>
-        <w:t>ตัวแปรที่ศึกษ</w:t>
-      </w:r>
-      <w:r>
-        <w:rPr>
-          <w:rFonts w:hint="cs"/>
-          <w:cs/>
-        </w:rPr>
-        <w:t>า</w:t>
+        <w:pStyle w:val="5"/>
+        <w:numPr>
+          <w:ilvl w:val="0"/>
+          <w:numId w:val="0"/>
+        </w:numPr>
+        <w:ind w:firstLine="2381"/>
+      </w:pPr>
+      <w:r>
+        <w:rPr>
+          <w:cs/>
+        </w:rPr>
+        <w:t>กลุ่มกิจกรรมประจำวันปกติ (</w:t>
+      </w:r>
+      <w:r>
+        <w:t>ADL Events)</w:t>
+      </w:r>
+      <w:r>
+        <w:t xml:space="preserve"> </w:t>
+      </w:r>
+      <w:r>
+        <w:rPr>
+          <w:cs/>
+        </w:rPr>
+        <w:t>การเดินปกติ</w:t>
+      </w:r>
+      <w:r>
+        <w:t xml:space="preserve">, </w:t>
+      </w:r>
+      <w:r>
+        <w:rPr>
+          <w:cs/>
+        </w:rPr>
+        <w:t>การเดินเร็ว</w:t>
+      </w:r>
+      <w:r>
+        <w:t xml:space="preserve">, </w:t>
+      </w:r>
+      <w:r>
+        <w:rPr>
+          <w:cs/>
+        </w:rPr>
+        <w:t>การวิ่งเหยาะ</w:t>
+      </w:r>
+      <w:r>
+        <w:t xml:space="preserve">, </w:t>
+      </w:r>
+      <w:r>
+        <w:rPr>
+          <w:cs/>
+        </w:rPr>
+        <w:t>การลุก-นั่งเก้าอี้ปกติ</w:t>
+      </w:r>
+      <w:r>
+        <w:t xml:space="preserve">, </w:t>
+      </w:r>
+      <w:r>
+        <w:rPr>
+          <w:cs/>
+        </w:rPr>
+        <w:t>การนั่งกระแทกเก้าอี้เร็ว</w:t>
+      </w:r>
+      <w:r>
+        <w:t xml:space="preserve">, </w:t>
+      </w:r>
+      <w:r>
+        <w:rPr>
+          <w:cs/>
+        </w:rPr>
+        <w:t>การทิ้งตัวลงนอนบนเตียง</w:t>
+      </w:r>
+      <w:r>
+        <w:t xml:space="preserve">, </w:t>
+      </w:r>
+      <w:r>
+        <w:rPr>
+          <w:cs/>
+        </w:rPr>
+        <w:t>การเดินขึ้น-ลงบันได</w:t>
+      </w:r>
+      <w:r>
+        <w:t xml:space="preserve">, </w:t>
+      </w:r>
+      <w:r>
+        <w:rPr>
+          <w:cs/>
+        </w:rPr>
+        <w:t>การก้มเก็บของที่พื้น</w:t>
+      </w:r>
+      <w:r>
+        <w:t xml:space="preserve">, </w:t>
+      </w:r>
+      <w:r>
+        <w:rPr>
+          <w:cs/>
+        </w:rPr>
+        <w:t>และการไอ/จามขณะยืน</w:t>
       </w:r>
     </w:p>
     <w:p>
       <w:pPr>
-        <w:pStyle w:val="3"/>
-        <w:rPr>
-          <w:b/>
-          <w:bCs/>
-        </w:rPr>
-      </w:pPr>
-      <w:r>
-        <w:rPr>
-          <w:b/>
-          <w:bCs/>
-          <w:cs/>
-        </w:rPr>
-        <w:t>ตัวแปรต้น</w:t>
-      </w:r>
-      <w:r>
-        <w:rPr>
-          <w:b/>
-          <w:bCs/>
-        </w:rPr>
-        <w:t xml:space="preserve"> (Independent Variables)</w:t>
+        <w:pStyle w:val="4"/>
+      </w:pPr>
+      <w:r>
+        <w:rPr>
+          <w:cs/>
+        </w:rPr>
+        <w:t>แบบจำลองการทำเหมืองข้อมูลที่ใช้จำแนก (</w:t>
+      </w:r>
+      <w:r>
+        <w:t xml:space="preserve">Classification </w:t>
+      </w:r>
+      <w:r>
+        <w:br/>
+      </w:r>
+      <w:r>
+        <w:t>Algorithms)</w:t>
+      </w:r>
+      <w:r>
+        <w:t xml:space="preserve"> Decision Tree, k-Nearest Neighbors (k-NN), Naive Bayes, </w:t>
+      </w:r>
+      <w:r>
+        <w:rPr>
+          <w:cs/>
+        </w:rPr>
+        <w:t>และ</w:t>
+      </w:r>
+      <w:r>
+        <w:t xml:space="preserve"> Multi-Layer Perceptron (MLP)</w:t>
       </w:r>
     </w:p>
     <w:p>
       <w:pPr>
         <w:pStyle w:val="4"/>
-        <w:rPr>
-          <w:b/>
-          <w:bCs/>
-        </w:rPr>
-      </w:pPr>
-      <w:r>
-        <w:rPr>
-          <w:b/>
-          <w:bCs/>
-          <w:cs/>
-        </w:rPr>
-        <w:t>รูปแบบกิจกรรมและการเคลื่อนไหวทางชีวกลศาสตร์:</w:t>
-      </w:r>
-      <w:r>
-        <w:rPr>
-          <w:b/>
-          <w:bCs/>
-        </w:rPr>
+      </w:pPr>
+      <w:r>
+        <w:rPr>
+          <w:cs/>
+        </w:rPr>
+        <w:t>ระดับเกณฑ์ความมั่นใจในการตัดสินใจ (</w:t>
+      </w:r>
+      <w:r>
+        <w:t>Decision Threshold)</w:t>
+      </w:r>
+      <w:r>
         <w:t xml:space="preserve"> </w:t>
+      </w:r>
+      <w:r>
+        <w:rPr>
+          <w:cs/>
+        </w:rPr>
+        <w:t>ค่าเกณฑ์มาตรฐานที่ระดับ</w:t>
+      </w:r>
+      <w:r>
+        <w:t xml:space="preserve"> 0.50 </w:t>
+      </w:r>
+      <w:r>
+        <w:rPr>
+          <w:cs/>
+        </w:rPr>
+        <w:t>เปรียบเทียบกับค่าเกณฑ์ปรับปรุงที่ระดับ</w:t>
+      </w:r>
+      <w:r>
+        <w:t xml:space="preserve"> 0.80</w:t>
       </w:r>
     </w:p>
     <w:p>
       <w:pPr>
+        <w:pStyle w:val="3"/>
+        <w:jc w:val="thaiDistribute"/>
+      </w:pPr>
+      <w:r>
+        <w:rPr>
+          <w:rFonts w:hint="cs"/>
+          <w:cs/>
+        </w:rPr>
+        <w:t>ตั</w:t>
+      </w:r>
+      <w:r>
+        <w:rPr>
+          <w:cs/>
+        </w:rPr>
+        <w:t>วแปรตาม</w:t>
+      </w:r>
+      <w:r>
+        <w:t xml:space="preserve"> (Dependent Variables)</w:t>
+      </w:r>
+    </w:p>
+    <w:p>
+      <w:pPr>
+        <w:pStyle w:val="4"/>
+      </w:pPr>
+      <w:r>
+        <w:rPr>
+          <w:cs/>
+        </w:rPr>
+        <w:lastRenderedPageBreak/>
+        <w:t>ประสิทธิภาพความถูกต้องในการจำแนกประเภทของโมเดล</w:t>
+      </w:r>
+    </w:p>
+    <w:p>
+      <w:pPr>
         <w:pStyle w:val="5"/>
         <w:numPr>
-          <w:ilvl w:val="4"/>
-          <w:numId w:val="45"/>
+          <w:ilvl w:val="0"/>
+          <w:numId w:val="0"/>
         </w:numPr>
-      </w:pPr>
-      <w:r>
-        <w:rPr>
-          <w:i/>
-          <w:iCs/>
-          <w:cs/>
-        </w:rPr>
-        <w:t>กลุ่มเหตุการณ์การหกล้ม (</w:t>
-      </w:r>
-      <w:r>
-        <w:rPr>
-          <w:i/>
-          <w:iCs/>
-        </w:rPr>
-        <w:t>Fall Events):</w:t>
-      </w:r>
-      <w:r>
-        <w:t xml:space="preserve"> </w:t>
-      </w:r>
-      <w:r>
-        <w:rPr>
-          <w:cs/>
-        </w:rPr>
-        <w:t>การล้มไปข้างหน้า</w:t>
-      </w:r>
-      <w:r>
-        <w:t xml:space="preserve"> (Forward Fall), </w:t>
-      </w:r>
-      <w:r>
-        <w:rPr>
-          <w:cs/>
-        </w:rPr>
-        <w:t>การล้มไปข้างหลัง</w:t>
-      </w:r>
-      <w:r>
-        <w:t xml:space="preserve"> (Backward Fall), </w:t>
-      </w:r>
-      <w:r>
-        <w:rPr>
-          <w:cs/>
-        </w:rPr>
-        <w:t>การล้มตะแคงซ้าย</w:t>
-      </w:r>
-      <w:r>
-        <w:t xml:space="preserve"> (Lateral Left Fall), </w:t>
-      </w:r>
-      <w:r>
-        <w:rPr>
-          <w:cs/>
-        </w:rPr>
-        <w:t>การล้มตะแคงขวา</w:t>
-      </w:r>
-      <w:r>
-        <w:t xml:space="preserve"> (Lateral Right Fall), </w:t>
-      </w:r>
-      <w:r>
-        <w:rPr>
-          <w:cs/>
-        </w:rPr>
-        <w:t>และการล้มแนวดิ่ง/ทรุดตัว</w:t>
-      </w:r>
-      <w:r>
-        <w:t xml:space="preserve"> (Vertical Fall)</w:t>
+        <w:ind w:left="2381"/>
+      </w:pPr>
+      <w:r>
+        <w:rPr>
+          <w:cs/>
+        </w:rPr>
+        <w:t>ค่าความถูกต้องแม่นยำรวม</w:t>
+      </w:r>
+      <w:r>
+        <w:t xml:space="preserve"> (Accuracy)</w:t>
       </w:r>
     </w:p>
     <w:p>
       <w:pPr>
         <w:pStyle w:val="5"/>
         <w:numPr>
-          <w:ilvl w:val="4"/>
-          <w:numId w:val="45"/>
+          <w:ilvl w:val="0"/>
+          <w:numId w:val="0"/>
         </w:numPr>
-      </w:pPr>
-      <w:r>
-        <w:rPr>
-          <w:i/>
-          <w:iCs/>
-          <w:cs/>
-        </w:rPr>
-        <w:t>กลุ่มกิจกรรมประจำวันปกติ (</w:t>
-      </w:r>
-      <w:r>
-        <w:rPr>
-          <w:i/>
-          <w:iCs/>
-        </w:rPr>
-        <w:t>ADL Events):</w:t>
-      </w:r>
-      <w:r>
-        <w:t xml:space="preserve"> </w:t>
-      </w:r>
-      <w:r>
-        <w:rPr>
-          <w:cs/>
-        </w:rPr>
-        <w:t>การเดินปกติ</w:t>
-      </w:r>
-      <w:r>
-        <w:t xml:space="preserve">, </w:t>
-      </w:r>
-      <w:r>
-        <w:rPr>
-          <w:cs/>
-        </w:rPr>
-        <w:t>การเดินเร็ว</w:t>
-      </w:r>
-      <w:r>
-        <w:t xml:space="preserve">, </w:t>
-      </w:r>
-      <w:r>
-        <w:rPr>
-          <w:cs/>
-        </w:rPr>
-        <w:t>การวิ่งเหยาะ</w:t>
-      </w:r>
-      <w:r>
-        <w:t xml:space="preserve">, </w:t>
-      </w:r>
-      <w:r>
-        <w:rPr>
-          <w:cs/>
-        </w:rPr>
-        <w:t>การลุก-นั่งเก้าอี้ปกติ</w:t>
-      </w:r>
-      <w:r>
-        <w:t xml:space="preserve">, </w:t>
-      </w:r>
-      <w:r>
-        <w:rPr>
-          <w:cs/>
-        </w:rPr>
-        <w:t>การนั่งกระแทกเก้าอี้เร็ว</w:t>
-      </w:r>
-      <w:r>
-        <w:t xml:space="preserve">, </w:t>
-      </w:r>
-      <w:r>
-        <w:rPr>
-          <w:cs/>
-        </w:rPr>
-        <w:t>การทิ้งตัวลงนอนบนเตียง</w:t>
-      </w:r>
-      <w:r>
-        <w:t xml:space="preserve">, </w:t>
-      </w:r>
-      <w:r>
-        <w:rPr>
-          <w:cs/>
-        </w:rPr>
-        <w:t>การเดินขึ้น-ลงบันได</w:t>
-      </w:r>
-      <w:r>
-        <w:t xml:space="preserve">, </w:t>
-      </w:r>
-      <w:r>
-        <w:rPr>
-          <w:cs/>
-        </w:rPr>
-        <w:t>การก้มเก็บของที่พื้น</w:t>
-      </w:r>
-      <w:r>
-        <w:t xml:space="preserve">, </w:t>
-      </w:r>
-      <w:r>
-        <w:rPr>
-          <w:cs/>
-        </w:rPr>
-        <w:t>และการไอ/จามขณะยืน</w:t>
+        <w:ind w:left="2381"/>
+      </w:pPr>
+      <w:r>
+        <w:rPr>
+          <w:cs/>
+        </w:rPr>
+        <w:t>ค่าความไว</w:t>
+      </w:r>
+      <w:r>
+        <w:t xml:space="preserve"> / </w:t>
+      </w:r>
+      <w:r>
+        <w:rPr>
+          <w:cs/>
+        </w:rPr>
+        <w:t>อัตราการตรวจจับการล้มถูกต้อง</w:t>
+      </w:r>
+      <w:r>
+        <w:t xml:space="preserve"> (Sensitivity / Recall)</w:t>
       </w:r>
     </w:p>
     <w:p>
       <w:pPr>
-        <w:pStyle w:val="4"/>
-      </w:pPr>
-      <w:r>
-        <w:rPr>
-          <w:b/>
-          <w:bCs/>
-          <w:cs/>
-        </w:rPr>
-        <w:t>แบบจำลองการทำเหมืองข้อมูลที่ใช้จำแนก (</w:t>
-      </w:r>
-      <w:r>
-        <w:rPr>
-          <w:b/>
-          <w:bCs/>
-        </w:rPr>
-        <w:t>Classification Algorithms):</w:t>
-      </w:r>
-      <w:r>
-        <w:t xml:space="preserve"> Decision Tree, k-Nearest Neighbors (k-NN), Naive Bayes, </w:t>
-      </w:r>
-      <w:r>
-        <w:rPr>
-          <w:cs/>
-        </w:rPr>
-        <w:t>และ</w:t>
-      </w:r>
-      <w:r>
-        <w:t xml:space="preserve"> Multi-Layer Perceptron (MLP)</w:t>
+        <w:pStyle w:val="5"/>
+        <w:numPr>
+          <w:ilvl w:val="0"/>
+          <w:numId w:val="0"/>
+        </w:numPr>
+        <w:ind w:left="2381"/>
+      </w:pPr>
+      <w:r>
+        <w:rPr>
+          <w:cs/>
+        </w:rPr>
+        <w:t>ค่าความจำเพาะต่อกิจกรรมปกติ</w:t>
+      </w:r>
+      <w:r>
+        <w:t xml:space="preserve"> (Specificity)</w:t>
       </w:r>
     </w:p>
     <w:p>
       <w:pPr>
-        <w:pStyle w:val="4"/>
-      </w:pPr>
-      <w:r>
-        <w:rPr>
-          <w:b/>
-          <w:bCs/>
-          <w:cs/>
-        </w:rPr>
-        <w:t>ระดับเกณฑ์ความมั่นใจในการตัดสินใจ (</w:t>
-      </w:r>
-      <w:r>
-        <w:rPr>
-          <w:b/>
-          <w:bCs/>
-        </w:rPr>
-        <w:t>Decision Threshold):</w:t>
-      </w:r>
-      <w:r>
-        <w:t xml:space="preserve"> </w:t>
-      </w:r>
-      <w:r>
-        <w:rPr>
-          <w:cs/>
-        </w:rPr>
-        <w:t>ค่าเกณฑ์มาตรฐานที่ระดับ</w:t>
-      </w:r>
-      <w:r>
-        <w:t xml:space="preserve"> 0.50 </w:t>
-      </w:r>
-      <w:r>
-        <w:rPr>
-          <w:cs/>
-        </w:rPr>
-        <w:t>เปรียบเทียบกับค่าเกณฑ์ปรับปรุงที่ระดับ</w:t>
-      </w:r>
-      <w:r>
-        <w:t xml:space="preserve"> 0.80</w:t>
+        <w:pStyle w:val="5"/>
+        <w:numPr>
+          <w:ilvl w:val="0"/>
+          <w:numId w:val="0"/>
+        </w:numPr>
+        <w:ind w:left="2381"/>
+      </w:pPr>
+      <w:r>
+        <w:rPr>
+          <w:cs/>
+        </w:rPr>
+        <w:t>ค่าความแม่นยำของการแจ้งเตือน</w:t>
+      </w:r>
+      <w:r>
+        <w:t xml:space="preserve"> (Precision)</w:t>
       </w:r>
     </w:p>
     <w:p>
       <w:pPr>
-        <w:pStyle w:val="3"/>
-        <w:rPr>
-          <w:b/>
-          <w:bCs/>
-        </w:rPr>
-      </w:pPr>
-      <w:r>
-        <w:rPr>
-          <w:rFonts w:hint="cs"/>
-          <w:b/>
-          <w:bCs/>
-          <w:cs/>
-        </w:rPr>
-        <w:t>ตั</w:t>
-      </w:r>
-      <w:r>
-        <w:rPr>
-          <w:b/>
-          <w:bCs/>
-          <w:cs/>
-        </w:rPr>
-        <w:t>วแปรตาม</w:t>
-      </w:r>
-      <w:r>
-        <w:rPr>
-          <w:b/>
-          <w:bCs/>
-        </w:rPr>
-        <w:t xml:space="preserve"> (Dependent Variables)</w:t>
+        <w:pStyle w:val="5"/>
+        <w:numPr>
+          <w:ilvl w:val="0"/>
+          <w:numId w:val="0"/>
+        </w:numPr>
+        <w:ind w:left="2381"/>
+      </w:pPr>
+      <w:r>
+        <w:rPr>
+          <w:cs/>
+        </w:rPr>
+        <w:t>ค่าคะแนนฮา</w:t>
+      </w:r>
+      <w:proofErr w:type="spellStart"/>
+      <w:r>
+        <w:rPr>
+          <w:cs/>
+        </w:rPr>
+        <w:t>ร์</w:t>
+      </w:r>
+      <w:proofErr w:type="spellEnd"/>
+      <w:r>
+        <w:rPr>
+          <w:cs/>
+        </w:rPr>
+        <w:t>โม</w:t>
+      </w:r>
+      <w:proofErr w:type="spellStart"/>
+      <w:r>
+        <w:rPr>
+          <w:cs/>
+        </w:rPr>
+        <w:t>นิก</w:t>
+      </w:r>
+      <w:proofErr w:type="spellEnd"/>
+      <w:r>
+        <w:rPr>
+          <w:cs/>
+        </w:rPr>
+        <w:t>เฉลี่ย</w:t>
+      </w:r>
+      <w:r>
+        <w:t xml:space="preserve"> (F1-Score)</w:t>
       </w:r>
     </w:p>
     <w:p>
       <w:pPr>
-        <w:pStyle w:val="4"/>
-        <w:rPr>
-          <w:b/>
-          <w:bCs/>
-        </w:rPr>
-      </w:pPr>
-      <w:r>
-        <w:rPr>
-          <w:b/>
-          <w:bCs/>
-          <w:cs/>
-        </w:rPr>
-        <w:lastRenderedPageBreak/>
-        <w:t>ประสิทธิภาพความถูกต้องในการจำแนกประเภทของโมเดล:</w:t>
-      </w:r>
-      <w:r>
-        <w:rPr>
-          <w:b/>
-          <w:bCs/>
-        </w:rPr>
-        <w:t xml:space="preserve"> </w:t>
+        <w:pStyle w:val="5"/>
+        <w:numPr>
+          <w:ilvl w:val="0"/>
+          <w:numId w:val="0"/>
+        </w:numPr>
+        <w:ind w:left="2381"/>
+      </w:pPr>
+      <w:r>
+        <w:rPr>
+          <w:cs/>
+        </w:rPr>
+        <w:t>ค่าพื้นที่ใต้เส้นโค้ง</w:t>
+      </w:r>
+      <w:r>
+        <w:t xml:space="preserve"> ROC (Area Under the Curve: AUC)</w:t>
       </w:r>
     </w:p>
     <w:p>
       <w:pPr>
+        <w:pStyle w:val="4"/>
+      </w:pPr>
+      <w:r>
+        <w:rPr>
+          <w:cs/>
+        </w:rPr>
+        <w:t>ประสิทธิภาพการทำงานจริงบนฮาร์ดแวร์ไมโครคอนโทรลเลอร์ (</w:t>
+      </w:r>
+      <w:r>
+        <w:t>Edge Performance Metrics)</w:t>
+      </w:r>
+    </w:p>
+    <w:p>
+      <w:pPr>
         <w:pStyle w:val="5"/>
         <w:numPr>
-          <w:ilvl w:val="4"/>
-          <w:numId w:val="46"/>
+          <w:ilvl w:val="0"/>
+          <w:numId w:val="0"/>
         </w:numPr>
-      </w:pPr>
-      <w:r>
-        <w:rPr>
-          <w:cs/>
-        </w:rPr>
-        <w:t>ค่าความถูกต้องแม่นยำรวม</w:t>
-      </w:r>
-      <w:r>
-        <w:t xml:space="preserve"> (Accuracy)</w:t>
+        <w:ind w:firstLine="2381"/>
+      </w:pPr>
+      <w:r>
+        <w:rPr>
+          <w:cs/>
+        </w:rPr>
+        <w:t>ระยะเวลาในการทำนายผลของโมเดลบนชิป</w:t>
       </w:r>
     </w:p>
     <w:p>
       <w:pPr>
         <w:pStyle w:val="5"/>
         <w:numPr>
-          <w:ilvl w:val="4"/>
-          <w:numId w:val="46"/>
+          <w:ilvl w:val="0"/>
+          <w:numId w:val="0"/>
         </w:numPr>
-      </w:pPr>
-      <w:r>
-        <w:rPr>
-          <w:cs/>
-        </w:rPr>
-        <w:t>ค่าความไว</w:t>
-      </w:r>
-      <w:r>
-        <w:t xml:space="preserve"> / </w:t>
-      </w:r>
-      <w:r>
-        <w:rPr>
-          <w:cs/>
-        </w:rPr>
-        <w:t>อัตราการตรวจจับการล้มถูกต้อง</w:t>
-      </w:r>
-      <w:r>
-        <w:t xml:space="preserve"> (Sensitivity / Recall)</w:t>
+        <w:ind w:firstLine="2381"/>
+      </w:pPr>
+      <w:r>
+        <w:rPr>
+          <w:cs/>
+        </w:rPr>
+        <w:t>ขนาดการใช้พื้นที่หน่วยความจำของบอร์ด</w:t>
+      </w:r>
+      <w:r>
+        <w:t xml:space="preserve"> </w:t>
       </w:r>
     </w:p>
     <w:p>
       <w:pPr>
         <w:pStyle w:val="5"/>
         <w:numPr>
-          <w:ilvl w:val="4"/>
-          <w:numId w:val="46"/>
+          <w:ilvl w:val="0"/>
+          <w:numId w:val="0"/>
         </w:numPr>
-      </w:pPr>
-      <w:r>
-        <w:rPr>
-          <w:cs/>
-        </w:rPr>
-        <w:t>ค่าความจำเพาะต่อกิจกรรมปกติ</w:t>
-      </w:r>
-      <w:r>
-        <w:t xml:space="preserve"> (Specificity)</w:t>
+        <w:ind w:firstLine="2381"/>
+      </w:pPr>
+      <w:r>
+        <w:rPr>
+          <w:cs/>
+        </w:rPr>
+        <w:t>ระยะเวลาในการส่งสัญญาณแจ้งเตือนฉุกเฉินออนไลน์</w:t>
       </w:r>
     </w:p>
     <w:p>
       <w:pPr>
         <w:pStyle w:val="5"/>
         <w:numPr>
-          <w:ilvl w:val="4"/>
-          <w:numId w:val="46"/>
+          <w:ilvl w:val="0"/>
+          <w:numId w:val="0"/>
         </w:numPr>
-      </w:pPr>
-      <w:r>
-        <w:rPr>
-          <w:cs/>
-        </w:rPr>
-        <w:t>ค่าความแม่นยำของการแจ้งเตือน</w:t>
-      </w:r>
-      <w:r>
-        <w:t xml:space="preserve"> (Precision)</w:t>
+        <w:ind w:firstLine="2381"/>
+      </w:pPr>
+      <w:r>
+        <w:rPr>
+          <w:cs/>
+        </w:rPr>
+        <w:t>อัตราความสำเร็จในการแจ้งเตือนเหตุฉุกเฉินภาคสนาม</w:t>
       </w:r>
     </w:p>
     <w:p>
       <w:pPr>
         <w:pStyle w:val="5"/>
         <w:numPr>
-          <w:ilvl w:val="4"/>
-          <w:numId w:val="46"/>
+          <w:ilvl w:val="0"/>
+          <w:numId w:val="0"/>
         </w:numPr>
-      </w:pPr>
-      <w:r>
-        <w:rPr>
-          <w:cs/>
-        </w:rPr>
-        <w:t>ค่าคะแนนฮาร์โมนิกเฉลี่ย</w:t>
-      </w:r>
-      <w:r>
-        <w:t xml:space="preserve"> (F1-Score)</w:t>
+        <w:ind w:firstLine="2381"/>
+      </w:pPr>
+      <w:r>
+        <w:rPr>
+          <w:cs/>
+        </w:rPr>
+        <w:t>อัตราความถูกต้องในการระบุทิศทางการล้ม</w:t>
       </w:r>
     </w:p>
     <w:p>
       <w:pPr>
         <w:pStyle w:val="5"/>
         <w:numPr>
-          <w:ilvl w:val="4"/>
-          <w:numId w:val="46"/>
+          <w:ilvl w:val="0"/>
+          <w:numId w:val="0"/>
         </w:numPr>
-      </w:pPr>
-      <w:r>
-        <w:rPr>
-          <w:cs/>
-        </w:rPr>
-        <w:t>ค่าพื้นที่ใต้เส้นโค้ง</w:t>
-      </w:r>
-      <w:r>
-        <w:t xml:space="preserve"> ROC (Area Under the Curve: AUC)</w:t>
-      </w:r>
-    </w:p>
-    <w:p>
-      <w:pPr>
-        <w:pStyle w:val="4"/>
-        <w:rPr>
-          <w:b/>
-          <w:bCs/>
-        </w:rPr>
-      </w:pPr>
-      <w:r>
-        <w:rPr>
-          <w:b/>
-          <w:bCs/>
-          <w:cs/>
-        </w:rPr>
-        <w:t>ประสิทธิภาพการทำงานจริงบนฮาร์ดแวร์ไมโครคอนโทรลเลอร์ (</w:t>
-      </w:r>
-      <w:r>
-        <w:rPr>
-          <w:b/>
-          <w:bCs/>
-        </w:rPr>
-        <w:t xml:space="preserve">Edge Performance Metrics): </w:t>
-      </w:r>
-    </w:p>
-    <w:p>
-      <w:pPr>
-        <w:pStyle w:val="5"/>
-        <w:numPr>
-          <w:ilvl w:val="4"/>
-          <w:numId w:val="47"/>
-        </w:numPr>
-      </w:pPr>
-      <w:r>
-        <w:rPr>
-          <w:cs/>
-        </w:rPr>
-        <w:t>ระยะเวลาในการทำนายผลของโมเดลบนชิป</w:t>
-      </w:r>
-      <w:r>
-        <w:t xml:space="preserve"> (Inference Latency: </w:t>
-      </w:r>
-      <w:r>
-        <w:rPr>
-          <w:cs/>
-        </w:rPr>
-        <w:t>มิลลิวินาที)</w:t>
-      </w:r>
-    </w:p>
-    <w:p>
-      <w:pPr>
-        <w:pStyle w:val="5"/>
-        <w:numPr>
-          <w:ilvl w:val="4"/>
-          <w:numId w:val="47"/>
-        </w:numPr>
-      </w:pPr>
-      <w:r>
-        <w:rPr>
-          <w:cs/>
-        </w:rPr>
-        <w:t>ขนาดการใช้พื้นที่หน่วยความจำของบอร์ด</w:t>
-      </w:r>
-      <w:r>
-        <w:t xml:space="preserve"> (Flash Memory </w:t>
-      </w:r>
-      <w:r>
-        <w:rPr>
-          <w:cs/>
-        </w:rPr>
-        <w:t>และ</w:t>
-      </w:r>
-      <w:r>
-        <w:t xml:space="preserve"> SRAM Usage: </w:t>
-      </w:r>
-      <w:r>
-        <w:rPr>
-          <w:cs/>
-        </w:rPr>
-        <w:t>กิโลไบต์)</w:t>
-      </w:r>
-    </w:p>
-    <w:p>
-      <w:pPr>
-        <w:pStyle w:val="5"/>
-        <w:numPr>
-          <w:ilvl w:val="4"/>
-          <w:numId w:val="47"/>
-        </w:numPr>
-      </w:pPr>
-      <w:r>
-        <w:rPr>
-          <w:cs/>
-        </w:rPr>
-        <w:t>ระยะเวลาในการส่งสัญญาณแจ้งเตือนฉุกเฉินออนไลน์</w:t>
-      </w:r>
-      <w:r>
-        <w:t xml:space="preserve"> (Online Alert Latency: </w:t>
-      </w:r>
-      <w:r>
-        <w:rPr>
-          <w:cs/>
-        </w:rPr>
-        <w:t>วินาที)</w:t>
-      </w:r>
-    </w:p>
-    <w:p>
-      <w:pPr>
-        <w:pStyle w:val="5"/>
-        <w:numPr>
-          <w:ilvl w:val="4"/>
-          <w:numId w:val="47"/>
-        </w:numPr>
-      </w:pPr>
-      <w:r>
-        <w:rPr>
-          <w:cs/>
-        </w:rPr>
-        <w:t>อัตราความสำเร็จในการแจ้งเตือนเหตุฉุกเฉินภาคสนาม</w:t>
-      </w:r>
-      <w:r>
-        <w:t xml:space="preserve"> (Field Alert Success Rate: </w:t>
-      </w:r>
-      <w:r>
-        <w:rPr>
-          <w:cs/>
-        </w:rPr>
-        <w:t>ร้อยละ)</w:t>
-      </w:r>
-    </w:p>
-    <w:p>
-      <w:pPr>
-        <w:pStyle w:val="5"/>
-        <w:numPr>
-          <w:ilvl w:val="4"/>
-          <w:numId w:val="47"/>
-        </w:numPr>
-      </w:pPr>
-      <w:r>
-        <w:rPr>
-          <w:cs/>
-        </w:rPr>
-        <w:t>อัตราความถูกต้องในการระบุทิศทางการล้ม</w:t>
-      </w:r>
-      <w:r>
-        <w:t xml:space="preserve"> (Direction Classification Match Rate: </w:t>
-      </w:r>
-      <w:r>
-        <w:rPr>
-          <w:cs/>
-        </w:rPr>
-        <w:t>ร้อยละ)</w:t>
-      </w:r>
-    </w:p>
-    <w:p>
-      <w:pPr>
-        <w:pStyle w:val="5"/>
-        <w:numPr>
-          <w:ilvl w:val="4"/>
-          <w:numId w:val="47"/>
-        </w:numPr>
+        <w:ind w:firstLine="2381"/>
       </w:pPr>
       <w:r>
         <w:rPr>
           <w:cs/>
         </w:rPr>
         <w:t>ความคลาดเคลื่อนของพิกัดระบุตำแหน่งภูมิศาสตร์</w:t>
-      </w:r>
-      <w:r>
-        <w:t xml:space="preserve"> (Positioning Error Margin: </w:t>
-      </w:r>
-      <w:r>
-        <w:rPr>
-          <w:cs/>
-        </w:rPr>
-        <w:t>เมตร)</w:t>
       </w:r>
     </w:p>
     <w:p>
@@ -4488,14 +2083,13 @@
           <w:numId w:val="0"/>
         </w:numPr>
         <w:ind w:left="1419"/>
-        <w:rPr>
-          <w:rFonts w:hint="cs"/>
-        </w:rPr>
+        <w:jc w:val="thaiDistribute"/>
       </w:pPr>
     </w:p>
     <w:p>
       <w:pPr>
         <w:pStyle w:val="2"/>
+        <w:jc w:val="thaiDistribute"/>
       </w:pPr>
       <w:r>
         <w:rPr>
@@ -4507,354 +2101,125 @@
     <w:p>
       <w:pPr>
         <w:pStyle w:val="3"/>
-      </w:pPr>
-      <w:r>
-        <w:rPr>
-          <w:b/>
-          <w:bCs/>
-          <w:cs/>
-        </w:rPr>
-        <w:t>ด้านการแพทย์และสุขภาวะผู้สูงอายุ:</w:t>
-      </w:r>
-      <w:r>
-        <w:rPr>
-          <w:b/>
-          <w:bCs/>
-        </w:rPr>
-        <w:t xml:space="preserve"> </w:t>
-      </w:r>
-      <w:r>
-        <w:rPr>
-          <w:cs/>
-        </w:rPr>
-        <w:t>ได้ระบบเฝ้าระวังและตรวจจับการหกล้มอัจฉริยะที่สามารถส่งสัญญาณแจ้งเตือนพร้อมพิกัดสถานที่เกิดเหตุไปยังผู้ดูแลได้แบบเรียลไทม์</w:t>
-      </w:r>
-      <w:r>
-        <w:t xml:space="preserve"> </w:t>
-      </w:r>
-      <w:r>
-        <w:rPr>
-          <w:cs/>
-        </w:rPr>
-        <w:t>ช่วยลดระยะเวลาการนอนค้างบนพื้น</w:t>
-      </w:r>
-      <w:r>
-        <w:t xml:space="preserve"> (Long Lie) </w:t>
-      </w:r>
-      <w:r>
-        <w:rPr>
-          <w:cs/>
-        </w:rPr>
-        <w:t>ลดความรุนแรงของภาวะแทรกซ้อน</w:t>
-      </w:r>
-      <w:r>
-        <w:t xml:space="preserve"> </w:t>
-      </w:r>
-      <w:r>
-        <w:rPr>
-          <w:cs/>
-        </w:rPr>
-        <w:t>และเพิ่มโอกาสการรอดชีวิตของผู้สูงอายุ</w:t>
-      </w:r>
-      <w:r>
-        <w:t xml:space="preserve"> </w:t>
+        <w:ind w:left="0"/>
+      </w:pPr>
+      <w:r>
+        <w:rPr>
+          <w:cs/>
+        </w:rPr>
+        <w:t>ลดอัตราการบาดเจ็บและเสียชีวิตการตรวจจับการล้มได้เร็วช่วยให้ผู้สูงอายุได้รับการช่วยเหลือ ทันเวลา</w:t>
       </w:r>
     </w:p>
     <w:p>
       <w:pPr>
         <w:pStyle w:val="3"/>
-        <w:rPr>
-          <w:b/>
-          <w:bCs/>
-        </w:rPr>
-      </w:pPr>
-      <w:r>
-        <w:rPr>
-          <w:b/>
-          <w:bCs/>
-          <w:cs/>
-        </w:rPr>
-        <w:t>ด้านการคุ้มครองสิทธิและความเป็นส่วนตัว:</w:t>
-      </w:r>
-      <w:r>
-        <w:rPr>
-          <w:b/>
-          <w:bCs/>
-        </w:rPr>
-        <w:t xml:space="preserve"> </w:t>
-      </w:r>
-      <w:r>
-        <w:rPr>
-          <w:cs/>
-        </w:rPr>
-        <w:t>ได้อุปกรณ์ตรวจจับที่ทำงานด้วยการประมวลผลข้อมูลเซ็นเซอร์</w:t>
-      </w:r>
-      <w:r>
-        <w:t xml:space="preserve"> IMU </w:t>
-      </w:r>
-      <w:r>
-        <w:rPr>
-          <w:cs/>
-        </w:rPr>
-        <w:t>ที่ปราศจากการบันทึกภาพ</w:t>
-      </w:r>
-      <w:r>
-        <w:t xml:space="preserve"> </w:t>
-      </w:r>
-      <w:r>
-        <w:rPr>
-          <w:cs/>
-        </w:rPr>
-        <w:t>ทำให้สามารถสวมใส่เข้าไปในพื้นที่ส่วนตัวที่มีความเสี่ยงสูง</w:t>
-      </w:r>
-      <w:r>
-        <w:t xml:space="preserve"> </w:t>
-      </w:r>
-      <w:r>
-        <w:rPr>
-          <w:cs/>
-        </w:rPr>
-        <w:t>เช่น</w:t>
-      </w:r>
-      <w:r>
-        <w:t xml:space="preserve"> </w:t>
-      </w:r>
-      <w:r>
-        <w:rPr>
-          <w:cs/>
-        </w:rPr>
-        <w:t>ห้องน้ำและห้องนอน</w:t>
-      </w:r>
-      <w:r>
-        <w:t xml:space="preserve"> </w:t>
-      </w:r>
-      <w:r>
-        <w:rPr>
-          <w:cs/>
-        </w:rPr>
-        <w:t>ได้อย่างสนิทใจ</w:t>
-      </w:r>
-      <w:r>
-        <w:t xml:space="preserve"> 100% </w:t>
+        <w:ind w:left="0"/>
+      </w:pPr>
+      <w:r>
+        <w:rPr>
+          <w:cs/>
+        </w:rPr>
+        <w:t>ลดระยะเวลาการช่วยเหลือและภาวะแทรกซ้อนการแจ้งเตือนอัตโนมัติช่วยป้องกันการนอนอยู่ กับพื้นเป็นเวลานาน</w:t>
       </w:r>
     </w:p>
     <w:p>
       <w:pPr>
         <w:pStyle w:val="3"/>
-        <w:rPr>
-          <w:b/>
-          <w:bCs/>
-        </w:rPr>
-      </w:pPr>
-      <w:r>
-        <w:rPr>
-          <w:b/>
-          <w:bCs/>
-          <w:cs/>
-        </w:rPr>
-        <w:lastRenderedPageBreak/>
-        <w:t>ด้านเศรษฐกิจและความคุ้มค่าในการเข้าถึง:</w:t>
-      </w:r>
-      <w:r>
-        <w:rPr>
-          <w:b/>
-          <w:bCs/>
-        </w:rPr>
-        <w:t xml:space="preserve"> </w:t>
-      </w:r>
-      <w:r>
-        <w:rPr>
-          <w:cs/>
-        </w:rPr>
-        <w:t>ได้อุปกรณ์ดูแลสุขภาพต้นทุนต่ำ</w:t>
-      </w:r>
-      <w:r>
-        <w:t xml:space="preserve"> (</w:t>
-      </w:r>
-      <w:r>
-        <w:rPr>
-          <w:cs/>
-        </w:rPr>
-        <w:t>ต้นทุนฮาร์ดแวร์รวมไม่เกิน</w:t>
-      </w:r>
-      <w:r>
-        <w:t xml:space="preserve"> 1,000 </w:t>
-      </w:r>
-      <w:r>
-        <w:rPr>
-          <w:cs/>
-        </w:rPr>
-        <w:t>บาท)</w:t>
-      </w:r>
-      <w:r>
-        <w:t xml:space="preserve"> </w:t>
-      </w:r>
-      <w:r>
-        <w:rPr>
-          <w:cs/>
-        </w:rPr>
-        <w:t>ซึ่งถูกกว่าผลิตภัณฑ์ในท้องตลาดกว่า</w:t>
-      </w:r>
-      <w:r>
-        <w:t xml:space="preserve"> 10 </w:t>
-      </w:r>
-      <w:r>
-        <w:rPr>
-          <w:cs/>
-        </w:rPr>
-        <w:t>เท่า</w:t>
-      </w:r>
-      <w:r>
-        <w:t xml:space="preserve"> </w:t>
-      </w:r>
-      <w:r>
-        <w:rPr>
-          <w:cs/>
-        </w:rPr>
-        <w:t>ทำให้ครอบครัวที่มีผู้สูงอายุในทุกระดับรายได้สามารถเข้าถึงเทคโนโลยีความปลอดภัยนี้ได้จริง</w:t>
-      </w:r>
-      <w:r>
-        <w:t xml:space="preserve"> </w:t>
+        <w:ind w:left="0"/>
+      </w:pPr>
+      <w:r>
+        <w:rPr>
+          <w:cs/>
+        </w:rPr>
+        <w:t>ลดภาระของผู้ดูแลและครอบครัวระบบอัตโนมัติช่วยให้ผู้สูงอายุสามารถดำรงชีวิตอิสระได้มาก ขึ้น และสร้างความมั่นใจให้กับญาติ</w:t>
       </w:r>
     </w:p>
     <w:p>
       <w:pPr>
         <w:pStyle w:val="3"/>
-        <w:rPr>
-          <w:b/>
-          <w:bCs/>
-        </w:rPr>
-      </w:pPr>
-      <w:r>
-        <w:rPr>
-          <w:b/>
-          <w:bCs/>
-          <w:cs/>
-        </w:rPr>
-        <w:t>ด้านความครอบคลุมในการใช้งาน:</w:t>
-      </w:r>
-      <w:r>
-        <w:t xml:space="preserve"> </w:t>
-      </w:r>
-      <w:r>
-        <w:rPr>
-          <w:cs/>
-        </w:rPr>
-        <w:t>อุปกรณ์รองรับการระบุตำแหน่งทั้งกลางแจ้งผ่านดาวเทียม</w:t>
-      </w:r>
-      <w:r>
-        <w:t xml:space="preserve"> GPS </w:t>
-      </w:r>
-      <w:r>
-        <w:rPr>
-          <w:cs/>
-        </w:rPr>
-        <w:t>และภายในอาคารผ่าน</w:t>
-      </w:r>
-      <w:r>
-        <w:t xml:space="preserve"> Wi-Fi Geolocation </w:t>
-      </w:r>
-      <w:r>
-        <w:rPr>
-          <w:cs/>
-        </w:rPr>
-        <w:t>พร้อมเสียงไซเรนนำทาง</w:t>
-      </w:r>
-      <w:r>
-        <w:t xml:space="preserve"> </w:t>
-      </w:r>
-      <w:r>
-        <w:rPr>
-          <w:cs/>
-        </w:rPr>
-        <w:t>ทำให้สามารถคุ้มครองผู้สูงอายุได้อย่างไร้พรมแดนทั้งภายในบ้านและภายนอกบ้าน</w:t>
-      </w:r>
-      <w:r>
-        <w:t xml:space="preserve"> </w:t>
+        <w:ind w:left="0"/>
+      </w:pPr>
+      <w:r>
+        <w:rPr>
+          <w:cs/>
+        </w:rPr>
+        <w:t xml:space="preserve">ได้องค์ความรู้ในการประยุกต์ใช้กลยุทธ์ </w:t>
+      </w:r>
+      <w:r>
+        <w:t xml:space="preserve">Hybrid Database (SQL/Prisma </w:t>
+      </w:r>
+      <w:r>
+        <w:rPr>
+          <w:cs/>
+        </w:rPr>
+        <w:t xml:space="preserve">และ </w:t>
+      </w:r>
+      <w:r>
+        <w:t xml:space="preserve">NoSQL) </w:t>
+      </w:r>
+      <w:r>
+        <w:rPr>
+          <w:cs/>
+        </w:rPr>
+        <w:t>เพื่อจัดการข้อมูลผู้ใช้ที่มีโครงสร้าง (</w:t>
+      </w:r>
+      <w:r>
+        <w:t xml:space="preserve">User Profile) </w:t>
+      </w:r>
+      <w:r>
+        <w:rPr>
+          <w:cs/>
+        </w:rPr>
+        <w:t xml:space="preserve">และข้อมูลสถานะแบบ </w:t>
+      </w:r>
+      <w:r>
+        <w:t xml:space="preserve">Real-time (Chat Session, Device Status) </w:t>
+      </w:r>
+      <w:r>
+        <w:rPr>
+          <w:cs/>
+        </w:rPr>
+        <w:t>ได้อย่างมีประสิทธิภาพและยืดหยุ่น</w:t>
       </w:r>
     </w:p>
     <w:p>
       <w:pPr>
         <w:pStyle w:val="3"/>
-        <w:rPr>
-          <w:b/>
-          <w:bCs/>
-        </w:rPr>
-      </w:pPr>
-      <w:r>
-        <w:rPr>
-          <w:b/>
-          <w:bCs/>
-          <w:cs/>
-        </w:rPr>
-        <w:t>ด้านวิชาการและวิศวกรรมคอมพิวเตอร์:</w:t>
-      </w:r>
-      <w:r>
-        <w:rPr>
-          <w:b/>
-          <w:bCs/>
-        </w:rPr>
-        <w:t xml:space="preserve"> </w:t>
-      </w:r>
-      <w:r>
-        <w:rPr>
-          <w:cs/>
-        </w:rPr>
-        <w:t>ได้แนวทางการบูรณาการองค์ความรู้ด้าน</w:t>
-      </w:r>
-      <w:r>
-        <w:t xml:space="preserve"> Data Mining, </w:t>
-      </w:r>
-      <w:r>
-        <w:rPr>
-          <w:cs/>
-        </w:rPr>
-        <w:t>สถาปัตยกรรมชีวกลศาสตร์</w:t>
-      </w:r>
-      <w:r>
-        <w:t xml:space="preserve"> (Biomechanics) </w:t>
-      </w:r>
-      <w:r>
-        <w:rPr>
-          <w:cs/>
-        </w:rPr>
-        <w:t>และการประยุกต์ใช้เทคโนโลยีปัญญาประดิษฐ์ฝังตัวขอบ</w:t>
-      </w:r>
-      <w:r>
-        <w:t xml:space="preserve"> (TinyML / Edge AI) </w:t>
-      </w:r>
-      <w:r>
-        <w:rPr>
-          <w:cs/>
-        </w:rPr>
-        <w:t>บนระบบปฏิบัติการเวลาจริง</w:t>
-      </w:r>
-      <w:r>
-        <w:t xml:space="preserve"> (FreeRTOS) </w:t>
-      </w:r>
-      <w:r>
-        <w:rPr>
-          <w:cs/>
-        </w:rPr>
-        <w:t>ซึ่งสามารถใช้เป็นกรณีศึกษาต้นแบบสำหรับการพัฒนาระบบ</w:t>
-      </w:r>
-      <w:r>
-        <w:t xml:space="preserve"> IoT </w:t>
-      </w:r>
-      <w:r>
-        <w:rPr>
-          <w:cs/>
-        </w:rPr>
-        <w:t>ทางการแพทย์ในอนาคต</w:t>
-      </w:r>
-      <w:r>
-        <w:t>)</w:t>
+        <w:ind w:left="0"/>
+      </w:pPr>
+      <w:r>
+        <w:rPr>
+          <w:cs/>
+        </w:rPr>
+        <w:t xml:space="preserve">การพัฒนาอุปกรณ์ต้นทุนต่ำที่ใช้ </w:t>
+      </w:r>
+      <w:r>
+        <w:t xml:space="preserve">Embedded AI </w:t>
+      </w:r>
+      <w:r>
+        <w:rPr>
+          <w:cs/>
+        </w:rPr>
+        <w:t>ซึ่งสามารถผลิตและขยายผลเป็นผลิตภัณฑ์เชิงพาณิชย์ในประเทศได้จริง เพื่อตอบโจทย์สังคมสูงวัย</w:t>
+      </w:r>
+    </w:p>
+    <w:p>
+      <w:pPr>
+        <w:pStyle w:val="3"/>
+        <w:ind w:left="0"/>
+      </w:pPr>
+      <w:r>
+        <w:rPr>
+          <w:cs/>
+        </w:rPr>
+        <w:t>ช่วยลดค่าใช้จ่ายทางด้านการรักษาพยาบาลฉุกเฉินและลดภาระของระบบสาธารณสุขโดยรวม</w:t>
       </w:r>
     </w:p>
     <w:p/>
     <w:p>
       <w:pPr>
         <w:pStyle w:val="2"/>
+        <w:jc w:val="thaiDistribute"/>
       </w:pPr>
       <w:r>
         <w:rPr>
@@ -4866,13 +2231,16 @@
     <w:p>
       <w:pPr>
         <w:pStyle w:val="3"/>
-      </w:pPr>
-      <w:r>
-        <w:rPr>
-          <w:b/>
-          <w:bCs/>
-        </w:rPr>
-        <w:t>TinyML (Tiny Machine Learning):</w:t>
+        <w:ind w:left="0"/>
+        <w:jc w:val="thaiDistribute"/>
+      </w:pPr>
+      <w:proofErr w:type="spellStart"/>
+      <w:r>
+        <w:t>TinyML</w:t>
+      </w:r>
+      <w:proofErr w:type="spellEnd"/>
+      <w:r>
+        <w:t xml:space="preserve"> (Tiny Machine Learning)</w:t>
       </w:r>
       <w:r>
         <w:t xml:space="preserve"> </w:t>
@@ -4899,7 +2267,14 @@
         <w:rPr>
           <w:cs/>
         </w:rPr>
-        <w:t>มาประมวลผลและทำนายผลบนชิปไมโครคอนโทรลเลอร์ที่มีหน่วยประมวลผลและหน่วยความจำจำกัดในระดับกิโลไบต์หรือเมกะไบต์ได้โดยตรงแบบ</w:t>
+        <w:t>มา</w:t>
+      </w:r>
+      <w:r>
+        <w:rPr>
+          <w:cs/>
+        </w:rPr>
+        <w:lastRenderedPageBreak/>
+        <w:t>ประมวลผลและทำนายผลบนชิปไมโครคอนโทรลเลอร์ที่มีหน่วยประมวลผลและหน่วยความจำจำกัดในระดับกิโลไบต์หรือเมกะไบต์ได้โดยตรงแบบ</w:t>
       </w:r>
       <w:r>
         <w:t xml:space="preserve"> On-Device</w:t>
@@ -4908,13 +2283,11 @@
     <w:p>
       <w:pPr>
         <w:pStyle w:val="3"/>
-      </w:pPr>
-      <w:r>
-        <w:rPr>
-          <w:b/>
-          <w:bCs/>
-        </w:rPr>
-        <w:t>IMU (Inertial Measurement Unit):</w:t>
+        <w:ind w:left="0"/>
+        <w:jc w:val="thaiDistribute"/>
+      </w:pPr>
+      <w:r>
+        <w:t>IMU (Inertial Measurement Unit)</w:t>
       </w:r>
       <w:r>
         <w:t xml:space="preserve"> </w:t>
@@ -5170,13 +2543,11 @@
     <w:p>
       <w:pPr>
         <w:pStyle w:val="3"/>
-      </w:pPr>
-      <w:r>
-        <w:rPr>
-          <w:b/>
-          <w:bCs/>
-        </w:rPr>
-        <w:t>MLP (Multi-Layer Perceptron):</w:t>
+        <w:ind w:left="0"/>
+        <w:jc w:val="thaiDistribute"/>
+      </w:pPr>
+      <w:r>
+        <w:t>MLP (Multi-Layer Perceptron)</w:t>
       </w:r>
       <w:r>
         <w:t xml:space="preserve"> </w:t>
@@ -5254,13 +2625,11 @@
     <w:p>
       <w:pPr>
         <w:pStyle w:val="3"/>
-      </w:pPr>
-      <w:r>
-        <w:rPr>
-          <w:b/>
-          <w:bCs/>
-        </w:rPr>
-        <w:t>ADL (Activities of Daily Living):</w:t>
+        <w:ind w:left="0"/>
+        <w:jc w:val="thaiDistribute"/>
+      </w:pPr>
+      <w:r>
+        <w:t>ADL (Activities of Daily Living)</w:t>
       </w:r>
       <w:r>
         <w:t xml:space="preserve"> </w:t>
@@ -5365,13 +2734,11 @@
     <w:p>
       <w:pPr>
         <w:pStyle w:val="3"/>
-      </w:pPr>
-      <w:r>
-        <w:rPr>
-          <w:b/>
-          <w:bCs/>
-        </w:rPr>
-        <w:t>Freefall Ratio:</w:t>
+        <w:ind w:left="0"/>
+        <w:jc w:val="thaiDistribute"/>
+      </w:pPr>
+      <w:r>
+        <w:t>Freefall Ratio</w:t>
       </w:r>
       <w:r>
         <w:t xml:space="preserve"> </w:t>
@@ -5398,13 +2765,11 @@
     <w:p>
       <w:pPr>
         <w:pStyle w:val="3"/>
-      </w:pPr>
-      <w:r>
-        <w:rPr>
-          <w:b/>
-          <w:bCs/>
-        </w:rPr>
-        <w:t>Impact Ratio:</w:t>
+        <w:ind w:left="0"/>
+        <w:jc w:val="thaiDistribute"/>
+      </w:pPr>
+      <w:r>
+        <w:t>Impact Ratio</w:t>
       </w:r>
       <w:r>
         <w:t xml:space="preserve"> </w:t>
@@ -5438,14 +2803,11 @@
     <w:p>
       <w:pPr>
         <w:pStyle w:val="3"/>
-      </w:pPr>
-      <w:r>
-        <w:rPr>
-          <w:b/>
-          <w:bCs/>
-        </w:rPr>
-        <w:lastRenderedPageBreak/>
-        <w:t>Jerk:</w:t>
+        <w:ind w:left="0"/>
+        <w:jc w:val="thaiDistribute"/>
+      </w:pPr>
+      <w:r>
+        <w:t>Jerk</w:t>
       </w:r>
       <w:r>
         <w:t xml:space="preserve"> </w:t>
@@ -5517,13 +2879,11 @@
     <w:p>
       <w:pPr>
         <w:pStyle w:val="3"/>
-      </w:pPr>
-      <w:r>
-        <w:rPr>
-          <w:b/>
-          <w:bCs/>
-        </w:rPr>
-        <w:t>Inference Latency:</w:t>
+        <w:ind w:left="0"/>
+        <w:jc w:val="thaiDistribute"/>
+      </w:pPr>
+      <w:r>
+        <w:t>Inference Latency</w:t>
       </w:r>
       <w:r>
         <w:t xml:space="preserve"> </w:t>
@@ -5571,19 +2931,25 @@
         <w:t>มีหน่วยเป็นมิลลิวินาที</w:t>
       </w:r>
       <w:r>
-        <w:t xml:space="preserve"> (ms)</w:t>
+        <w:t xml:space="preserve"> (</w:t>
+      </w:r>
+      <w:proofErr w:type="spellStart"/>
+      <w:r>
+        <w:t>ms</w:t>
+      </w:r>
+      <w:proofErr w:type="spellEnd"/>
+      <w:r>
+        <w:t>)</w:t>
       </w:r>
     </w:p>
     <w:p>
       <w:pPr>
         <w:pStyle w:val="3"/>
-      </w:pPr>
-      <w:r>
-        <w:rPr>
-          <w:b/>
-          <w:bCs/>
-        </w:rPr>
-        <w:t>Hybrid Database Strategy:</w:t>
+        <w:ind w:left="0"/>
+        <w:jc w:val="thaiDistribute"/>
+      </w:pPr>
+      <w:r>
+        <w:t>Hybrid Database Strategy</w:t>
       </w:r>
       <w:r>
         <w:t xml:space="preserve"> </w:t>
@@ -5643,16 +3009,11 @@
     <w:p>
       <w:pPr>
         <w:pStyle w:val="3"/>
-      </w:pPr>
-      <w:r>
-        <w:rPr>
-          <w:b/>
-          <w:bCs/>
-        </w:rPr>
-        <w:t>Acoustic Beacon:</w:t>
-      </w:r>
-      <w:r>
-        <w:t xml:space="preserve"> </w:t>
+        <w:ind w:left="0"/>
+        <w:jc w:val="thaiDistribute"/>
+      </w:pPr>
+      <w:r>
+        <w:t xml:space="preserve">Acoustic Beacon </w:t>
       </w:r>
       <w:r>
         <w:rPr>
@@ -5709,13 +3070,12 @@
     <w:p>
       <w:pPr>
         <w:pStyle w:val="3"/>
-      </w:pPr>
-      <w:r>
-        <w:rPr>
-          <w:b/>
-          <w:bCs/>
-        </w:rPr>
-        <w:t>Alarm Fatigue:</w:t>
+        <w:ind w:left="0"/>
+        <w:jc w:val="thaiDistribute"/>
+      </w:pPr>
+      <w:r>
+        <w:lastRenderedPageBreak/>
+        <w:t>Alarm Fatigue</w:t>
       </w:r>
       <w:r>
         <w:t xml:space="preserve"> </w:t>
@@ -5780,23 +3140,17 @@
           <w:numId w:val="0"/>
         </w:numPr>
         <w:ind w:left="1419"/>
-        <w:rPr>
-          <w:rFonts w:hint="cs"/>
-        </w:rPr>
+        <w:jc w:val="thaiDistribute"/>
       </w:pPr>
     </w:p>
-    <w:p>
-      <w:pPr>
-        <w:rPr>
-          <w:rFonts w:hint="cs"/>
-        </w:rPr>
-      </w:pPr>
-    </w:p>
+    <w:p/>
     <w:sectPr>
       <w:headerReference w:type="default" r:id="rId11"/>
       <w:pgSz w:w="11906" w:h="16838" w:code="9"/>
       <w:pgMar w:top="2160" w:right="1440" w:bottom="1440" w:left="2160" w:header="1440" w:footer="709" w:gutter="0"/>
+      <w:pgNumType w:start="1"/>
       <w:cols w:space="708"/>
+      <w:titlePg/>
       <w:docGrid w:linePitch="435"/>
     </w:sectPr>
   </w:body>
@@ -10708,6 +8062,92 @@
     </w:lvl>
   </w:abstractNum>
   <w:abstractNum w:abstractNumId="36" w15:restartNumberingAfterBreak="0">
+    <w:nsid w:val="75BE53FE"/>
+    <w:multiLevelType w:val="hybridMultilevel"/>
+    <w:tmpl w:val="043256D8"/>
+    <w:lvl w:ilvl="0" w:tplc="0409000F">
+      <w:start w:val="1"/>
+      <w:numFmt w:val="decimal"/>
+      <w:lvlText w:val="%1."/>
+      <w:lvlJc w:val="left"/>
+      <w:pPr>
+        <w:ind w:left="720" w:hanging="360"/>
+      </w:pPr>
+    </w:lvl>
+    <w:lvl w:ilvl="1" w:tplc="04090019" w:tentative="1">
+      <w:start w:val="1"/>
+      <w:numFmt w:val="lowerLetter"/>
+      <w:lvlText w:val="%2."/>
+      <w:lvlJc w:val="left"/>
+      <w:pPr>
+        <w:ind w:left="1440" w:hanging="360"/>
+      </w:pPr>
+    </w:lvl>
+    <w:lvl w:ilvl="2" w:tplc="0409001B" w:tentative="1">
+      <w:start w:val="1"/>
+      <w:numFmt w:val="lowerRoman"/>
+      <w:lvlText w:val="%3."/>
+      <w:lvlJc w:val="right"/>
+      <w:pPr>
+        <w:ind w:left="2160" w:hanging="180"/>
+      </w:pPr>
+    </w:lvl>
+    <w:lvl w:ilvl="3" w:tplc="0409000F" w:tentative="1">
+      <w:start w:val="1"/>
+      <w:numFmt w:val="decimal"/>
+      <w:lvlText w:val="%4."/>
+      <w:lvlJc w:val="left"/>
+      <w:pPr>
+        <w:ind w:left="2880" w:hanging="360"/>
+      </w:pPr>
+    </w:lvl>
+    <w:lvl w:ilvl="4" w:tplc="04090019" w:tentative="1">
+      <w:start w:val="1"/>
+      <w:numFmt w:val="lowerLetter"/>
+      <w:lvlText w:val="%5."/>
+      <w:lvlJc w:val="left"/>
+      <w:pPr>
+        <w:ind w:left="3600" w:hanging="360"/>
+      </w:pPr>
+    </w:lvl>
+    <w:lvl w:ilvl="5" w:tplc="0409001B" w:tentative="1">
+      <w:start w:val="1"/>
+      <w:numFmt w:val="lowerRoman"/>
+      <w:lvlText w:val="%6."/>
+      <w:lvlJc w:val="right"/>
+      <w:pPr>
+        <w:ind w:left="4320" w:hanging="180"/>
+      </w:pPr>
+    </w:lvl>
+    <w:lvl w:ilvl="6" w:tplc="0409000F" w:tentative="1">
+      <w:start w:val="1"/>
+      <w:numFmt w:val="decimal"/>
+      <w:lvlText w:val="%7."/>
+      <w:lvlJc w:val="left"/>
+      <w:pPr>
+        <w:ind w:left="5040" w:hanging="360"/>
+      </w:pPr>
+    </w:lvl>
+    <w:lvl w:ilvl="7" w:tplc="04090019" w:tentative="1">
+      <w:start w:val="1"/>
+      <w:numFmt w:val="lowerLetter"/>
+      <w:lvlText w:val="%8."/>
+      <w:lvlJc w:val="left"/>
+      <w:pPr>
+        <w:ind w:left="5760" w:hanging="360"/>
+      </w:pPr>
+    </w:lvl>
+    <w:lvl w:ilvl="8" w:tplc="0409001B" w:tentative="1">
+      <w:start w:val="1"/>
+      <w:numFmt w:val="lowerRoman"/>
+      <w:lvlText w:val="%9."/>
+      <w:lvlJc w:val="right"/>
+      <w:pPr>
+        <w:ind w:left="6480" w:hanging="180"/>
+      </w:pPr>
+    </w:lvl>
+  </w:abstractNum>
+  <w:abstractNum w:abstractNumId="37" w15:restartNumberingAfterBreak="0">
     <w:nsid w:val="774F7416"/>
     <w:multiLevelType w:val="hybridMultilevel"/>
     <w:tmpl w:val="6F9E811C"/>
@@ -10793,7 +8233,7 @@
       </w:pPr>
     </w:lvl>
   </w:abstractNum>
-  <w:abstractNum w:abstractNumId="37" w15:restartNumberingAfterBreak="0">
+  <w:abstractNum w:abstractNumId="38" w15:restartNumberingAfterBreak="0">
     <w:nsid w:val="78302C61"/>
     <w:multiLevelType w:val="multilevel"/>
     <w:tmpl w:val="6B52C16E"/>
@@ -10943,7 +8383,7 @@
       </w:rPr>
     </w:lvl>
   </w:abstractNum>
-  <w:abstractNum w:abstractNumId="38" w15:restartNumberingAfterBreak="0">
+  <w:abstractNum w:abstractNumId="39" w15:restartNumberingAfterBreak="0">
     <w:nsid w:val="789B1E53"/>
     <w:multiLevelType w:val="hybridMultilevel"/>
     <w:tmpl w:val="48BCC85E"/>
@@ -11029,7 +8469,7 @@
       </w:pPr>
     </w:lvl>
   </w:abstractNum>
-  <w:abstractNum w:abstractNumId="39" w15:restartNumberingAfterBreak="0">
+  <w:abstractNum w:abstractNumId="40" w15:restartNumberingAfterBreak="0">
     <w:nsid w:val="7A5553B1"/>
     <w:multiLevelType w:val="multilevel"/>
     <w:tmpl w:val="060C4246"/>
@@ -11146,7 +8586,7 @@
       </w:pPr>
     </w:lvl>
   </w:abstractNum>
-  <w:abstractNum w:abstractNumId="40" w15:restartNumberingAfterBreak="0">
+  <w:abstractNum w:abstractNumId="41" w15:restartNumberingAfterBreak="0">
     <w:nsid w:val="7AB826ED"/>
     <w:multiLevelType w:val="multilevel"/>
     <w:tmpl w:val="14CE8E80"/>
@@ -11289,7 +8729,7 @@
       </w:rPr>
     </w:lvl>
   </w:abstractNum>
-  <w:abstractNum w:abstractNumId="41" w15:restartNumberingAfterBreak="0">
+  <w:abstractNum w:abstractNumId="42" w15:restartNumberingAfterBreak="0">
     <w:nsid w:val="7B721426"/>
     <w:multiLevelType w:val="multilevel"/>
     <w:tmpl w:val="5CCA3A24"/>
@@ -12194,7 +9634,7 @@
     </w:lvlOverride>
   </w:num>
   <w:num w:numId="9" w16cid:durableId="96872520">
-    <w:abstractNumId w:val="37"/>
+    <w:abstractNumId w:val="38"/>
   </w:num>
   <w:num w:numId="10" w16cid:durableId="623925038">
     <w:abstractNumId w:val="35"/>
@@ -12206,19 +9646,19 @@
     <w:abstractNumId w:val="2"/>
   </w:num>
   <w:num w:numId="13" w16cid:durableId="902642040">
+    <w:abstractNumId w:val="42"/>
+  </w:num>
+  <w:num w:numId="14" w16cid:durableId="58020138">
     <w:abstractNumId w:val="41"/>
   </w:num>
-  <w:num w:numId="14" w16cid:durableId="58020138">
-    <w:abstractNumId w:val="40"/>
-  </w:num>
   <w:num w:numId="15" w16cid:durableId="322201182">
-    <w:abstractNumId w:val="38"/>
+    <w:abstractNumId w:val="39"/>
   </w:num>
   <w:num w:numId="16" w16cid:durableId="60368449">
     <w:abstractNumId w:val="31"/>
   </w:num>
   <w:num w:numId="17" w16cid:durableId="913735337">
-    <w:abstractNumId w:val="36"/>
+    <w:abstractNumId w:val="37"/>
   </w:num>
   <w:num w:numId="18" w16cid:durableId="200360830">
     <w:abstractNumId w:val="7"/>
@@ -12290,7 +9730,7 @@
     <w:abstractNumId w:val="30"/>
   </w:num>
   <w:num w:numId="41" w16cid:durableId="1946307373">
-    <w:abstractNumId w:val="39"/>
+    <w:abstractNumId w:val="40"/>
   </w:num>
   <w:num w:numId="42" w16cid:durableId="1378505598">
     <w:abstractNumId w:val="14"/>
@@ -12312,6 +9752,9 @@
   </w:num>
   <w:num w:numId="48" w16cid:durableId="1159737470">
     <w:abstractNumId w:val="22"/>
+  </w:num>
+  <w:num w:numId="49" w16cid:durableId="106508210">
+    <w:abstractNumId w:val="36"/>
   </w:num>
 </w:numbering>
 </file>
@@ -12850,6 +10293,7 @@
   <w:style w:type="character" w:default="1" w:styleId="a0">
     <w:name w:val="Default Paragraph Font"/>
     <w:uiPriority w:val="1"/>
+    <w:semiHidden/>
     <w:unhideWhenUsed/>
   </w:style>
   <w:style w:type="table" w:default="1" w:styleId="a1">
@@ -13172,7 +10616,6 @@
     <w:name w:val="Normal (Web)"/>
     <w:basedOn w:val="a"/>
     <w:uiPriority w:val="99"/>
-    <w:semiHidden/>
     <w:unhideWhenUsed/>
     <w:rsid w:val="00B16621"/>
     <w:rPr>
@@ -13490,30 +10933,6 @@
 </file>
 
 <file path=customXml/item1.xml><?xml version="1.0" encoding="utf-8"?>
-<p:properties xmlns:p="http://schemas.microsoft.com/office/2006/metadata/properties" xmlns:xsi="http://www.w3.org/2001/XMLSchema-instance" xmlns:pc="http://schemas.microsoft.com/office/infopath/2007/PartnerControls">
-  <documentManagement>
-    <lcf76f155ced4ddcb4097134ff3c332f xmlns="413aea6a-afdb-4d88-b833-b2462709287e">
-      <Terms xmlns="http://schemas.microsoft.com/office/infopath/2007/PartnerControls"/>
-    </lcf76f155ced4ddcb4097134ff3c332f>
-    <TaxCatchAll xmlns="eb0c45c8-85b6-4e00-a5af-15633ec3585f" xsi:nil="true"/>
-  </documentManagement>
-</p:properties>
-</file>
-
-<file path=customXml/item2.xml><?xml version="1.0" encoding="utf-8"?>
-<b:Sources xmlns:b="http://schemas.openxmlformats.org/officeDocument/2006/bibliography" xmlns="http://schemas.openxmlformats.org/officeDocument/2006/bibliography" SelectedStyle="\APASixthEditionOfficeOnline.xsl" StyleName="APA" Version="6"/>
-</file>
-
-<file path=customXml/item3.xml><?xml version="1.0" encoding="utf-8"?>
-<?mso-contentType ?>
-<FormTemplates xmlns="http://schemas.microsoft.com/sharepoint/v3/contenttype/forms">
-  <Display>DocumentLibraryForm</Display>
-  <Edit>DocumentLibraryForm</Edit>
-  <New>DocumentLibraryForm</New>
-</FormTemplates>
-</file>
-
-<file path=customXml/item4.xml><?xml version="1.0" encoding="utf-8"?>
 <ct:contentTypeSchema xmlns:ct="http://schemas.microsoft.com/office/2006/metadata/contentType" xmlns:ma="http://schemas.microsoft.com/office/2006/metadata/properties/metaAttributes" ct:_="" ma:_="" ma:contentTypeName="เอกสาร" ma:contentTypeID="0x010100DAC155C35F05244586AE9DD67D12075F" ma:contentTypeVersion="13" ma:contentTypeDescription="สร้างเอกสารใหม่" ma:contentTypeScope="" ma:versionID="54e11294f0c405c161b352230a48684d">
   <xsd:schema xmlns:xsd="http://www.w3.org/2001/XMLSchema" xmlns:xs="http://www.w3.org/2001/XMLSchema" xmlns:p="http://schemas.microsoft.com/office/2006/metadata/properties" xmlns:ns2="413aea6a-afdb-4d88-b833-b2462709287e" xmlns:ns3="eb0c45c8-85b6-4e00-a5af-15633ec3585f" targetNamespace="http://schemas.microsoft.com/office/2006/metadata/properties" ma:root="true" ma:fieldsID="90a374b9dd6cb4ff088a5ff4708810e2" ns2:_="" ns3:_="">
     <xsd:import namespace="413aea6a-afdb-4d88-b833-b2462709287e"/>
@@ -13736,34 +11155,31 @@
 </ct:contentTypeSchema>
 </file>
 
-<file path=customXml/itemProps1.xml><?xml version="1.0" encoding="utf-8"?>
-<ds:datastoreItem xmlns:ds="http://schemas.openxmlformats.org/officeDocument/2006/customXml" ds:itemID="{E5344071-A691-4AB8-AD87-2E248E9D13D6}">
-  <ds:schemaRefs>
-    <ds:schemaRef ds:uri="http://schemas.microsoft.com/office/2006/metadata/properties"/>
-    <ds:schemaRef ds:uri="http://schemas.microsoft.com/office/infopath/2007/PartnerControls"/>
-    <ds:schemaRef ds:uri="413aea6a-afdb-4d88-b833-b2462709287e"/>
-    <ds:schemaRef ds:uri="eb0c45c8-85b6-4e00-a5af-15633ec3585f"/>
-  </ds:schemaRefs>
-</ds:datastoreItem>
+<file path=customXml/item2.xml><?xml version="1.0" encoding="utf-8"?>
+<p:properties xmlns:p="http://schemas.microsoft.com/office/2006/metadata/properties" xmlns:xsi="http://www.w3.org/2001/XMLSchema-instance" xmlns:pc="http://schemas.microsoft.com/office/infopath/2007/PartnerControls">
+  <documentManagement>
+    <lcf76f155ced4ddcb4097134ff3c332f xmlns="413aea6a-afdb-4d88-b833-b2462709287e">
+      <Terms xmlns="http://schemas.microsoft.com/office/infopath/2007/PartnerControls"/>
+    </lcf76f155ced4ddcb4097134ff3c332f>
+    <TaxCatchAll xmlns="eb0c45c8-85b6-4e00-a5af-15633ec3585f" xsi:nil="true"/>
+  </documentManagement>
+</p:properties>
 </file>
 
-<file path=customXml/itemProps2.xml><?xml version="1.0" encoding="utf-8"?>
-<ds:datastoreItem xmlns:ds="http://schemas.openxmlformats.org/officeDocument/2006/customXml" ds:itemID="{9002FAC4-C49F-4217-BB40-7D243D2227E7}">
-  <ds:schemaRefs>
-    <ds:schemaRef ds:uri="http://schemas.openxmlformats.org/officeDocument/2006/bibliography"/>
-  </ds:schemaRefs>
-</ds:datastoreItem>
+<file path=customXml/item3.xml><?xml version="1.0" encoding="utf-8"?>
+<b:Sources xmlns:b="http://schemas.openxmlformats.org/officeDocument/2006/bibliography" xmlns="http://schemas.openxmlformats.org/officeDocument/2006/bibliography" SelectedStyle="\APASixthEditionOfficeOnline.xsl" StyleName="APA" Version="6"/>
 </file>
 
-<file path=customXml/itemProps3.xml><?xml version="1.0" encoding="utf-8"?>
-<ds:datastoreItem xmlns:ds="http://schemas.openxmlformats.org/officeDocument/2006/customXml" ds:itemID="{93A40336-4B0D-44D1-900C-9B236DA8364C}">
-  <ds:schemaRefs>
-    <ds:schemaRef ds:uri="http://schemas.microsoft.com/sharepoint/v3/contenttype/forms"/>
-  </ds:schemaRefs>
-</ds:datastoreItem>
+<file path=customXml/item4.xml><?xml version="1.0" encoding="utf-8"?>
+<?mso-contentType ?>
+<FormTemplates xmlns="http://schemas.microsoft.com/sharepoint/v3/contenttype/forms">
+  <Display>DocumentLibraryForm</Display>
+  <Edit>DocumentLibraryForm</Edit>
+  <New>DocumentLibraryForm</New>
+</FormTemplates>
 </file>
 
-<file path=customXml/itemProps4.xml><?xml version="1.0" encoding="utf-8"?>
+<file path=customXml/itemProps1.xml><?xml version="1.0" encoding="utf-8"?>
 <ds:datastoreItem xmlns:ds="http://schemas.openxmlformats.org/officeDocument/2006/customXml" ds:itemID="{A148A640-0B89-46D6-BD6D-3EAA6B40DE7C}">
   <ds:schemaRefs>
     <ds:schemaRef ds:uri="http://schemas.microsoft.com/office/2006/metadata/contentType"/>
@@ -13780,4 +11196,31 @@
     <ds:schemaRef ds:uri="http://schemas.microsoft.com/internal/obd"/>
   </ds:schemaRefs>
 </ds:datastoreItem>
+</file>
+
+<file path=customXml/itemProps2.xml><?xml version="1.0" encoding="utf-8"?>
+<ds:datastoreItem xmlns:ds="http://schemas.openxmlformats.org/officeDocument/2006/customXml" ds:itemID="{E5344071-A691-4AB8-AD87-2E248E9D13D6}">
+  <ds:schemaRefs>
+    <ds:schemaRef ds:uri="http://schemas.microsoft.com/office/2006/metadata/properties"/>
+    <ds:schemaRef ds:uri="http://schemas.microsoft.com/office/infopath/2007/PartnerControls"/>
+    <ds:schemaRef ds:uri="413aea6a-afdb-4d88-b833-b2462709287e"/>
+    <ds:schemaRef ds:uri="eb0c45c8-85b6-4e00-a5af-15633ec3585f"/>
+  </ds:schemaRefs>
+</ds:datastoreItem>
+</file>
+
+<file path=customXml/itemProps3.xml><?xml version="1.0" encoding="utf-8"?>
+<ds:datastoreItem xmlns:ds="http://schemas.openxmlformats.org/officeDocument/2006/customXml" ds:itemID="{9002FAC4-C49F-4217-BB40-7D243D2227E7}">
+  <ds:schemaRefs>
+    <ds:schemaRef ds:uri="http://schemas.openxmlformats.org/officeDocument/2006/bibliography"/>
+  </ds:schemaRefs>
+</ds:datastoreItem>
+</file>
+
+<file path=customXml/itemProps4.xml><?xml version="1.0" encoding="utf-8"?>
+<ds:datastoreItem xmlns:ds="http://schemas.openxmlformats.org/officeDocument/2006/customXml" ds:itemID="{93A40336-4B0D-44D1-900C-9B236DA8364C}">
+  <ds:schemaRefs>
+    <ds:schemaRef ds:uri="http://schemas.microsoft.com/sharepoint/v3/contenttype/forms"/>
+  </ds:schemaRefs>
+</ds:datastoreItem>
 </file>